--- a/DOCX/Fontanille 2008 SOMA y SEMA.docx
+++ b/DOCX/Fontanille 2008 SOMA y SEMA.docx
@@ -14,15 +14,15 @@
       </w:r>
       <w:r>
         <w:rPr>
-          <w:iCs/>
-          <w:i/>
+          <w:i/>
+          <w:iCs/>
         </w:rPr>
         <w:t xml:space="preserve">Soma y sema. Figuras semióticas del cuerpo.</w:t>
       </w:r>
       <w:r>
         <w:rPr>
-          <w:iCs/>
-          <w:i/>
+          <w:i/>
+          <w:iCs/>
         </w:rPr>
         <w:t xml:space="preserve"> </w:t>
       </w:r>
@@ -77,15 +77,15 @@
       </w:r>
       <w:r>
         <w:rPr>
-          <w:iCs/>
-          <w:i/>
+          <w:i/>
+          <w:iCs/>
         </w:rPr>
         <w:t xml:space="preserve">Soma y sema. Figuras semióticas del cuerpo.</w:t>
       </w:r>
       <w:r>
         <w:rPr>
-          <w:iCs/>
-          <w:i/>
+          <w:i/>
+          <w:iCs/>
         </w:rPr>
         <w:t xml:space="preserve"> </w:t>
       </w:r>
@@ -127,8 +127,8 @@
       </w:r>
       <w:r>
         <w:rPr>
-          <w:iCs/>
-          <w:i/>
+          <w:i/>
+          <w:iCs/>
         </w:rPr>
         <w:t xml:space="preserve">estesis</w:t>
       </w:r>
@@ -154,15 +154,15 @@
       </w:r>
       <w:r>
         <w:rPr>
-          <w:iCs/>
-          <w:i/>
+          <w:i/>
+          <w:iCs/>
         </w:rPr>
         <w:t xml:space="preserve">Soma y sema. Figuras semióticas del cuerpo.</w:t>
       </w:r>
       <w:r>
         <w:rPr>
-          <w:iCs/>
-          <w:i/>
+          <w:i/>
+          <w:iCs/>
         </w:rPr>
         <w:t xml:space="preserve"> </w:t>
       </w:r>
@@ -193,8 +193,8 @@
       </w:r>
       <w:r>
         <w:rPr>
-          <w:iCs/>
-          <w:i/>
+          <w:i/>
+          <w:iCs/>
         </w:rPr>
         <w:t xml:space="preserve">semiosis.</w:t>
       </w:r>
@@ -205,8 +205,8 @@
       </w:pPr>
       <w:r>
         <w:rPr>
-          <w:iCs/>
-          <w:i/>
+          <w:i/>
+          <w:iCs/>
         </w:rPr>
         <w:t xml:space="preserve"> </w:t>
       </w:r>
@@ -226,15 +226,15 @@
       </w:r>
       <w:r>
         <w:rPr>
-          <w:iCs/>
-          <w:i/>
+          <w:i/>
+          <w:iCs/>
         </w:rPr>
         <w:t xml:space="preserve">Soma y sema. Figuras semióticas del cuerpo.</w:t>
       </w:r>
       <w:r>
         <w:rPr>
-          <w:iCs/>
-          <w:i/>
+          <w:i/>
+          <w:iCs/>
         </w:rPr>
         <w:t xml:space="preserve"> </w:t>
       </w:r>
@@ -264,8 +264,8 @@
       </w:pPr>
       <w:r>
         <w:rPr>
-          <w:iCs/>
-          <w:i/>
+          <w:i/>
+          <w:iCs/>
         </w:rPr>
         <w:t xml:space="preserve"> </w:t>
       </w:r>
@@ -288,8 +288,8 @@
       </w:r>
       <w:r>
         <w:rPr>
-          <w:iCs/>
-          <w:i/>
+          <w:i/>
+          <w:iCs/>
         </w:rPr>
         <w:t xml:space="preserve">función semiótica</w:t>
       </w:r>
@@ -304,8 +304,8 @@
       </w:r>
       <w:r>
         <w:rPr>
-          <w:iCs/>
-          <w:i/>
+          <w:i/>
+          <w:iCs/>
         </w:rPr>
         <w:t xml:space="preserve">posteriormente</w:t>
       </w:r>
@@ -325,15 +325,15 @@
       </w:r>
       <w:r>
         <w:rPr>
-          <w:iCs/>
-          <w:i/>
+          <w:i/>
+          <w:iCs/>
         </w:rPr>
         <w:t xml:space="preserve">Soma y sema. Figuras semióticas del cuerpo.</w:t>
       </w:r>
       <w:r>
         <w:rPr>
-          <w:iCs/>
-          <w:i/>
+          <w:i/>
+          <w:iCs/>
         </w:rPr>
         <w:t xml:space="preserve"> </w:t>
       </w:r>
@@ -364,8 +364,8 @@
       </w:r>
       <w:r>
         <w:rPr>
-          <w:iCs/>
-          <w:i/>
+          <w:i/>
+          <w:iCs/>
         </w:rPr>
         <w:t xml:space="preserve">al contrario</w:t>
       </w:r>
@@ -388,8 +388,8 @@
       </w:r>
       <w:r>
         <w:rPr>
-          <w:iCs/>
-          <w:i/>
+          <w:i/>
+          <w:iCs/>
         </w:rPr>
         <w:t xml:space="preserve">operación</w:t>
       </w:r>
@@ -412,15 +412,15 @@
       </w:r>
       <w:r>
         <w:rPr>
-          <w:iCs/>
-          <w:i/>
+          <w:i/>
+          <w:iCs/>
         </w:rPr>
         <w:t xml:space="preserve">Soma y sema. Figuras semióticas del cuerpo.</w:t>
       </w:r>
       <w:r>
         <w:rPr>
-          <w:iCs/>
-          <w:i/>
+          <w:i/>
+          <w:iCs/>
         </w:rPr>
         <w:t xml:space="preserve"> </w:t>
       </w:r>
@@ -451,8 +451,8 @@
       </w:r>
       <w:r>
         <w:rPr>
-          <w:iCs/>
-          <w:i/>
+          <w:i/>
+          <w:iCs/>
         </w:rPr>
         <w:t xml:space="preserve">recorrido generativo…</w:t>
       </w:r>
@@ -475,15 +475,15 @@
       </w:r>
       <w:r>
         <w:rPr>
-          <w:iCs/>
-          <w:i/>
+          <w:i/>
+          <w:iCs/>
         </w:rPr>
         <w:t xml:space="preserve">hiponimia</w:t>
       </w:r>
       <w:r>
         <w:rPr>
-          <w:iCs/>
-          <w:i/>
+          <w:i/>
+          <w:iCs/>
         </w:rPr>
         <w:t xml:space="preserve"> </w:t>
       </w:r>
@@ -495,8 +495,8 @@
       </w:r>
       <w:r>
         <w:rPr>
-          <w:iCs/>
-          <w:i/>
+          <w:i/>
+          <w:iCs/>
         </w:rPr>
         <w:t xml:space="preserve">hiperonimia</w:t>
       </w:r>
@@ -527,15 +527,15 @@
       </w:r>
       <w:r>
         <w:rPr>
-          <w:iCs/>
-          <w:i/>
+          <w:i/>
+          <w:iCs/>
         </w:rPr>
         <w:t xml:space="preserve">Soma y sema. Figuras semióticas del cuerpo.</w:t>
       </w:r>
       <w:r>
         <w:rPr>
-          <w:iCs/>
-          <w:i/>
+          <w:i/>
+          <w:iCs/>
         </w:rPr>
         <w:t xml:space="preserve"> </w:t>
       </w:r>
@@ -585,15 +585,15 @@
       </w:r>
       <w:r>
         <w:rPr>
-          <w:iCs/>
-          <w:i/>
+          <w:i/>
+          <w:iCs/>
         </w:rPr>
         <w:t xml:space="preserve">Soma y sema. Figuras semióticas del cuerpo.</w:t>
       </w:r>
       <w:r>
         <w:rPr>
-          <w:iCs/>
-          <w:i/>
+          <w:i/>
+          <w:iCs/>
         </w:rPr>
         <w:t xml:space="preserve"> </w:t>
       </w:r>
@@ -648,15 +648,15 @@
       </w:r>
       <w:r>
         <w:rPr>
-          <w:iCs/>
-          <w:i/>
+          <w:i/>
+          <w:iCs/>
         </w:rPr>
         <w:t xml:space="preserve">Soma y sema. Figuras semióticas del cuerpo.</w:t>
       </w:r>
       <w:r>
         <w:rPr>
-          <w:iCs/>
-          <w:i/>
+          <w:i/>
+          <w:iCs/>
         </w:rPr>
         <w:t xml:space="preserve"> </w:t>
       </w:r>
@@ -703,15 +703,15 @@
       </w:r>
       <w:r>
         <w:rPr>
-          <w:iCs/>
-          <w:i/>
+          <w:i/>
+          <w:iCs/>
         </w:rPr>
         <w:t xml:space="preserve">Soma y sema. Figuras semióticas del cuerpo.</w:t>
       </w:r>
       <w:r>
         <w:rPr>
-          <w:iCs/>
-          <w:i/>
+          <w:i/>
+          <w:iCs/>
         </w:rPr>
         <w:t xml:space="preserve"> </w:t>
       </w:r>
@@ -747,15 +747,15 @@
       </w:r>
       <w:r>
         <w:rPr>
-          <w:iCs/>
-          <w:i/>
+          <w:i/>
+          <w:iCs/>
         </w:rPr>
         <w:t xml:space="preserve">Soma y sema. Figuras semióticas del cuerpo.</w:t>
       </w:r>
       <w:r>
         <w:rPr>
-          <w:iCs/>
-          <w:i/>
+          <w:i/>
+          <w:iCs/>
         </w:rPr>
         <w:t xml:space="preserve"> </w:t>
       </w:r>
@@ -808,15 +808,15 @@
       </w:r>
       <w:r>
         <w:rPr>
-          <w:iCs/>
-          <w:i/>
+          <w:i/>
+          <w:iCs/>
         </w:rPr>
         <w:t xml:space="preserve">Soma y sema. Figuras semióticas del cuerpo.</w:t>
       </w:r>
       <w:r>
         <w:rPr>
-          <w:iCs/>
-          <w:i/>
+          <w:i/>
+          <w:iCs/>
         </w:rPr>
         <w:t xml:space="preserve"> </w:t>
       </w:r>
@@ -855,8 +855,8 @@
       </w:r>
       <w:r>
         <w:rPr>
-          <w:iCs/>
-          <w:i/>
+          <w:i/>
+          <w:iCs/>
         </w:rPr>
         <w:t xml:space="preserve">I.- El cuerpo del actante, II.- Modos de lo sensible y sintaxis figurativa, III,. Figuras del cuerpo y memorias discursivas</w:t>
       </w:r>
@@ -887,15 +887,15 @@
       </w:r>
       <w:r>
         <w:rPr>
-          <w:iCs/>
-          <w:i/>
+          <w:i/>
+          <w:iCs/>
         </w:rPr>
         <w:t xml:space="preserve">Soma y sema. Figuras semióticas del cuerpo.</w:t>
       </w:r>
       <w:r>
         <w:rPr>
-          <w:iCs/>
-          <w:i/>
+          <w:i/>
+          <w:iCs/>
         </w:rPr>
         <w:t xml:space="preserve"> </w:t>
       </w:r>
@@ -934,166 +934,1036 @@
       </w:r>
       <w:r>
         <w:rPr>
+          <w:b/>
           <w:bCs/>
+        </w:rPr>
+        <w:t xml:space="preserve">el</w:t>
+      </w:r>
+      <w:r>
+        <w:rPr>
           <w:b/>
+          <w:bCs/>
+        </w:rPr>
+        <w:t xml:space="preserve"> </w:t>
+      </w:r>
+      <w:r>
+        <w:rPr>
+          <w:b/>
+          <w:bCs/>
+          <w:i/>
+          <w:iCs/>
+        </w:rPr>
+        <w:t xml:space="preserve">cuerpo propio</w:t>
+      </w:r>
+      <w:r>
+        <w:rPr>
+          <w:b/>
+          <w:bCs/>
+        </w:rPr>
+        <w:t xml:space="preserve"> </w:t>
+      </w:r>
+      <w:r>
+        <w:rPr>
+          <w:b/>
+          <w:bCs/>
+        </w:rPr>
+        <w:t xml:space="preserve">es la única entidad común al yo y al mundo</w:t>
+      </w:r>
+      <w:r>
+        <w:t xml:space="preserve">; y en la construcción de la significación, la operación de la</w:t>
+      </w:r>
+      <w:r>
+        <w:t xml:space="preserve"> </w:t>
+      </w:r>
+      <w:r>
+        <w:rPr>
+          <w:i/>
+          <w:iCs/>
+        </w:rPr>
+        <w:t xml:space="preserve">semiosis</w:t>
+      </w:r>
+      <w:r>
+        <w:t xml:space="preserve">, por la sumisión de la exterocepción a la interocepción, gracias a la mediación del cuerpo propio, permite la relación de un plano de la expresión (de origen exteroceptivo) y de un plano del contenido (de origen interoceptivo).</w:t>
+      </w:r>
+    </w:p>
+    <w:p>
+      <w:pPr>
+        <w:pStyle w:val="BodyText"/>
+      </w:pPr>
+      <w:r>
+        <w:t xml:space="preserve"> </w:t>
+      </w:r>
+      <w:r>
+        <w:rPr>
+          <w:b/>
+          <w:bCs/>
+        </w:rPr>
+        <w:t xml:space="preserve">No existen categorías semióticas que pertenezcan</w:t>
+      </w:r>
+      <w:r>
+        <w:rPr>
+          <w:b/>
+          <w:bCs/>
+        </w:rPr>
+        <w:t xml:space="preserve"> </w:t>
+      </w:r>
+      <w:r>
+        <w:rPr>
+          <w:b/>
+          <w:bCs/>
+          <w:i/>
+          <w:iCs/>
+        </w:rPr>
+        <w:t xml:space="preserve">a priori</w:t>
+      </w:r>
+      <w:r>
+        <w:rPr>
+          <w:b/>
+          <w:bCs/>
+        </w:rPr>
+        <w:t xml:space="preserve"> </w:t>
+      </w:r>
+      <w:r>
+        <w:rPr>
+          <w:b/>
+          <w:bCs/>
+        </w:rPr>
+        <w:t xml:space="preserve">a la expresión o al contenido</w:t>
+      </w:r>
+      <w:r>
+        <w:t xml:space="preserve">. En efecto, el isomorfismo de los dos planos de un lenguaje es específico de cada</w:t>
+      </w:r>
+      <w:r>
+        <w:t xml:space="preserve"> </w:t>
+      </w:r>
+      <w:r>
+        <w:rPr>
+          <w:i/>
+          <w:iCs/>
+        </w:rPr>
+        <w:t xml:space="preserve">semiosis</w:t>
+      </w:r>
+      <w:r>
+        <w:t xml:space="preserve">, y la relación entre expresión y contenido</w:t>
+      </w:r>
+      <w:r>
+        <w:t xml:space="preserve"> </w:t>
+      </w:r>
+      <w:r>
+        <w:rPr>
+          <w:b/>
+          <w:bCs/>
+        </w:rPr>
+        <w:t xml:space="preserve">se redefine con cada nueva enunciación</w:t>
+      </w:r>
+      <w:r>
+        <w:t xml:space="preserve">; de ello da testimonio, por ejemplo, la posibilidad de establecer</w:t>
+      </w:r>
+      <w:r>
+        <w:t xml:space="preserve"> </w:t>
+      </w:r>
+      <w:r>
+        <w:rPr>
+          <w:b/>
+          <w:bCs/>
+        </w:rPr>
+        <w:t xml:space="preserve">en</w:t>
+      </w:r>
+      <w:r>
+        <w:rPr>
+          <w:b/>
+          <w:bCs/>
+        </w:rPr>
+        <w:t xml:space="preserve"> </w:t>
+      </w:r>
+      <w:r>
+        <w:rPr>
+          <w:b/>
+          <w:bCs/>
+          <w:i/>
+          <w:iCs/>
+        </w:rPr>
+        <w:t xml:space="preserve">cada discurso concreto</w:t>
+      </w:r>
+      <w:r>
+        <w:rPr>
+          <w:b/>
+          <w:bCs/>
+        </w:rPr>
+        <w:t xml:space="preserve">, nuevos sistemas semisimbólicos que redefinen y desplazan la relación entre el plano de la expresión y el plano del contenido</w:t>
+      </w:r>
+      <w:r>
+        <w:t xml:space="preserve">.</w:t>
+      </w:r>
+    </w:p>
+    <w:p>
+      <w:pPr>
+        <w:pStyle w:val="BodyText"/>
+      </w:pPr>
+      <w:r>
+        <w:t xml:space="preserve">FONTANILLE, Jacques (2008).</w:t>
+      </w:r>
+      <w:r>
+        <w:t xml:space="preserve"> </w:t>
+      </w:r>
+      <w:r>
+        <w:rPr>
+          <w:i/>
+          <w:iCs/>
+        </w:rPr>
+        <w:t xml:space="preserve">Soma y sema. Figuras semióticas del cuerpo.</w:t>
+      </w:r>
+      <w:r>
+        <w:rPr>
+          <w:i/>
+          <w:iCs/>
+        </w:rPr>
+        <w:t xml:space="preserve"> </w:t>
+      </w:r>
+      <w:r>
+        <w:t xml:space="preserve">Lima: U. de Lima.</w:t>
+      </w:r>
+    </w:p>
+    <w:p>
+      <w:pPr>
+        <w:pStyle w:val="BodyText"/>
+      </w:pPr>
+      <w:r>
+        <w:t xml:space="preserve">P. 31</w:t>
+      </w:r>
+    </w:p>
+    <w:p>
+      <w:pPr>
+        <w:pStyle w:val="BodyText"/>
+      </w:pPr>
+      <w:r>
+        <w:t xml:space="preserve">… En otros términos, la toma de posición del cuerpo determina la distinción entre exterocepción e interocepción: los efectos de la interioridad y de exterioridad dependen por completo de la posición que adopte el cuerpo-carne propioceptivo en el momento en que se instala como instancia enunciante…</w:t>
+      </w:r>
+    </w:p>
+    <w:p>
+      <w:pPr>
+        <w:pStyle w:val="BodyText"/>
+      </w:pPr>
+      <w:r>
+        <w:t xml:space="preserve">(p, 32) Resumiendo: cada enunciación produce una semiosis en la medida en que procede de una toma de posición del cuerpo en el mundo, toma de posición que determina</w:t>
+      </w:r>
+      <w:r>
+        <w:t xml:space="preserve"> </w:t>
+      </w:r>
+      <w:r>
+        <w:rPr>
+          <w:i/>
+          <w:iCs/>
+        </w:rPr>
+        <w:t xml:space="preserve">ipso facto</w:t>
+      </w:r>
+      <w:r>
+        <w:t xml:space="preserve"> </w:t>
+      </w:r>
+      <w:r>
+        <w:t xml:space="preserve">un dominio interior y un dominio exterior:</w:t>
+      </w:r>
+      <w:r>
+        <w:t xml:space="preserve"> </w:t>
+      </w:r>
+      <w:r>
+        <w:rPr>
+          <w:i/>
+          <w:iCs/>
+        </w:rPr>
+        <w:t xml:space="preserve">lo propio y lo no-propio</w:t>
+      </w:r>
+      <w:r>
+        <w:t xml:space="preserve">. La semiosis se traduce ante todo por el establecimiento de un isomorfismo entre los dos dominios, isomorfismo garantizado por el hecho del cuerpo, y es él el que los convierte, respectivamente, en un plano del contenido o en un plano de la expresión</w:t>
+      </w:r>
+    </w:p>
+    <w:p>
+      <w:pPr>
+        <w:pStyle w:val="BodyText"/>
+      </w:pPr>
+      <w:r>
+        <w:t xml:space="preserve">FONTANILLE, Jacques (2008).</w:t>
+      </w:r>
+      <w:r>
+        <w:t xml:space="preserve"> </w:t>
+      </w:r>
+      <w:r>
+        <w:rPr>
+          <w:i/>
+          <w:iCs/>
+        </w:rPr>
+        <w:t xml:space="preserve">Soma y sema. Figuras semióticas del cuerpo.</w:t>
+      </w:r>
+      <w:r>
+        <w:rPr>
+          <w:i/>
+          <w:iCs/>
+        </w:rPr>
+        <w:t xml:space="preserve"> </w:t>
+      </w:r>
+      <w:r>
+        <w:t xml:space="preserve">Lima: U. de Lima.</w:t>
+      </w:r>
+    </w:p>
+    <w:p>
+      <w:pPr>
+        <w:pStyle w:val="BodyText"/>
+      </w:pPr>
+      <w:r>
+        <w:t xml:space="preserve">P. 32 De la figura al ícono actancial</w:t>
+      </w:r>
+    </w:p>
+    <w:p>
+      <w:pPr>
+        <w:pStyle w:val="BodyText"/>
+      </w:pPr>
+      <w:r>
+        <w:t xml:space="preserve"> </w:t>
+      </w:r>
+      <w:r>
+        <w:t xml:space="preserve">El cuerpo del actante</w:t>
+      </w:r>
+    </w:p>
+    <w:p>
+      <w:pPr>
+        <w:pStyle w:val="BodyText"/>
+      </w:pPr>
+      <w:r>
+        <w:t xml:space="preserve"> </w:t>
+      </w:r>
+      <w:r>
+        <w:t xml:space="preserve">La nueva cuestión que se plantea ahora es la del cuerpo del actante: no se trata ya de rastrear actantes en el cuerpo que se encuentra en actividad, sino comprender cómo un cuerpo deviene en actante, trátese del actante de la instancia del discurso en general, del actante de la enunciación o del actante enunciado. Se trata también de pasar del actante concebido como una pura posición formal, calculable a partir de una clase de predicados, a un actante concebido como una posición corporal, es decir, como una carne y una forma corporal,</w:t>
+      </w:r>
+      <w:r>
+        <w:rPr>
+          <w:b/>
+          <w:bCs/>
+        </w:rPr>
+        <w:t xml:space="preserve"> </w:t>
+      </w:r>
+      <w:r>
+        <w:rPr>
+          <w:b/>
+          <w:bCs/>
+        </w:rPr>
+        <w:t xml:space="preserve">sede primordial de los impulsos y de las resistencias que sostienen la acción transformadora de los estados de cosas</w:t>
+      </w:r>
+      <w:r>
+        <w:t xml:space="preserve">.</w:t>
+      </w:r>
+    </w:p>
+    <w:p>
+      <w:pPr>
+        <w:pStyle w:val="BodyText"/>
+      </w:pPr>
+      <w:r>
+        <w:t xml:space="preserve"> </w:t>
+      </w:r>
+      <w:r>
+        <w:t xml:space="preserve">Eso significa que el actante es el punto de intersección entre dos procesos generativos convergentes; por un lado, en cuanto posición formal calculable a partir de los argumentos típicos de una clase de predicados, y, por otro, en cuanto posición corporal definida por el desembrague a partir de la instancia del discurso, sede y operador de la</w:t>
+      </w:r>
+      <w:r>
+        <w:t xml:space="preserve"> </w:t>
+      </w:r>
+      <w:r>
+        <w:rPr>
+          <w:i/>
+          <w:iCs/>
+        </w:rPr>
+        <w:t xml:space="preserve">semiosis</w:t>
+      </w:r>
+      <w:r>
+        <w:t xml:space="preserve">.</w:t>
+      </w:r>
+    </w:p>
+    <w:p>
+      <w:pPr>
+        <w:pStyle w:val="BodyText"/>
+      </w:pPr>
+      <w:r>
+        <w:t xml:space="preserve">FONTANILLE, Jacques (2008).</w:t>
+      </w:r>
+      <w:r>
+        <w:t xml:space="preserve"> </w:t>
+      </w:r>
+      <w:r>
+        <w:rPr>
+          <w:i/>
+          <w:iCs/>
+        </w:rPr>
+        <w:t xml:space="preserve">Soma y sema. Figuras semióticas del cuerpo.</w:t>
+      </w:r>
+      <w:r>
+        <w:rPr>
+          <w:i/>
+          <w:iCs/>
+        </w:rPr>
+        <w:t xml:space="preserve"> </w:t>
+      </w:r>
+      <w:r>
+        <w:t xml:space="preserve">Lima: U. de Lima.</w:t>
+      </w:r>
+    </w:p>
+    <w:p>
+      <w:pPr>
+        <w:pStyle w:val="BodyText"/>
+      </w:pPr>
+      <w:r>
+        <w:t xml:space="preserve">P. 33</w:t>
+      </w:r>
+    </w:p>
+    <w:p>
+      <w:pPr>
+        <w:pStyle w:val="BodyText"/>
+      </w:pPr>
+      <w:r>
+        <w:t xml:space="preserve"> </w:t>
+      </w:r>
+      <w:r>
+        <w:t xml:space="preserve">Distinguiremos, de un lado, la</w:t>
+      </w:r>
+      <w:r>
+        <w:t xml:space="preserve"> </w:t>
+      </w:r>
+      <w:r>
+        <w:rPr>
+          <w:i/>
+          <w:iCs/>
+        </w:rPr>
+        <w:t xml:space="preserve">carne</w:t>
+      </w:r>
+      <w:r>
+        <w:t xml:space="preserve">, es aquello que resiste o colabora con la acción transformadora de los estados de cosas, y que cumple también el rol de “centro de referencia”, el centro de la “toma de posición”. La carne es la instancia enunciante en cuanto</w:t>
+      </w:r>
+      <w:r>
+        <w:t xml:space="preserve"> </w:t>
+      </w:r>
+      <w:r>
+        <w:rPr>
+          <w:i/>
+          <w:iCs/>
+        </w:rPr>
+        <w:t xml:space="preserve">principio de resistencia/impulso material,</w:t>
+      </w:r>
+      <w:r>
+        <w:rPr>
+          <w:i/>
+          <w:iCs/>
+        </w:rPr>
+        <w:t xml:space="preserve"> </w:t>
+      </w:r>
+      <w:r>
+        <w:t xml:space="preserve">pero también en cuanto</w:t>
+      </w:r>
+      <w:r>
+        <w:t xml:space="preserve"> </w:t>
+      </w:r>
+      <w:r>
+        <w:rPr>
+          <w:i/>
+          <w:iCs/>
+        </w:rPr>
+        <w:t xml:space="preserve">posición de referencia</w:t>
+      </w:r>
+      <w:r>
+        <w:t xml:space="preserve">, conjunto material que ocupa una posición de la extensión, a partir de la cual se organiza dicha extensión. La carne es al mismo tiempo la sede del</w:t>
+      </w:r>
+      <w:r>
+        <w:t xml:space="preserve"> </w:t>
+      </w:r>
+      <w:r>
+        <w:rPr>
+          <w:i/>
+          <w:iCs/>
+        </w:rPr>
+        <w:t xml:space="preserve">núcleo sesoriomotor</w:t>
+      </w:r>
+      <w:r>
+        <w:rPr>
+          <w:i/>
+          <w:iCs/>
+        </w:rPr>
+        <w:t xml:space="preserve"> </w:t>
+      </w:r>
+      <w:r>
+        <w:t xml:space="preserve">de la experiencia semiótica.</w:t>
+      </w:r>
+    </w:p>
+    <w:p>
+      <w:pPr>
+        <w:pStyle w:val="BodyText"/>
+      </w:pPr>
+      <w:r>
+        <w:t xml:space="preserve"> </w:t>
+      </w:r>
+      <w:r>
+        <w:t xml:space="preserve">Por otro lado, está</w:t>
+      </w:r>
+      <w:r>
+        <w:t xml:space="preserve"> </w:t>
+      </w:r>
+      <w:r>
+        <w:rPr>
+          <w:b/>
+          <w:bCs/>
         </w:rPr>
         <w:t xml:space="preserve">el</w:t>
       </w:r>
       <w:r>
         <w:rPr>
+          <w:b/>
           <w:bCs/>
+          <w:i/>
+          <w:iCs/>
+        </w:rPr>
+        <w:t xml:space="preserve"> </w:t>
+      </w:r>
+      <w:r>
+        <w:rPr>
           <w:b/>
-        </w:rPr>
-        <w:t xml:space="preserve"> </w:t>
-      </w:r>
-      <w:r>
-        <w:rPr>
           <w:bCs/>
+          <w:i/>
+          <w:iCs/>
+        </w:rPr>
+        <w:t xml:space="preserve">cuerpo propio</w:t>
+      </w:r>
+      <w:r>
+        <w:t xml:space="preserve">, es decir, aquello que se constituye en la semiosis, lo que se construye con la reunión de los dos planos del lenguaje en el discurso en acto.</w:t>
+      </w:r>
+      <w:r>
+        <w:rPr>
+          <w:i/>
+          <w:iCs/>
+        </w:rPr>
+        <w:t xml:space="preserve"> </w:t>
+      </w:r>
+      <w:r>
+        <w:t xml:space="preserve">El cuerpo propio es el portador de la identidad en la construcción y en el devenir, el cual obedece, por su parte, a</w:t>
+      </w:r>
+      <w:r>
+        <w:t xml:space="preserve"> </w:t>
+      </w:r>
+      <w:r>
+        <w:rPr>
           <w:b/>
-          <w:iCs/>
-          <w:i/>
+          <w:bCs/>
+        </w:rPr>
+        <w:t xml:space="preserve">un</w:t>
+      </w:r>
+      <w:r>
+        <w:rPr>
+          <w:b/>
+          <w:bCs/>
+        </w:rPr>
+        <w:t xml:space="preserve"> </w:t>
+      </w:r>
+      <w:r>
+        <w:rPr>
+          <w:b/>
+          <w:bCs/>
+          <w:i/>
+          <w:iCs/>
+        </w:rPr>
+        <w:t xml:space="preserve">principio de fuerza directriz</w:t>
+      </w:r>
+      <w:r>
+        <w:t xml:space="preserve">.</w:t>
+      </w:r>
+      <w:r>
+        <w:t xml:space="preserve"> </w:t>
+      </w:r>
+    </w:p>
+    <w:p>
+      <w:pPr>
+        <w:pStyle w:val="BodyText"/>
+      </w:pPr>
+      <w:r>
+        <w:t xml:space="preserve"> </w:t>
+      </w:r>
+      <w:r>
+        <w:t xml:space="preserve">Por convención, y sin ningún investimiento metapsicológico, consideramos que</w:t>
+      </w:r>
+      <w:r>
+        <w:t xml:space="preserve"> </w:t>
+      </w:r>
+      <w:r>
+        <w:rPr>
+          <w:b/>
+          <w:bCs/>
+        </w:rPr>
+        <w:t xml:space="preserve">la carne es el sustrato del</w:t>
+      </w:r>
+      <w:r>
+        <w:rPr>
+          <w:b/>
+          <w:bCs/>
+        </w:rPr>
+        <w:t xml:space="preserve"> </w:t>
+      </w:r>
+      <w:r>
+        <w:rPr>
+          <w:b/>
+          <w:bCs/>
+          <w:i/>
+          <w:iCs/>
+        </w:rPr>
+        <w:t xml:space="preserve">MÍ del actante, y que el cuerpo propio es el soporte de su SÍ.</w:t>
+      </w:r>
+    </w:p>
+    <w:p>
+      <w:pPr>
+        <w:pStyle w:val="BodyText"/>
+      </w:pPr>
+      <w:r>
+        <w:rPr>
+          <w:i/>
+          <w:iCs/>
+        </w:rPr>
+        <w:t xml:space="preserve">FONTANILLE, Jacques (2008). Soma y sema. Figuras semióticas del cuerpo. Lima: U. de Lima.</w:t>
+      </w:r>
+    </w:p>
+    <w:p>
+      <w:pPr>
+        <w:pStyle w:val="BodyText"/>
+      </w:pPr>
+      <w:r>
+        <w:rPr>
+          <w:i/>
+          <w:iCs/>
+        </w:rPr>
+        <w:t xml:space="preserve">P. 33</w:t>
+      </w:r>
+    </w:p>
+    <w:p>
+      <w:pPr>
+        <w:pStyle w:val="BodyText"/>
+      </w:pPr>
+      <w:r>
+        <w:rPr>
+          <w:i/>
+          <w:iCs/>
+        </w:rPr>
+        <w:t xml:space="preserve"> </w:t>
+      </w:r>
+      <w:r>
+        <w:t xml:space="preserve">El Mí correspondería, en el caso particular de un actante del habla, al “locutor en cuanto tal” (Ducrot), al individuo concreto que articula, que farfulla, que grita, etcétera; es también, por la toma de posición de la que es responsable, el centro de referencia del discurso, el punto de confluencia de las coordenadas del discurso, y de todos los cálculos de retención y de protensión. El Mí es pues esa parte del EGO que es a la vez referencia y pura sensibilidad, sometida a la intensidad de las presiones y de las tensiones que se ejercen en el campo de presencia</w:t>
+      </w:r>
+      <w:r>
+        <w:rPr>
+          <w:i/>
+          <w:iCs/>
+        </w:rPr>
+        <w:t xml:space="preserve">.</w:t>
+      </w:r>
+    </w:p>
+    <w:p>
+      <w:pPr>
+        <w:pStyle w:val="BodyText"/>
+      </w:pPr>
+      <w:r>
+        <w:t xml:space="preserve"> </w:t>
+      </w:r>
+    </w:p>
+    <w:p>
+      <w:pPr>
+        <w:pStyle w:val="BodyText"/>
+      </w:pPr>
+      <w:r>
+        <w:t xml:space="preserve">FONTANILLE, Jacques (2008).</w:t>
+      </w:r>
+      <w:r>
+        <w:t xml:space="preserve"> </w:t>
+      </w:r>
+      <w:r>
+        <w:rPr>
+          <w:i/>
+          <w:iCs/>
+        </w:rPr>
+        <w:t xml:space="preserve">Soma y sema. Figuras semióticas del cuerpo.</w:t>
+      </w:r>
+      <w:r>
+        <w:rPr>
+          <w:i/>
+          <w:iCs/>
+        </w:rPr>
+        <w:t xml:space="preserve"> </w:t>
+      </w:r>
+      <w:r>
+        <w:t xml:space="preserve">Lima: U. de Lima.</w:t>
+      </w:r>
+    </w:p>
+    <w:p>
+      <w:pPr>
+        <w:pStyle w:val="BodyText"/>
+      </w:pPr>
+      <w:r>
+        <w:t xml:space="preserve">P. 33-34</w:t>
+      </w:r>
+    </w:p>
+    <w:p>
+      <w:pPr>
+        <w:pStyle w:val="BodyText"/>
+      </w:pPr>
+      <w:r>
+        <w:t xml:space="preserve"> </w:t>
+      </w:r>
+      <w:r>
+        <w:t xml:space="preserve">El Sí sería, en cambio, la fuente de las “miras”, el operador de las “captaciones”. Corresponde a la parte de Ego que se construye en y por la actividad discursiva. Pero habrá que distinguir aquí, al modo de Ricoeur, dos modos de construcción de la identidad “en Sí”: por un lado, una construcción por repetición, por recubrimiento continuo de las identidades transitorias, y por similitud (el Sí-</w:t>
+      </w:r>
+      <w:r>
+        <w:rPr>
+          <w:i/>
+          <w:iCs/>
+        </w:rPr>
+        <w:t xml:space="preserve">idem</w:t>
+      </w:r>
+      <w:r>
+        <w:t xml:space="preserve">), y por otro lado, una construcción por mantenimiento y permanencia de una misma dirección (el Sí-</w:t>
+      </w:r>
+      <w:r>
+        <w:rPr>
+          <w:i/>
+          <w:iCs/>
+        </w:rPr>
+        <w:t xml:space="preserve">ipse</w:t>
+      </w:r>
+      <w:r>
+        <w:t xml:space="preserve">).</w:t>
+      </w:r>
+    </w:p>
+    <w:p>
+      <w:pPr>
+        <w:pStyle w:val="BodyText"/>
+      </w:pPr>
+      <w:r>
+        <w:t xml:space="preserve">(P. 35)</w:t>
+      </w:r>
+    </w:p>
+    <w:p>
+      <w:pPr>
+        <w:pStyle w:val="BodyText"/>
+      </w:pPr>
+      <w:r>
+        <w:t xml:space="preserve">El problema siguiente, desde el momento en que se ha reconocido que el actante es ante todo un cuerpo sometido a impulsos, presiones y tensiones, es el de la “puesta en marcha” del actante, y, luego, el de la formación de una identidad a partir de esos impulsos, presiones y tensiones que lo afectan.</w:t>
+      </w:r>
+    </w:p>
+    <w:p>
+      <w:pPr>
+        <w:pStyle w:val="BodyText"/>
+      </w:pPr>
+      <w:r>
+        <w:t xml:space="preserve"> </w:t>
+      </w:r>
+      <w:r>
+        <w:t xml:space="preserve">En otros términos: ¿cómo pueden emerger formas e identidades actanciales a partir (1) de la materia corporal, la</w:t>
+      </w:r>
+      <w:r>
+        <w:t xml:space="preserve"> </w:t>
+      </w:r>
+      <w:r>
+        <w:rPr>
+          <w:i/>
+          <w:iCs/>
+        </w:rPr>
+        <w:t xml:space="preserve">carne</w:t>
+      </w:r>
+      <w:r>
+        <w:t xml:space="preserve">, la sustancia del Mí y (2) de las fuerzas de las tensiones, diversas y opuestas, que se ejercen sobre ella? … La formación de un actante a partir de un cuerpo aparece como un caso particular de esa hipótesis general que funda la sintaxis figurativa en las interacciones entre materia y energía.</w:t>
+      </w:r>
+    </w:p>
+    <w:p>
+      <w:pPr>
+        <w:pStyle w:val="BodyText"/>
+      </w:pPr>
+      <w:r>
+        <w:t xml:space="preserve">FONTANILLE, Jacques (2008).</w:t>
+      </w:r>
+      <w:r>
+        <w:t xml:space="preserve"> </w:t>
+      </w:r>
+      <w:r>
+        <w:rPr>
+          <w:i/>
+          <w:iCs/>
+        </w:rPr>
+        <w:t xml:space="preserve">Soma y sema. Figuras semióticas del cuerpo.</w:t>
+      </w:r>
+      <w:r>
+        <w:rPr>
+          <w:i/>
+          <w:iCs/>
+        </w:rPr>
+        <w:t xml:space="preserve"> </w:t>
+      </w:r>
+      <w:r>
+        <w:t xml:space="preserve">Lima: U. de Lima.</w:t>
+      </w:r>
+    </w:p>
+    <w:p>
+      <w:pPr>
+        <w:pStyle w:val="BodyText"/>
+      </w:pPr>
+      <w:r>
+        <w:t xml:space="preserve">P. 39 Una doble identidades</w:t>
+      </w:r>
+    </w:p>
+    <w:p>
+      <w:pPr>
+        <w:pStyle w:val="BodyText"/>
+      </w:pPr>
+      <w:r>
+        <w:t xml:space="preserve"> </w:t>
+      </w:r>
+      <w:r>
+        <w:t xml:space="preserve">Para lo que aquí nos interesa, es decir, para la emergencia de una doble identidad del cuerpo del actante, este dispositivo permite comprender cómo un Sí en devenir se desprende progresivamente de un Mí de referencia.</w:t>
+      </w:r>
+      <w:r>
+        <w:t xml:space="preserve"> </w:t>
+      </w:r>
+      <w:r>
+        <w:rPr>
+          <w:b/>
+          <w:bCs/>
+        </w:rPr>
+        <w:t xml:space="preserve">El Mí de referencia es la</w:t>
+      </w:r>
+      <w:r>
+        <w:rPr>
+          <w:b/>
+          <w:bCs/>
+        </w:rPr>
+        <w:t xml:space="preserve"> </w:t>
+      </w:r>
+      <w:r>
+        <w:rPr>
+          <w:b/>
+          <w:bCs/>
+          <w:i/>
+          <w:iCs/>
+        </w:rPr>
+        <w:t xml:space="preserve">carne</w:t>
+      </w:r>
+      <w:r>
+        <w:rPr>
+          <w:b/>
+          <w:bCs/>
+        </w:rPr>
+        <w:t xml:space="preserve"> </w:t>
+      </w:r>
+      <w:r>
+        <w:rPr>
+          <w:b/>
+          <w:bCs/>
+        </w:rPr>
+        <w:t xml:space="preserve">animada por la sensoriomotricidad</w:t>
+      </w:r>
+      <w:r>
+        <w:t xml:space="preserve">; el</w:t>
+      </w:r>
+      <w:r>
+        <w:rPr>
+          <w:b/>
+          <w:bCs/>
+        </w:rPr>
+        <w:t xml:space="preserve"> </w:t>
+      </w:r>
+      <w:r>
+        <w:rPr>
+          <w:b/>
+          <w:bCs/>
+        </w:rPr>
+        <w:t xml:space="preserve">Sí en devenir es el</w:t>
+      </w:r>
+      <w:r>
+        <w:rPr>
+          <w:b/>
+          <w:bCs/>
+        </w:rPr>
+        <w:t xml:space="preserve"> </w:t>
+      </w:r>
+      <w:r>
+        <w:rPr>
+          <w:b/>
+          <w:bCs/>
+          <w:i/>
+          <w:iCs/>
         </w:rPr>
         <w:t xml:space="preserve">cuerpo propio</w:t>
       </w:r>
       <w:r>
         <w:rPr>
+          <w:b/>
           <w:bCs/>
+        </w:rPr>
+        <w:t xml:space="preserve"> </w:t>
+      </w:r>
+      <w:r>
+        <w:rPr>
           <w:b/>
-        </w:rPr>
-        <w:t xml:space="preserve"> </w:t>
-      </w:r>
-      <w:r>
-        <w:rPr>
           <w:bCs/>
-          <w:b/>
-        </w:rPr>
-        <w:t xml:space="preserve">es la única entidad común al yo y al mundo</w:t>
-      </w:r>
-      <w:r>
-        <w:t xml:space="preserve">; y en la construcción de la significación, la operación de la</w:t>
-      </w:r>
-      <w:r>
-        <w:t xml:space="preserve"> </w:t>
-      </w:r>
-      <w:r>
-        <w:rPr>
-          <w:iCs/>
-          <w:i/>
-        </w:rPr>
-        <w:t xml:space="preserve">semiosis</w:t>
-      </w:r>
-      <w:r>
-        <w:t xml:space="preserve">, por la sumisión de la exterocepción a la interocepción, gracias a la mediación del cuerpo propio, permite la relación de un plano de la expresión (de origen exteroceptivo) y de un plano del contenido (de origen interoceptivo).</w:t>
-      </w:r>
-    </w:p>
-    <w:p>
-      <w:pPr>
-        <w:pStyle w:val="BodyText"/>
-      </w:pPr>
-      <w:r>
-        <w:t xml:space="preserve"> </w:t>
-      </w:r>
-      <w:r>
-        <w:rPr>
-          <w:bCs/>
-          <w:b/>
-        </w:rPr>
-        <w:t xml:space="preserve">No existen categorías semióticas que pertenezcan</w:t>
-      </w:r>
-      <w:r>
-        <w:rPr>
-          <w:bCs/>
-          <w:b/>
-        </w:rPr>
-        <w:t xml:space="preserve"> </w:t>
-      </w:r>
-      <w:r>
-        <w:rPr>
-          <w:bCs/>
-          <w:b/>
-          <w:iCs/>
-          <w:i/>
-        </w:rPr>
-        <w:t xml:space="preserve">a priori</w:t>
-      </w:r>
-      <w:r>
-        <w:rPr>
-          <w:bCs/>
-          <w:b/>
-        </w:rPr>
-        <w:t xml:space="preserve"> </w:t>
-      </w:r>
-      <w:r>
-        <w:rPr>
-          <w:bCs/>
-          <w:b/>
-        </w:rPr>
-        <w:t xml:space="preserve">a la expresión o al contenido</w:t>
-      </w:r>
-      <w:r>
-        <w:t xml:space="preserve">. En efecto, el isomorfismo de los dos planos de un lenguaje es específico de cada</w:t>
-      </w:r>
-      <w:r>
-        <w:t xml:space="preserve"> </w:t>
-      </w:r>
-      <w:r>
-        <w:rPr>
-          <w:iCs/>
-          <w:i/>
-        </w:rPr>
-        <w:t xml:space="preserve">semiosis</w:t>
-      </w:r>
-      <w:r>
-        <w:t xml:space="preserve">, y la relación entre expresión y contenido</w:t>
-      </w:r>
-      <w:r>
-        <w:t xml:space="preserve"> </w:t>
-      </w:r>
-      <w:r>
-        <w:rPr>
-          <w:bCs/>
-          <w:b/>
-        </w:rPr>
-        <w:t xml:space="preserve">se redefine con cada nueva enunciación</w:t>
-      </w:r>
-      <w:r>
-        <w:t xml:space="preserve">; de ello da testimonio, por ejemplo, la posibilidad de establecer</w:t>
-      </w:r>
-      <w:r>
-        <w:t xml:space="preserve"> </w:t>
-      </w:r>
-      <w:r>
-        <w:rPr>
-          <w:bCs/>
-          <w:b/>
-        </w:rPr>
-        <w:t xml:space="preserve">en</w:t>
-      </w:r>
-      <w:r>
-        <w:rPr>
-          <w:bCs/>
-          <w:b/>
-        </w:rPr>
-        <w:t xml:space="preserve"> </w:t>
-      </w:r>
-      <w:r>
-        <w:rPr>
-          <w:bCs/>
-          <w:b/>
-          <w:iCs/>
-          <w:i/>
-        </w:rPr>
-        <w:t xml:space="preserve">cada discurso concreto</w:t>
-      </w:r>
-      <w:r>
-        <w:rPr>
-          <w:bCs/>
-          <w:b/>
-        </w:rPr>
-        <w:t xml:space="preserve">, nuevos sistemas semisimbólicos que redefinen y desplazan la relación entre el plano de la expresión y el plano del contenido</w:t>
-      </w:r>
-      <w:r>
-        <w:t xml:space="preserve">.</w:t>
+        </w:rPr>
+        <w:t xml:space="preserve">cuyos límites e individualidad son progresivamente definidos por la acumulación y por la memoria de las reacciones de saturación y de remanencia</w:t>
+      </w:r>
+      <w:r>
+        <w:t xml:space="preserve">. En sum… el Sí (el cuerpo propio) sería, entre otras cosas, la memoria del Mí (la carne) y la suma de las huellas que conserva.</w:t>
+      </w:r>
+    </w:p>
+    <w:p>
+      <w:pPr>
+        <w:pStyle w:val="BodyText"/>
+      </w:pPr>
+      <w:r>
+        <w:t xml:space="preserve">… En tal sentido, la sensoriomotricidad se convierte en un subsistema de control que puede potenciar o debilitar los umbrales de saturación y de remanencia.</w:t>
+      </w:r>
+    </w:p>
+    <w:p>
+      <w:pPr>
+        <w:pStyle w:val="BodyText"/>
+      </w:pPr>
+      <w:r>
+        <w:t xml:space="preserve">(p. 38) … El cuerpo adquiere un “campo sensoriomotor”; de él da testimonio la naturaleza</w:t>
+      </w:r>
+      <w:r>
+        <w:t xml:space="preserve"> </w:t>
+      </w:r>
+      <w:r>
+        <w:rPr>
+          <w:i/>
+          <w:iCs/>
+        </w:rPr>
+        <w:t xml:space="preserve">modal</w:t>
+      </w:r>
+      <w:r>
+        <w:t xml:space="preserve"> </w:t>
+      </w:r>
+      <w:r>
+        <w:t xml:space="preserve">de los dos umbrales de inercia: la</w:t>
+      </w:r>
+      <w:r>
+        <w:t xml:space="preserve"> </w:t>
+      </w:r>
+      <w:r>
+        <w:rPr>
+          <w:i/>
+          <w:iCs/>
+        </w:rPr>
+        <w:t xml:space="preserve">remanencia</w:t>
+      </w:r>
+      <w:r>
+        <w:t xml:space="preserve"> </w:t>
+      </w:r>
+      <w:r>
+        <w:t xml:space="preserve">y la</w:t>
+      </w:r>
+      <w:r>
+        <w:t xml:space="preserve"> </w:t>
+      </w:r>
+      <w:r>
+        <w:rPr>
+          <w:i/>
+          <w:iCs/>
+        </w:rPr>
+        <w:t xml:space="preserve">saturación.</w:t>
+      </w:r>
+    </w:p>
+    <w:p>
+      <w:pPr>
+        <w:pStyle w:val="BodyText"/>
+      </w:pPr>
+      <w:r>
+        <w:rPr>
+          <w:i/>
+          <w:iCs/>
+        </w:rPr>
+        <w:t xml:space="preserve">FONTANILLE, Jacques (2008). Soma y sema. Figuras semióticas del cuerpo. Lima: U. de Lima.</w:t>
+      </w:r>
+    </w:p>
+    <w:p>
+      <w:pPr>
+        <w:pStyle w:val="BodyText"/>
+      </w:pPr>
+      <w:r>
+        <w:rPr>
+          <w:i/>
+          <w:iCs/>
+        </w:rPr>
+        <w:t xml:space="preserve">P. 40 Sintaxis figurativa y experiencia sensoriomotriz</w:t>
+      </w:r>
+    </w:p>
+    <w:p>
+      <w:pPr>
+        <w:pStyle w:val="BodyText"/>
+      </w:pPr>
+      <w:r>
+        <w:t xml:space="preserve">La sintaxis sensoriomotriz elemental</w:t>
+      </w:r>
+    </w:p>
+    <w:p>
+      <w:pPr>
+        <w:pStyle w:val="BodyText"/>
+      </w:pPr>
+      <w:r>
+        <w:t xml:space="preserve">Las mociones íntimas de la carne, pulsiones, dilataciones y contracciones, están sometidas a los umbrales de saturación y de remanencia, y por este hecho son modalizadas como tolerables o intolerables, como perceptibles o imperceptibles, y de este modo concurren a la polarización tímica de la experiencia. La sensoriomotricidad proporciona, en suma, al conjunto de nuestra relación sensible con el mundo una</w:t>
+      </w:r>
+      <w:r>
+        <w:t xml:space="preserve"> </w:t>
+      </w:r>
+      <w:r>
+        <w:rPr>
+          <w:i/>
+          <w:iCs/>
+        </w:rPr>
+        <w:t xml:space="preserve">mira intensional</w:t>
+      </w:r>
+      <w:r>
+        <w:t xml:space="preserve"> </w:t>
+      </w:r>
+      <w:r>
+        <w:t xml:space="preserve">y una</w:t>
+      </w:r>
+      <w:r>
+        <w:t xml:space="preserve"> </w:t>
+      </w:r>
+      <w:r>
+        <w:rPr>
+          <w:i/>
+          <w:iCs/>
+        </w:rPr>
+        <w:t xml:space="preserve">orientación axiológica</w:t>
+      </w:r>
+      <w:r>
+        <w:t xml:space="preserve">. La</w:t>
+      </w:r>
+      <w:r>
+        <w:t xml:space="preserve"> </w:t>
+      </w:r>
+      <w:r>
+        <w:rPr>
+          <w:i/>
+          <w:iCs/>
+        </w:rPr>
+        <w:t xml:space="preserve">mira</w:t>
+      </w:r>
+      <w:r>
+        <w:rPr>
+          <w:i/>
+          <w:iCs/>
+        </w:rPr>
+        <w:t xml:space="preserve"> </w:t>
+      </w:r>
+      <w:r>
+        <w:t xml:space="preserve">misma, cuando se la analiza en sus etapas aspectuales: “salir de sí”, “dirigirse a” y “alcanzar algo”, solo puede ser tratada como un movimiento orientado.</w:t>
+      </w:r>
+    </w:p>
+    <w:p>
+      <w:pPr>
+        <w:pStyle w:val="BodyText"/>
+      </w:pPr>
+      <w:r>
+        <w:t xml:space="preserve"> </w:t>
+      </w:r>
+      <w:r>
+        <w:t xml:space="preserve">La elaboración de una sintaxis sensoriomotriz es, pues, una premisa para construir una sintaxis figurativa más general, en la que adquiera forma la identidad corporal del actante, ya que la sintaxis sensoriomotriz es el prototipo de toda sintaxis sensible y encarnada.</w:t>
       </w:r>
     </w:p>
     <w:p>
@@ -1108,15 +1978,15 @@
       </w:r>
       <w:r>
         <w:rPr>
-          <w:iCs/>
-          <w:i/>
+          <w:i/>
+          <w:iCs/>
         </w:rPr>
         <w:t xml:space="preserve">Soma y sema. Figuras semióticas del cuerpo.</w:t>
       </w:r>
       <w:r>
         <w:rPr>
-          <w:iCs/>
-          <w:i/>
+          <w:i/>
+          <w:iCs/>
         </w:rPr>
         <w:t xml:space="preserve"> </w:t>
       </w:r>
@@ -1129,52 +1999,90 @@
         <w:pStyle w:val="BodyText"/>
       </w:pPr>
       <w:r>
-        <w:t xml:space="preserve">P. 31</w:t>
-      </w:r>
-    </w:p>
-    <w:p>
-      <w:pPr>
-        <w:pStyle w:val="BodyText"/>
-      </w:pPr>
-      <w:r>
-        <w:t xml:space="preserve">… En otros términos, la toma de posición del cuerpo determina la distinción entre exterocepción e interocepción: los efectos de la interioridad y de exterioridad dependen por completo de la posición que adopte el cuerpo-carne propioceptivo en el momento en que se instala como instancia enunciante…</w:t>
-      </w:r>
-    </w:p>
-    <w:p>
-      <w:pPr>
-        <w:pStyle w:val="BodyText"/>
-      </w:pPr>
-      <w:r>
-        <w:t xml:space="preserve">(p, 32) Resumiendo: cada enunciación produce una semiosis en la medida en que procede de una toma de posición del cuerpo en el mundo, toma de posición que determina</w:t>
-      </w:r>
-      <w:r>
-        <w:t xml:space="preserve"> </w:t>
-      </w:r>
-      <w:r>
-        <w:rPr>
-          <w:iCs/>
-          <w:i/>
-        </w:rPr>
-        <w:t xml:space="preserve">ipso facto</w:t>
-      </w:r>
-      <w:r>
-        <w:t xml:space="preserve"> </w:t>
-      </w:r>
-      <w:r>
-        <w:t xml:space="preserve">un dominio interior y un dominio exterior:</w:t>
-      </w:r>
-      <w:r>
-        <w:t xml:space="preserve"> </w:t>
-      </w:r>
-      <w:r>
-        <w:rPr>
-          <w:iCs/>
-          <w:i/>
-        </w:rPr>
-        <w:t xml:space="preserve">lo propio y lo no-propio</w:t>
-      </w:r>
-      <w:r>
-        <w:t xml:space="preserve">. La semiosis se traduce ante todo por el establecimiento de un isomorfismo entre los dos dominios, isomorfismo garantizado por el hecho del cuerpo, y es él el que los convierte, respectivamente, en un plano del contenido o en un plano de la expresión</w:t>
+        <w:t xml:space="preserve">P. 40</w:t>
+      </w:r>
+    </w:p>
+    <w:p>
+      <w:pPr>
+        <w:pStyle w:val="BodyText"/>
+      </w:pPr>
+      <w:r>
+        <w:t xml:space="preserve"> </w:t>
+      </w:r>
+      <w:r>
+        <w:t xml:space="preserve">Globalmente, las transformaciones elementales del cuerpo se presentan intuitivamente, del lado del Mí, como la</w:t>
+      </w:r>
+      <w:r>
+        <w:t xml:space="preserve"> </w:t>
+      </w:r>
+      <w:r>
+        <w:rPr>
+          <w:i/>
+          <w:iCs/>
+        </w:rPr>
+        <w:t xml:space="preserve">dilatación</w:t>
+      </w:r>
+      <w:r>
+        <w:t xml:space="preserve"> </w:t>
+      </w:r>
+      <w:r>
+        <w:t xml:space="preserve">y la</w:t>
+      </w:r>
+      <w:r>
+        <w:t xml:space="preserve"> </w:t>
+      </w:r>
+      <w:r>
+        <w:rPr>
+          <w:i/>
+          <w:iCs/>
+        </w:rPr>
+        <w:t xml:space="preserve">contracción</w:t>
+      </w:r>
+      <w:r>
+        <w:t xml:space="preserve"> </w:t>
+      </w:r>
+      <w:r>
+        <w:t xml:space="preserve">de la carne, y del lado del Sí, como</w:t>
+      </w:r>
+      <w:r>
+        <w:t xml:space="preserve"> </w:t>
+      </w:r>
+      <w:r>
+        <w:rPr>
+          <w:i/>
+          <w:iCs/>
+        </w:rPr>
+        <w:t xml:space="preserve">estabilidad</w:t>
+      </w:r>
+      <w:r>
+        <w:rPr>
+          <w:i/>
+          <w:iCs/>
+        </w:rPr>
+        <w:t xml:space="preserve"> </w:t>
+      </w:r>
+      <w:r>
+        <w:t xml:space="preserve">y la</w:t>
+      </w:r>
+      <w:r>
+        <w:rPr>
+          <w:i/>
+          <w:iCs/>
+        </w:rPr>
+        <w:t xml:space="preserve"> </w:t>
+      </w:r>
+      <w:r>
+        <w:rPr>
+          <w:i/>
+          <w:iCs/>
+        </w:rPr>
+        <w:t xml:space="preserve">inestabilidad</w:t>
+      </w:r>
+      <w:r>
+        <w:t xml:space="preserve"> </w:t>
+      </w:r>
+      <w:r>
+        <w:t xml:space="preserve">de la forma del cuerpo propio. La estabilidad se traduce, entre otras cosas, por la clausura y la inmovilidad, y la inestabilidad, por la apertura y la deformación.</w:t>
       </w:r>
     </w:p>
     <w:p>
@@ -1189,15 +2097,15 @@
       </w:r>
       <w:r>
         <w:rPr>
-          <w:iCs/>
-          <w:i/>
+          <w:i/>
+          <w:iCs/>
         </w:rPr>
         <w:t xml:space="preserve">Soma y sema. Figuras semióticas del cuerpo.</w:t>
       </w:r>
       <w:r>
         <w:rPr>
-          <w:iCs/>
-          <w:i/>
+          <w:i/>
+          <w:iCs/>
         </w:rPr>
         <w:t xml:space="preserve"> </w:t>
       </w:r>
@@ -1210,70 +2118,18 @@
         <w:pStyle w:val="BodyText"/>
       </w:pPr>
       <w:r>
-        <w:t xml:space="preserve">P. 32 De la figura al ícono actancial</w:t>
-      </w:r>
-    </w:p>
-    <w:p>
-      <w:pPr>
-        <w:pStyle w:val="BodyText"/>
-      </w:pPr>
-      <w:r>
-        <w:t xml:space="preserve"> </w:t>
-      </w:r>
-      <w:r>
-        <w:t xml:space="preserve">El cuerpo del actante</w:t>
-      </w:r>
-    </w:p>
-    <w:p>
-      <w:pPr>
-        <w:pStyle w:val="BodyText"/>
-      </w:pPr>
-      <w:r>
-        <w:t xml:space="preserve"> </w:t>
-      </w:r>
-      <w:r>
-        <w:t xml:space="preserve">La nueva cuestión que se plantea ahora es la del cuerpo del actante: no se trata ya de rastrear actantes en el cuerpo que se encuentra en actividad, sino comprender cómo un cuerpo deviene en actante, trátese del actante de la instancia del discurso en general, del actante de la enunciación o del actante enunciado. Se trata también de pasar del actante concebido como una pura posición formal, calculable a partir de una clase de predicados, a un actante concebido como una posición corporal, es decir, como una carne y una forma corporal,</w:t>
-      </w:r>
-      <w:r>
-        <w:rPr>
-          <w:bCs/>
-          <w:b/>
-        </w:rPr>
-        <w:t xml:space="preserve"> </w:t>
-      </w:r>
-      <w:r>
-        <w:rPr>
-          <w:bCs/>
-          <w:b/>
-        </w:rPr>
-        <w:t xml:space="preserve">sede primordial de los impulsos y de las resistencias que sostienen la acción transformadora de los estados de cosas</w:t>
-      </w:r>
-      <w:r>
-        <w:t xml:space="preserve">.</w:t>
-      </w:r>
-    </w:p>
-    <w:p>
-      <w:pPr>
-        <w:pStyle w:val="BodyText"/>
-      </w:pPr>
-      <w:r>
-        <w:t xml:space="preserve"> </w:t>
-      </w:r>
-      <w:r>
-        <w:t xml:space="preserve">Eso significa que el actante es el punto de intersección entre dos procesos generativos convergentes; por un lado, en cuanto posición formal calculable a partir de los argumentos típicos de una clase de predicados, y, por otro, en cuanto posición corporal definida por el desembrague a partir de la instancia del discurso, sede y operador de la</w:t>
-      </w:r>
-      <w:r>
-        <w:t xml:space="preserve"> </w:t>
-      </w:r>
-      <w:r>
-        <w:rPr>
-          <w:iCs/>
-          <w:i/>
-        </w:rPr>
-        <w:t xml:space="preserve">semiosis</w:t>
-      </w:r>
-      <w:r>
-        <w:t xml:space="preserve">.</w:t>
+        <w:t xml:space="preserve">P. 41 El cuerpo, el acto y los esquemas narrativos</w:t>
+      </w:r>
+    </w:p>
+    <w:p>
+      <w:pPr>
+        <w:pStyle w:val="BodyText"/>
+      </w:pPr>
+      <w:r>
+        <w:t xml:space="preserve"> </w:t>
+      </w:r>
+      <w:r>
+        <w:t xml:space="preserve">Las figuras de la degustación, por ejemplo, relatan un conflicto entre la materia que proporciona el contacto gustativo y determinadas intensidades sensoriales: un vino “áspero” pone en escena la difícil travesía de una materia resistente por un flujo que ella segmenta; una crema “pastosa”, en cambio, indica la inmersión de un flujo de intensidad en una materia que lo absorbe y lo neutraliza. … Del mimo modo, el lazo entre el olor y la materia viva no necesita demostración: el olor es, como … la emanación de la intimidad del ser vivo, y las categorizaciones olfativas más frecuentes corresponden a las frases de los ciclos de vida. Por lo que aquí nos interesa particularmente es el proceso por el que la materia viva emite el efluvio olfativo. La obsesión de la penetración por el olor está asociada a la aprehensión que proporciona el contacto íntimo de la carne con las emanaciones de otras carnes… La figura olfativa se presenta en esa perspectiva como el producto de una modificación de la relación entre fuerzas cohesivas y dispersivas aplicadas a la materia viva.</w:t>
       </w:r>
     </w:p>
     <w:p>
@@ -1288,15 +2144,15 @@
       </w:r>
       <w:r>
         <w:rPr>
-          <w:iCs/>
-          <w:i/>
+          <w:i/>
+          <w:iCs/>
         </w:rPr>
         <w:t xml:space="preserve">Soma y sema. Figuras semióticas del cuerpo.</w:t>
       </w:r>
       <w:r>
         <w:rPr>
-          <w:iCs/>
-          <w:i/>
+          <w:i/>
+          <w:iCs/>
         </w:rPr>
         <w:t xml:space="preserve"> </w:t>
       </w:r>
@@ -1309,259 +2165,41 @@
         <w:pStyle w:val="BodyText"/>
       </w:pPr>
       <w:r>
-        <w:t xml:space="preserve">P. 33</w:t>
-      </w:r>
-    </w:p>
-    <w:p>
-      <w:pPr>
-        <w:pStyle w:val="BodyText"/>
-      </w:pPr>
-      <w:r>
-        <w:t xml:space="preserve"> </w:t>
-      </w:r>
-      <w:r>
-        <w:t xml:space="preserve">Distinguiremos, de un lado, la</w:t>
-      </w:r>
-      <w:r>
-        <w:t xml:space="preserve"> </w:t>
-      </w:r>
-      <w:r>
-        <w:rPr>
-          <w:iCs/>
-          <w:i/>
-        </w:rPr>
-        <w:t xml:space="preserve">carne</w:t>
-      </w:r>
-      <w:r>
-        <w:t xml:space="preserve">, es aquello que resiste o colabora con la acción transformadora de los estados de cosas, y que cumple también el rol de “centro de referencia”, el centro de la “toma de posición”. La carne es la instancia enunciante en cuanto</w:t>
-      </w:r>
-      <w:r>
-        <w:t xml:space="preserve"> </w:t>
-      </w:r>
-      <w:r>
-        <w:rPr>
-          <w:iCs/>
-          <w:i/>
-        </w:rPr>
-        <w:t xml:space="preserve">principio de resistencia/impulso material,</w:t>
-      </w:r>
-      <w:r>
-        <w:rPr>
-          <w:iCs/>
-          <w:i/>
-        </w:rPr>
-        <w:t xml:space="preserve"> </w:t>
-      </w:r>
-      <w:r>
-        <w:t xml:space="preserve">pero también en cuanto</w:t>
-      </w:r>
-      <w:r>
-        <w:t xml:space="preserve"> </w:t>
-      </w:r>
-      <w:r>
-        <w:rPr>
-          <w:iCs/>
-          <w:i/>
-        </w:rPr>
-        <w:t xml:space="preserve">posición de referencia</w:t>
-      </w:r>
-      <w:r>
-        <w:t xml:space="preserve">, conjunto material que ocupa una posición de la extensión, a partir de la cual se organiza dicha extensión. La carne es al mismo tiempo la sede del</w:t>
-      </w:r>
-      <w:r>
-        <w:t xml:space="preserve"> </w:t>
-      </w:r>
-      <w:r>
-        <w:rPr>
-          <w:iCs/>
-          <w:i/>
-        </w:rPr>
-        <w:t xml:space="preserve">núcleo sesoriomotor</w:t>
-      </w:r>
-      <w:r>
-        <w:rPr>
-          <w:iCs/>
-          <w:i/>
-        </w:rPr>
-        <w:t xml:space="preserve"> </w:t>
-      </w:r>
-      <w:r>
-        <w:t xml:space="preserve">de la experiencia semiótica.</w:t>
-      </w:r>
-    </w:p>
-    <w:p>
-      <w:pPr>
-        <w:pStyle w:val="BodyText"/>
-      </w:pPr>
-      <w:r>
-        <w:t xml:space="preserve"> </w:t>
-      </w:r>
-      <w:r>
-        <w:t xml:space="preserve">Por otro lado, está</w:t>
-      </w:r>
-      <w:r>
-        <w:t xml:space="preserve"> </w:t>
-      </w:r>
-      <w:r>
-        <w:rPr>
-          <w:bCs/>
-          <w:b/>
-        </w:rPr>
-        <w:t xml:space="preserve">el</w:t>
-      </w:r>
-      <w:r>
-        <w:rPr>
-          <w:bCs/>
-          <w:b/>
-          <w:iCs/>
-          <w:i/>
-        </w:rPr>
-        <w:t xml:space="preserve"> </w:t>
-      </w:r>
-      <w:r>
-        <w:rPr>
-          <w:bCs/>
-          <w:b/>
-          <w:iCs/>
-          <w:i/>
-        </w:rPr>
-        <w:t xml:space="preserve">cuerpo propio</w:t>
-      </w:r>
-      <w:r>
-        <w:t xml:space="preserve">, es decir, aquello que se constituye en la semiosis, lo que se construye con la reunión de los dos planos del lenguaje en el discurso en acto.</w:t>
-      </w:r>
-      <w:r>
-        <w:rPr>
-          <w:iCs/>
-          <w:i/>
-        </w:rPr>
-        <w:t xml:space="preserve"> </w:t>
-      </w:r>
-      <w:r>
-        <w:t xml:space="preserve">El cuerpo propio es el portador de la identidad en la construcción y en el devenir, el cual obedece, por su parte, a</w:t>
-      </w:r>
-      <w:r>
-        <w:t xml:space="preserve"> </w:t>
-      </w:r>
-      <w:r>
-        <w:rPr>
-          <w:bCs/>
-          <w:b/>
-        </w:rPr>
-        <w:t xml:space="preserve">un</w:t>
-      </w:r>
-      <w:r>
-        <w:rPr>
-          <w:bCs/>
-          <w:b/>
-        </w:rPr>
-        <w:t xml:space="preserve"> </w:t>
-      </w:r>
-      <w:r>
-        <w:rPr>
-          <w:bCs/>
-          <w:b/>
-          <w:iCs/>
-          <w:i/>
-        </w:rPr>
-        <w:t xml:space="preserve">principio de fuerza directriz</w:t>
-      </w:r>
-      <w:r>
-        <w:t xml:space="preserve">.</w:t>
-      </w:r>
-      <w:r>
-        <w:t xml:space="preserve"> </w:t>
-      </w:r>
-    </w:p>
-    <w:p>
-      <w:pPr>
-        <w:pStyle w:val="BodyText"/>
-      </w:pPr>
-      <w:r>
-        <w:t xml:space="preserve"> </w:t>
-      </w:r>
-      <w:r>
-        <w:t xml:space="preserve">Por convención, y sin ningún investimiento metapsicológico, consideramos que</w:t>
-      </w:r>
-      <w:r>
-        <w:t xml:space="preserve"> </w:t>
-      </w:r>
-      <w:r>
-        <w:rPr>
-          <w:bCs/>
-          <w:b/>
-        </w:rPr>
-        <w:t xml:space="preserve">la carne es el sustrato del</w:t>
-      </w:r>
-      <w:r>
-        <w:rPr>
-          <w:bCs/>
-          <w:b/>
-        </w:rPr>
-        <w:t xml:space="preserve"> </w:t>
-      </w:r>
-      <w:r>
-        <w:rPr>
-          <w:bCs/>
-          <w:b/>
-          <w:iCs/>
-          <w:i/>
-        </w:rPr>
-        <w:t xml:space="preserve">MÍ del actante, y que el cuerpo propio es el soporte de su SÍ.</w:t>
-      </w:r>
-    </w:p>
-    <w:p>
-      <w:pPr>
-        <w:pStyle w:val="BodyText"/>
-      </w:pPr>
-      <w:r>
-        <w:rPr>
-          <w:iCs/>
-          <w:i/>
-        </w:rPr>
-        <w:t xml:space="preserve">FONTANILLE, Jacques (2008). Soma y sema. Figuras semióticas del cuerpo. Lima: U. de Lima.</w:t>
-      </w:r>
-    </w:p>
-    <w:p>
-      <w:pPr>
-        <w:pStyle w:val="BodyText"/>
-      </w:pPr>
-      <w:r>
-        <w:rPr>
-          <w:iCs/>
-          <w:i/>
-        </w:rPr>
-        <w:t xml:space="preserve">P. 33</w:t>
-      </w:r>
-    </w:p>
-    <w:p>
-      <w:pPr>
-        <w:pStyle w:val="BodyText"/>
-      </w:pPr>
-      <w:r>
-        <w:rPr>
-          <w:iCs/>
-          <w:i/>
-        </w:rPr>
-        <w:t xml:space="preserve"> </w:t>
-      </w:r>
-      <w:r>
-        <w:t xml:space="preserve">El Mí correspondería, en el caso particular de un actante del habla, al “locutor en cuanto tal” (Ducrot), al individuo concreto que articula, que farfulla, que grita, etcétera; es también, por la toma de posición de la que es responsable, el centro de referencia del discurso, el punto de confluencia de las coordenadas del discurso, y de todos los cálculos de retención y de protensión. El Mí es pues esa parte del EGO que es a la vez referencia y pura sensibilidad, sometida a la intensidad de las presiones y de las tensiones que se ejercen en el campo de presencia</w:t>
-      </w:r>
-      <w:r>
-        <w:rPr>
-          <w:iCs/>
-          <w:i/>
-        </w:rPr>
-        <w:t xml:space="preserve">.</w:t>
-      </w:r>
-    </w:p>
-    <w:p>
-      <w:pPr>
-        <w:pStyle w:val="BodyText"/>
-      </w:pPr>
-      <w:r>
-        <w:t xml:space="preserve"> </w:t>
+        <w:t xml:space="preserve">P. 42</w:t>
+      </w:r>
+    </w:p>
+    <w:p>
+      <w:pPr>
+        <w:pStyle w:val="BodyText"/>
+      </w:pPr>
+      <w:r>
+        <w:t xml:space="preserve">Las figuras así producidas pueden convertirse, bajo ciertas condiciones, en</w:t>
+      </w:r>
+      <w:r>
+        <w:t xml:space="preserve"> </w:t>
+      </w:r>
+      <w:r>
+        <w:rPr>
+          <w:i/>
+          <w:iCs/>
+        </w:rPr>
+        <w:t xml:space="preserve">iconos</w:t>
+      </w:r>
+      <w:r>
+        <w:t xml:space="preserve">. Íconos visuales, eidéticos, íconos olfativos y gustativos, los cuales serán siempre el resultado de esos equilibrios/desequilibrios, que se producen en la interacción entre materia y energía. … La iconicidad puede ser definida, en términos generales, como un principio de homologación entre el plano del contenido (interoceptivo) y el plano de la expresión (exteroceptivo). La hipótesis que proponemos es la siguiente: dicha homologación no depende de la semejanza, sino de</w:t>
+      </w:r>
+      <w:r>
+        <w:t xml:space="preserve"> </w:t>
+      </w:r>
+      <w:r>
+        <w:rPr>
+          <w:i/>
+          <w:iCs/>
+        </w:rPr>
+        <w:t xml:space="preserve">una correlación y de un ajuste sensoriomotor</w:t>
+      </w:r>
+      <w:r>
+        <w:t xml:space="preserve">. La iconicidad del lenguaje se basa en el establecimiento de una correlación entre una figura sensoriomotriz (interna) y una figura de interacción entre materia y energía (externa). El reconocimiento de un ícono puede reducirse a una percepción de una correlación entre una determinada figura externa y una experiencia sensoriomotriz interna.</w:t>
       </w:r>
     </w:p>
     <w:p>
@@ -1576,15 +2214,15 @@
       </w:r>
       <w:r>
         <w:rPr>
-          <w:iCs/>
-          <w:i/>
+          <w:i/>
+          <w:iCs/>
         </w:rPr>
         <w:t xml:space="preserve">Soma y sema. Figuras semióticas del cuerpo.</w:t>
       </w:r>
       <w:r>
         <w:rPr>
-          <w:iCs/>
-          <w:i/>
+          <w:i/>
+          <w:iCs/>
         </w:rPr>
         <w:t xml:space="preserve"> </w:t>
       </w:r>
@@ -1597,78 +2235,55 @@
         <w:pStyle w:val="BodyText"/>
       </w:pPr>
       <w:r>
-        <w:t xml:space="preserve">P. 33-34</w:t>
-      </w:r>
-    </w:p>
-    <w:p>
-      <w:pPr>
-        <w:pStyle w:val="BodyText"/>
-      </w:pPr>
-      <w:r>
-        <w:t xml:space="preserve"> </w:t>
-      </w:r>
-      <w:r>
-        <w:t xml:space="preserve">El Sí sería, en cambio, la fuente de las “miras”, el operador de las “captaciones”. Corresponde a la parte de Ego que se construye en y por la actividad discursiva. Pero habrá que distinguir aquí, al modo de Ricoeur, dos modos de construcción de la identidad “en Sí”: por un lado, una construcción por repetición, por recubrimiento continuo de las identidades transitorias, y por similitud (el Sí-</w:t>
-      </w:r>
-      <w:r>
-        <w:rPr>
-          <w:iCs/>
-          <w:i/>
-        </w:rPr>
-        <w:t xml:space="preserve">idem</w:t>
-      </w:r>
-      <w:r>
-        <w:t xml:space="preserve">), y por otro lado, una construcción por mantenimiento y permanencia de una misma dirección (el Sí-</w:t>
-      </w:r>
-      <w:r>
-        <w:rPr>
-          <w:iCs/>
-          <w:i/>
-        </w:rPr>
-        <w:t xml:space="preserve">ipse</w:t>
-      </w:r>
-      <w:r>
-        <w:t xml:space="preserve">).</w:t>
-      </w:r>
-    </w:p>
-    <w:p>
-      <w:pPr>
-        <w:pStyle w:val="BodyText"/>
-      </w:pPr>
-      <w:r>
-        <w:t xml:space="preserve">(P. 35)</w:t>
-      </w:r>
-    </w:p>
-    <w:p>
-      <w:pPr>
-        <w:pStyle w:val="BodyText"/>
-      </w:pPr>
-      <w:r>
-        <w:t xml:space="preserve">El problema siguiente, desde el momento en que se ha reconocido que el actante es ante todo un cuerpo sometido a impulsos, presiones y tensiones, es el de la “puesta en marcha” del actante, y, luego, el de la formación de una identidad a partir de esos impulsos, presiones y tensiones que lo afectan.</w:t>
-      </w:r>
-    </w:p>
-    <w:p>
-      <w:pPr>
-        <w:pStyle w:val="BodyText"/>
-      </w:pPr>
-      <w:r>
-        <w:t xml:space="preserve"> </w:t>
-      </w:r>
-      <w:r>
-        <w:t xml:space="preserve">En otros términos: ¿cómo pueden emerger formas e identidades actanciales a partir (1) de la materia corporal, la</w:t>
-      </w:r>
-      <w:r>
-        <w:t xml:space="preserve"> </w:t>
-      </w:r>
-      <w:r>
-        <w:rPr>
-          <w:iCs/>
-          <w:i/>
-        </w:rPr>
-        <w:t xml:space="preserve">carne</w:t>
-      </w:r>
-      <w:r>
-        <w:t xml:space="preserve">, la sustancia del Mí y (2) de las fuerzas de las tensiones, diversas y opuestas, que se ejercen sobre ella? … La formación de un actante a partir de un cuerpo aparece como un caso particular de esa hipótesis general que funda la sintaxis figurativa en las interacciones entre materia y energía.</w:t>
+        <w:t xml:space="preserve">P. 42</w:t>
+      </w:r>
+    </w:p>
+    <w:p>
+      <w:pPr>
+        <w:pStyle w:val="BodyText"/>
+      </w:pPr>
+      <w:r>
+        <w:t xml:space="preserve"> </w:t>
+      </w:r>
+      <w:r>
+        <w:t xml:space="preserve">El caso de la onomatopeya permitirá precisar este punto. Si la cadena significante “/</w:t>
+      </w:r>
+      <w:r>
+        <w:rPr>
+          <w:i/>
+          <w:iCs/>
+        </w:rPr>
+        <w:t xml:space="preserve">krak/”</w:t>
+      </w:r>
+      <w:r>
+        <w:rPr>
+          <w:i/>
+          <w:iCs/>
+        </w:rPr>
+        <w:t xml:space="preserve"> </w:t>
+      </w:r>
+      <w:r>
+        <w:t xml:space="preserve">puede pasar por una onomatopeya del crujido sonoro, no es ciertamente por la semejanza entre dos sonidos, el sonido lingüístico y el sonido natural … Existe una verdadera homologación entre expresión y contenido, pero se basa en un principio distinto del de la semejanza. En efecto, el sonido natural del “crujido” es implícitamente esquematizado por el tipo de de interacción entre materia y energía que lo produce: la figura sonora del crujido se forma a partir de la manera como una fuerza sonora lingüística</w:t>
+      </w:r>
+      <w:r>
+        <w:t xml:space="preserve"> </w:t>
+      </w:r>
+      <w:r>
+        <w:rPr>
+          <w:i/>
+          <w:iCs/>
+        </w:rPr>
+        <w:t xml:space="preserve">krak/</w:t>
+      </w:r>
+      <w:r>
+        <w:rPr>
+          <w:i/>
+          <w:iCs/>
+        </w:rPr>
+        <w:t xml:space="preserve"> </w:t>
+      </w:r>
+      <w:r>
+        <w:t xml:space="preserve">se forma a partir de la manera como las materias bucales entran en contacto o son puestas en movimiento por efecto de las fuerzas de articulación oral que las animan.</w:t>
       </w:r>
     </w:p>
     <w:p>
@@ -1683,15 +2298,15 @@
       </w:r>
       <w:r>
         <w:rPr>
-          <w:iCs/>
-          <w:i/>
+          <w:i/>
+          <w:iCs/>
         </w:rPr>
         <w:t xml:space="preserve">Soma y sema. Figuras semióticas del cuerpo.</w:t>
       </w:r>
       <w:r>
         <w:rPr>
-          <w:iCs/>
-          <w:i/>
+          <w:i/>
+          <w:iCs/>
         </w:rPr>
         <w:t xml:space="preserve"> </w:t>
       </w:r>
@@ -1704,266 +2319,146 @@
         <w:pStyle w:val="BodyText"/>
       </w:pPr>
       <w:r>
-        <w:t xml:space="preserve">P. 39 Una doble identidades</w:t>
-      </w:r>
-    </w:p>
-    <w:p>
-      <w:pPr>
-        <w:pStyle w:val="BodyText"/>
-      </w:pPr>
-      <w:r>
-        <w:t xml:space="preserve"> </w:t>
-      </w:r>
-      <w:r>
-        <w:t xml:space="preserve">Para lo que aquí nos interesa, es decir, para la emergencia de una doble identidad del cuerpo del actante, este dispositivo permite comprender cómo un Sí en devenir se desprende progresivamente de un Mí de referencia.</w:t>
-      </w:r>
-      <w:r>
-        <w:t xml:space="preserve"> </w:t>
-      </w:r>
-      <w:r>
-        <w:rPr>
-          <w:bCs/>
-          <w:b/>
-        </w:rPr>
-        <w:t xml:space="preserve">El Mí de referencia es la</w:t>
-      </w:r>
-      <w:r>
-        <w:rPr>
-          <w:bCs/>
-          <w:b/>
-        </w:rPr>
-        <w:t xml:space="preserve"> </w:t>
-      </w:r>
-      <w:r>
-        <w:rPr>
-          <w:bCs/>
-          <w:b/>
-          <w:iCs/>
-          <w:i/>
-        </w:rPr>
-        <w:t xml:space="preserve">carne</w:t>
-      </w:r>
-      <w:r>
-        <w:rPr>
-          <w:bCs/>
-          <w:b/>
-        </w:rPr>
-        <w:t xml:space="preserve"> </w:t>
-      </w:r>
-      <w:r>
-        <w:rPr>
-          <w:bCs/>
-          <w:b/>
-        </w:rPr>
-        <w:t xml:space="preserve">animada por la sensoriomotricidad</w:t>
-      </w:r>
-      <w:r>
-        <w:t xml:space="preserve">; el</w:t>
-      </w:r>
-      <w:r>
-        <w:rPr>
-          <w:bCs/>
-          <w:b/>
-        </w:rPr>
-        <w:t xml:space="preserve"> </w:t>
-      </w:r>
-      <w:r>
-        <w:rPr>
-          <w:bCs/>
-          <w:b/>
-        </w:rPr>
-        <w:t xml:space="preserve">Sí en devenir es el</w:t>
-      </w:r>
-      <w:r>
-        <w:rPr>
-          <w:bCs/>
-          <w:b/>
-        </w:rPr>
-        <w:t xml:space="preserve"> </w:t>
-      </w:r>
-      <w:r>
-        <w:rPr>
-          <w:bCs/>
-          <w:b/>
-          <w:iCs/>
-          <w:i/>
-        </w:rPr>
-        <w:t xml:space="preserve">cuerpo propio</w:t>
-      </w:r>
-      <w:r>
-        <w:rPr>
-          <w:bCs/>
-          <w:b/>
-        </w:rPr>
-        <w:t xml:space="preserve"> </w:t>
-      </w:r>
-      <w:r>
-        <w:rPr>
-          <w:bCs/>
-          <w:b/>
-        </w:rPr>
-        <w:t xml:space="preserve">cuyos límites e individualidad son progresivamente definidos por la acumulación y por la memoria de las reacciones de saturación y de remanencia</w:t>
-      </w:r>
-      <w:r>
-        <w:t xml:space="preserve">. En sum… el Sí (el cuerpo propio) sería, entre otras cosas, la memoria del Mí (la carne) y la suma de las huellas que conserva.</w:t>
-      </w:r>
-    </w:p>
-    <w:p>
-      <w:pPr>
-        <w:pStyle w:val="BodyText"/>
-      </w:pPr>
-      <w:r>
-        <w:t xml:space="preserve">… En tal sentido, la sensoriomotricidad se convierte en un subsistema de control que puede potenciar o debilitar los umbrales de saturación y de remanencia.</w:t>
-      </w:r>
-    </w:p>
-    <w:p>
-      <w:pPr>
-        <w:pStyle w:val="BodyText"/>
-      </w:pPr>
-      <w:r>
-        <w:t xml:space="preserve">(p. 38) … El cuerpo adquiere un “campo sensoriomotor”; de él da testimonio la naturaleza</w:t>
-      </w:r>
-      <w:r>
-        <w:t xml:space="preserve"> </w:t>
-      </w:r>
-      <w:r>
-        <w:rPr>
-          <w:iCs/>
-          <w:i/>
-        </w:rPr>
-        <w:t xml:space="preserve">modal</w:t>
-      </w:r>
-      <w:r>
-        <w:t xml:space="preserve"> </w:t>
-      </w:r>
-      <w:r>
-        <w:t xml:space="preserve">de los dos umbrales de inercia: la</w:t>
-      </w:r>
-      <w:r>
-        <w:t xml:space="preserve"> </w:t>
-      </w:r>
-      <w:r>
-        <w:rPr>
-          <w:iCs/>
-          <w:i/>
-        </w:rPr>
-        <w:t xml:space="preserve">remanencia</w:t>
-      </w:r>
-      <w:r>
-        <w:t xml:space="preserve"> </w:t>
-      </w:r>
-      <w:r>
-        <w:t xml:space="preserve">y la</w:t>
-      </w:r>
-      <w:r>
-        <w:t xml:space="preserve"> </w:t>
-      </w:r>
-      <w:r>
-        <w:rPr>
-          <w:iCs/>
-          <w:i/>
-        </w:rPr>
-        <w:t xml:space="preserve">saturación.</w:t>
-      </w:r>
-    </w:p>
-    <w:p>
-      <w:pPr>
-        <w:pStyle w:val="BodyText"/>
-      </w:pPr>
-      <w:r>
-        <w:rPr>
-          <w:iCs/>
-          <w:i/>
-        </w:rPr>
-        <w:t xml:space="preserve">FONTANILLE, Jacques (2008). Soma y sema. Figuras semióticas del cuerpo. Lima: U. de Lima.</w:t>
-      </w:r>
-    </w:p>
-    <w:p>
-      <w:pPr>
-        <w:pStyle w:val="BodyText"/>
-      </w:pPr>
-      <w:r>
-        <w:rPr>
-          <w:iCs/>
-          <w:i/>
-        </w:rPr>
-        <w:t xml:space="preserve">P. 40 Sintaxis figurativa y experiencia sensoriomotriz</w:t>
-      </w:r>
-    </w:p>
-    <w:p>
-      <w:pPr>
-        <w:pStyle w:val="BodyText"/>
-      </w:pPr>
-      <w:r>
-        <w:t xml:space="preserve">La sintaxis sensoriomotriz elemental</w:t>
-      </w:r>
-    </w:p>
-    <w:p>
-      <w:pPr>
-        <w:pStyle w:val="BodyText"/>
-      </w:pPr>
-      <w:r>
-        <w:t xml:space="preserve">Las mociones íntimas de la carne, pulsiones, dilataciones y contracciones, están sometidas a los umbrales de saturación y de remanencia, y por este hecho son modalizadas como tolerables o intolerables, como perceptibles o imperceptibles, y de este modo concurren a la polarización tímica de la experiencia. La sensoriomotricidad proporciona, en suma, al conjunto de nuestra relación sensible con el mundo una</w:t>
-      </w:r>
-      <w:r>
-        <w:t xml:space="preserve"> </w:t>
-      </w:r>
-      <w:r>
-        <w:rPr>
-          <w:iCs/>
-          <w:i/>
-        </w:rPr>
-        <w:t xml:space="preserve">mira intensional</w:t>
-      </w:r>
-      <w:r>
-        <w:t xml:space="preserve"> </w:t>
-      </w:r>
-      <w:r>
-        <w:t xml:space="preserve">y una</w:t>
-      </w:r>
-      <w:r>
-        <w:t xml:space="preserve"> </w:t>
-      </w:r>
-      <w:r>
-        <w:rPr>
-          <w:iCs/>
-          <w:i/>
-        </w:rPr>
-        <w:t xml:space="preserve">orientación axiológica</w:t>
-      </w:r>
-      <w:r>
-        <w:t xml:space="preserve">. La</w:t>
-      </w:r>
-      <w:r>
-        <w:t xml:space="preserve"> </w:t>
-      </w:r>
-      <w:r>
-        <w:rPr>
-          <w:iCs/>
-          <w:i/>
-        </w:rPr>
-        <w:t xml:space="preserve">mira</w:t>
-      </w:r>
-      <w:r>
-        <w:rPr>
-          <w:iCs/>
-          <w:i/>
-        </w:rPr>
-        <w:t xml:space="preserve"> </w:t>
-      </w:r>
-      <w:r>
-        <w:t xml:space="preserve">misma, cuando se la analiza en sus etapas aspectuales: “salir de sí”, “dirigirse a” y “alcanzar algo”, solo puede ser tratada como un movimiento orientado.</w:t>
-      </w:r>
-    </w:p>
-    <w:p>
-      <w:pPr>
-        <w:pStyle w:val="BodyText"/>
-      </w:pPr>
-      <w:r>
-        <w:t xml:space="preserve"> </w:t>
-      </w:r>
-      <w:r>
-        <w:t xml:space="preserve">La elaboración de una sintaxis sensoriomotriz es, pues, una premisa para construir una sintaxis figurativa más general, en la que adquiera forma la identidad corporal del actante, ya que la sintaxis sensoriomotriz es el prototipo de toda sintaxis sensible y encarnada.</w:t>
+        <w:t xml:space="preserve">(P43)</w:t>
+      </w:r>
+    </w:p>
+    <w:p>
+      <w:pPr>
+        <w:pStyle w:val="BodyText"/>
+      </w:pPr>
+      <w:r>
+        <w:t xml:space="preserve"> </w:t>
+      </w:r>
+      <w:r>
+        <w:t xml:space="preserve">La iconicidad de la onomatopeya podría, por tanto, ser definida a partir de la equivalencia entre dos relaciones; por un lado, la relación entre una figura sonora natural y la interacción materia/energía que la producen, y por otro, la relación entre la figura sonora lingüística y la sensación motriz bucal que corresponde a su articulación. Una equivalencia entre dos relaciones no es otra cosa que un sistema semi-simbólico del tipo:</w:t>
+      </w:r>
+    </w:p>
+    <w:p>
+      <w:pPr>
+        <w:pStyle w:val="BodyText"/>
+      </w:pPr>
+      <w:r>
+        <w:t xml:space="preserve"> </w:t>
+      </w:r>
+      <w:r>
+        <w:rPr>
+          <w:i/>
+          <w:iCs/>
+        </w:rPr>
+        <w:t xml:space="preserve">A</w:t>
+      </w:r>
+      <w:r>
+        <w:rPr>
+          <w:i/>
+          <w:iCs/>
+        </w:rPr>
+        <w:t xml:space="preserve"> </w:t>
+      </w:r>
+      <w:r>
+        <w:rPr>
+          <w:i/>
+          <w:iCs/>
+        </w:rPr>
+        <w:t xml:space="preserve"> </w:t>
+      </w:r>
+      <w:r>
+        <w:rPr>
+          <w:i/>
+          <w:iCs/>
+        </w:rPr>
+        <w:t xml:space="preserve">es a</w:t>
+      </w:r>
+      <w:r>
+        <w:rPr>
+          <w:i/>
+          <w:iCs/>
+        </w:rPr>
+        <w:t xml:space="preserve"> </w:t>
+      </w:r>
+      <w:r>
+        <w:rPr>
+          <w:i/>
+          <w:iCs/>
+        </w:rPr>
+        <w:t xml:space="preserve"> </w:t>
+      </w:r>
+      <w:r>
+        <w:rPr>
+          <w:i/>
+          <w:iCs/>
+        </w:rPr>
+        <w:t xml:space="preserve">B</w:t>
+      </w:r>
+      <w:r>
+        <w:rPr>
+          <w:i/>
+          <w:iCs/>
+        </w:rPr>
+        <w:t xml:space="preserve"> </w:t>
+      </w:r>
+      <w:r>
+        <w:rPr>
+          <w:i/>
+          <w:iCs/>
+        </w:rPr>
+        <w:t xml:space="preserve"> </w:t>
+      </w:r>
+      <w:r>
+        <w:rPr>
+          <w:i/>
+          <w:iCs/>
+        </w:rPr>
+        <w:t xml:space="preserve">como</w:t>
+      </w:r>
+      <w:r>
+        <w:rPr>
+          <w:i/>
+          <w:iCs/>
+        </w:rPr>
+        <w:t xml:space="preserve"> </w:t>
+      </w:r>
+      <w:r>
+        <w:rPr>
+          <w:i/>
+          <w:iCs/>
+        </w:rPr>
+        <w:t xml:space="preserve"> </w:t>
+      </w:r>
+      <w:r>
+        <w:rPr>
+          <w:i/>
+          <w:iCs/>
+        </w:rPr>
+        <w:t xml:space="preserve">X es</w:t>
+      </w:r>
+      <w:r>
+        <w:rPr>
+          <w:i/>
+          <w:iCs/>
+        </w:rPr>
+        <w:t xml:space="preserve"> </w:t>
+      </w:r>
+      <w:r>
+        <w:rPr>
+          <w:i/>
+          <w:iCs/>
+        </w:rPr>
+        <w:t xml:space="preserve"> </w:t>
+      </w:r>
+      <w:r>
+        <w:rPr>
+          <w:i/>
+          <w:iCs/>
+        </w:rPr>
+        <w:t xml:space="preserve">a Y</w:t>
+      </w:r>
+    </w:p>
+    <w:p>
+      <w:pPr>
+        <w:pStyle w:val="BodyText"/>
+      </w:pPr>
+      <w:r>
+        <w:t xml:space="preserve">donde A y X son figuras sensoriales de cualquier tipo, y B e Y son esquemas de la interacción materia/energía, interna en caso de B, externa en caso de Y.</w:t>
       </w:r>
     </w:p>
     <w:p>
@@ -1978,15 +2473,15 @@
       </w:r>
       <w:r>
         <w:rPr>
-          <w:iCs/>
-          <w:i/>
+          <w:i/>
+          <w:iCs/>
         </w:rPr>
         <w:t xml:space="preserve">Soma y sema. Figuras semióticas del cuerpo.</w:t>
       </w:r>
       <w:r>
         <w:rPr>
-          <w:iCs/>
-          <w:i/>
+          <w:i/>
+          <w:iCs/>
         </w:rPr>
         <w:t xml:space="preserve"> </w:t>
       </w:r>
@@ -1999,90 +2494,169 @@
         <w:pStyle w:val="BodyText"/>
       </w:pPr>
       <w:r>
-        <w:t xml:space="preserve">P. 40</w:t>
-      </w:r>
-    </w:p>
-    <w:p>
-      <w:pPr>
-        <w:pStyle w:val="BodyText"/>
-      </w:pPr>
-      <w:r>
-        <w:t xml:space="preserve"> </w:t>
-      </w:r>
-      <w:r>
-        <w:t xml:space="preserve">Globalmente, las transformaciones elementales del cuerpo se presentan intuitivamente, del lado del Mí, como la</w:t>
-      </w:r>
-      <w:r>
-        <w:t xml:space="preserve"> </w:t>
-      </w:r>
-      <w:r>
-        <w:rPr>
-          <w:iCs/>
-          <w:i/>
-        </w:rPr>
-        <w:t xml:space="preserve">dilatación</w:t>
-      </w:r>
-      <w:r>
-        <w:t xml:space="preserve"> </w:t>
-      </w:r>
-      <w:r>
-        <w:t xml:space="preserve">y la</w:t>
-      </w:r>
-      <w:r>
-        <w:t xml:space="preserve"> </w:t>
-      </w:r>
-      <w:r>
-        <w:rPr>
-          <w:iCs/>
-          <w:i/>
-        </w:rPr>
-        <w:t xml:space="preserve">contracción</w:t>
-      </w:r>
-      <w:r>
-        <w:t xml:space="preserve"> </w:t>
-      </w:r>
-      <w:r>
-        <w:t xml:space="preserve">de la carne, y del lado del Sí, como</w:t>
-      </w:r>
-      <w:r>
-        <w:t xml:space="preserve"> </w:t>
-      </w:r>
-      <w:r>
-        <w:rPr>
-          <w:iCs/>
-          <w:i/>
-        </w:rPr>
-        <w:t xml:space="preserve">estabilidad</w:t>
-      </w:r>
-      <w:r>
-        <w:rPr>
-          <w:iCs/>
-          <w:i/>
-        </w:rPr>
-        <w:t xml:space="preserve"> </w:t>
-      </w:r>
-      <w:r>
-        <w:t xml:space="preserve">y la</w:t>
-      </w:r>
-      <w:r>
-        <w:rPr>
-          <w:iCs/>
-          <w:i/>
-        </w:rPr>
-        <w:t xml:space="preserve"> </w:t>
-      </w:r>
-      <w:r>
-        <w:rPr>
-          <w:iCs/>
-          <w:i/>
-        </w:rPr>
-        <w:t xml:space="preserve">inestabilidad</w:t>
-      </w:r>
-      <w:r>
-        <w:t xml:space="preserve"> </w:t>
-      </w:r>
-      <w:r>
-        <w:t xml:space="preserve">de la forma del cuerpo propio. La estabilidad se traduce, entre otras cosas, por la clausura y la inmovilidad, y la inestabilidad, por la apertura y la deformación.</w:t>
+        <w:t xml:space="preserve">P. 51 El Mí y el Sí del actante narrativo: Un modelo de producción del acto</w:t>
+      </w:r>
+    </w:p>
+    <w:p>
+      <w:pPr>
+        <w:pStyle w:val="BodyText"/>
+      </w:pPr>
+      <w:r>
+        <w:t xml:space="preserve">Todo actante “encarnado” se puede analizar en dos instancias por lo menos; el</w:t>
+      </w:r>
+      <w:r>
+        <w:t xml:space="preserve"> </w:t>
+      </w:r>
+      <w:r>
+        <w:rPr>
+          <w:i/>
+          <w:iCs/>
+        </w:rPr>
+        <w:t xml:space="preserve">Mí-carne</w:t>
+      </w:r>
+      <w:r>
+        <w:t xml:space="preserve"> </w:t>
+      </w:r>
+      <w:r>
+        <w:t xml:space="preserve">de referencia y el</w:t>
+      </w:r>
+      <w:r>
+        <w:t xml:space="preserve"> </w:t>
+      </w:r>
+      <w:r>
+        <w:rPr>
+          <w:i/>
+          <w:iCs/>
+        </w:rPr>
+        <w:t xml:space="preserve">Sí-cuerpo propio</w:t>
+      </w:r>
+      <w:r>
+        <w:t xml:space="preserve"> </w:t>
+      </w:r>
+      <w:r>
+        <w:t xml:space="preserve">en devenir. El Sí está en construcción en los desplazamientos y en los gestos del actor, y esta construcción en los desplazamientos y en los gestos del actor, y esa construcción puede obedecer a un principio de repetición y de similitud (el</w:t>
+      </w:r>
+      <w:r>
+        <w:t xml:space="preserve"> </w:t>
+      </w:r>
+      <w:r>
+        <w:rPr>
+          <w:i/>
+          <w:iCs/>
+        </w:rPr>
+        <w:t xml:space="preserve">Sí-idem</w:t>
+      </w:r>
+      <w:r>
+        <w:t xml:space="preserve"> </w:t>
+      </w:r>
+      <w:r>
+        <w:t xml:space="preserve">de los</w:t>
+      </w:r>
+      <w:r>
+        <w:t xml:space="preserve"> </w:t>
+      </w:r>
+      <w:r>
+        <w:rPr>
+          <w:i/>
+          <w:iCs/>
+        </w:rPr>
+        <w:t xml:space="preserve">roles</w:t>
+      </w:r>
+      <w:r>
+        <w:t xml:space="preserve"> </w:t>
+      </w:r>
+      <w:r>
+        <w:t xml:space="preserve">narrativos), o a un principio de “mira” permanente (el</w:t>
+      </w:r>
+      <w:r>
+        <w:t xml:space="preserve"> </w:t>
+      </w:r>
+      <w:r>
+        <w:rPr>
+          <w:i/>
+          <w:iCs/>
+        </w:rPr>
+        <w:t xml:space="preserve">Sí-ipse</w:t>
+      </w:r>
+      <w:r>
+        <w:t xml:space="preserve"> </w:t>
+      </w:r>
+      <w:r>
+        <w:t xml:space="preserve">de las “miras” éticas y estéticas, de las</w:t>
+      </w:r>
+      <w:r>
+        <w:t xml:space="preserve"> </w:t>
+      </w:r>
+      <w:r>
+        <w:rPr>
+          <w:i/>
+          <w:iCs/>
+        </w:rPr>
+        <w:t xml:space="preserve">actitudes).</w:t>
+      </w:r>
+    </w:p>
+    <w:p>
+      <w:pPr>
+        <w:pStyle w:val="BodyText"/>
+      </w:pPr>
+      <w:r>
+        <w:rPr>
+          <w:i/>
+          <w:iCs/>
+        </w:rPr>
+        <w:t xml:space="preserve"> </w:t>
+      </w:r>
+      <w:r>
+        <w:t xml:space="preserve">Si aceptamos que toda identidad actancial se construye en el acto, y que todo acto emerge de la animación sensoriomotriz del actante, el modelo de producción del acto se apoyará necesariamente en la interacción entre la carne y el cuerpo propio, entre el</w:t>
+      </w:r>
+      <w:r>
+        <w:t xml:space="preserve"> </w:t>
+      </w:r>
+      <w:r>
+        <w:rPr>
+          <w:i/>
+          <w:iCs/>
+        </w:rPr>
+        <w:t xml:space="preserve">Mí</w:t>
+      </w:r>
+      <w:r>
+        <w:t xml:space="preserve"> </w:t>
+      </w:r>
+      <w:r>
+        <w:t xml:space="preserve">y el Sí. El acto será entonces el resultado de la correlación (convergente o divergente) entre las presiones ejercidas sobre el</w:t>
+      </w:r>
+      <w:r>
+        <w:t xml:space="preserve"> </w:t>
+      </w:r>
+      <w:r>
+        <w:rPr>
+          <w:i/>
+          <w:iCs/>
+        </w:rPr>
+        <w:t xml:space="preserve">Mí-carne</w:t>
+      </w:r>
+      <w:r>
+        <w:rPr>
+          <w:i/>
+          <w:iCs/>
+        </w:rPr>
+        <w:t xml:space="preserve"> </w:t>
+      </w:r>
+      <w:r>
+        <w:t xml:space="preserve">(de tipo sensoriomotor) y las presiones ejercidas sobre el</w:t>
+      </w:r>
+      <w:r>
+        <w:t xml:space="preserve"> </w:t>
+      </w:r>
+      <w:r>
+        <w:rPr>
+          <w:i/>
+          <w:iCs/>
+        </w:rPr>
+        <w:t xml:space="preserve">Sí-cuerpo propio</w:t>
+      </w:r>
+      <w:r>
+        <w:t xml:space="preserve">. Seguir siendo el mismo, devenir y apropiarse, etcétera. Toda figura de acto puede ser definida, en este sentido, como el resultado de una doble determinación, de un equilibrio o de un desequilibrio entre esos dos tipos de presiones,</w:t>
       </w:r>
     </w:p>
     <w:p>
@@ -2097,15 +2671,15 @@
       </w:r>
       <w:r>
         <w:rPr>
-          <w:iCs/>
-          <w:i/>
+          <w:i/>
+          <w:iCs/>
         </w:rPr>
         <w:t xml:space="preserve">Soma y sema. Figuras semióticas del cuerpo.</w:t>
       </w:r>
       <w:r>
         <w:rPr>
-          <w:iCs/>
-          <w:i/>
+          <w:i/>
+          <w:iCs/>
         </w:rPr>
         <w:t xml:space="preserve"> </w:t>
       </w:r>
@@ -2118,399 +2692,26 @@
         <w:pStyle w:val="BodyText"/>
       </w:pPr>
       <w:r>
-        <w:t xml:space="preserve">P. 41 El cuerpo, el acto y los esquemas narrativos</w:t>
-      </w:r>
-    </w:p>
-    <w:p>
-      <w:pPr>
-        <w:pStyle w:val="BodyText"/>
-      </w:pPr>
-      <w:r>
-        <w:t xml:space="preserve"> </w:t>
-      </w:r>
-      <w:r>
-        <w:t xml:space="preserve">Las figuras de la degustación, por ejemplo, relatan un conflicto entre la materia que proporciona el contacto gustativo y determinadas intensidades sensoriales: un vino “áspero” pone en escena la difícil travesía de una materia resistente por un flujo que ella segmenta; una crema “pastosa”, en cambio, indica la inmersión de un flujo de intensidad en una materia que lo absorbe y lo neutraliza. … Del mimo modo, el lazo entre el olor y la materia viva no necesita demostración: el olor es, como … la emanación de la intimidad del ser vivo, y las categorizaciones olfativas más frecuentes corresponden a las frases de los ciclos de vida. Por lo que aquí nos interesa particularmente es el proceso por el que la materia viva emite el efluvio olfativo. La obsesión de la penetración por el olor está asociada a la aprehensión que proporciona el contacto íntimo de la carne con las emanaciones de otras carnes… La figura olfativa se presenta en esa perspectiva como el producto de una modificación de la relación entre fuerzas cohesivas y dispersivas aplicadas a la materia viva.</w:t>
-      </w:r>
-    </w:p>
-    <w:p>
-      <w:pPr>
-        <w:pStyle w:val="BodyText"/>
-      </w:pPr>
-      <w:r>
-        <w:t xml:space="preserve">FONTANILLE, Jacques (2008).</w:t>
-      </w:r>
-      <w:r>
-        <w:t xml:space="preserve"> </w:t>
-      </w:r>
-      <w:r>
-        <w:rPr>
-          <w:iCs/>
-          <w:i/>
-        </w:rPr>
-        <w:t xml:space="preserve">Soma y sema. Figuras semióticas del cuerpo.</w:t>
-      </w:r>
-      <w:r>
-        <w:rPr>
-          <w:iCs/>
-          <w:i/>
-        </w:rPr>
-        <w:t xml:space="preserve"> </w:t>
-      </w:r>
-      <w:r>
-        <w:t xml:space="preserve">Lima: U. de Lima.</w:t>
-      </w:r>
-    </w:p>
-    <w:p>
-      <w:pPr>
-        <w:pStyle w:val="BodyText"/>
-      </w:pPr>
-      <w:r>
-        <w:t xml:space="preserve">P. 42</w:t>
-      </w:r>
-    </w:p>
-    <w:p>
-      <w:pPr>
-        <w:pStyle w:val="BodyText"/>
-      </w:pPr>
-      <w:r>
-        <w:t xml:space="preserve">Las figuras así producidas pueden convertirse, bajo ciertas condiciones, en</w:t>
-      </w:r>
-      <w:r>
-        <w:t xml:space="preserve"> </w:t>
-      </w:r>
-      <w:r>
-        <w:rPr>
-          <w:iCs/>
-          <w:i/>
-        </w:rPr>
-        <w:t xml:space="preserve">iconos</w:t>
-      </w:r>
-      <w:r>
-        <w:t xml:space="preserve">. Íconos visuales, eidéticos, íconos olfativos y gustativos, los cuales serán siempre el resultado de esos equilibrios/desequilibrios, que se producen en la interacción entre materia y energía. … La iconicidad puede ser definida, en términos generales, como un principio de homologación entre el plano del contenido (interoceptivo) y el plano de la expresión (exteroceptivo). La hipótesis que proponemos es la siguiente: dicha homologación no depende de la semejanza, sino de</w:t>
-      </w:r>
-      <w:r>
-        <w:t xml:space="preserve"> </w:t>
-      </w:r>
-      <w:r>
-        <w:rPr>
-          <w:iCs/>
-          <w:i/>
-        </w:rPr>
-        <w:t xml:space="preserve">una correlación y de un ajuste sensoriomotor</w:t>
-      </w:r>
-      <w:r>
-        <w:t xml:space="preserve">. La iconicidad del lenguaje se basa en el establecimiento de una correlación entre una figura sensoriomotriz (interna) y una figura de interacción entre materia y energía (externa). El reconocimiento de un ícono puede reducirse a una percepción de una correlación entre una determinada figura externa y una experiencia sensoriomotriz interna.</w:t>
-      </w:r>
-    </w:p>
-    <w:p>
-      <w:pPr>
-        <w:pStyle w:val="BodyText"/>
-      </w:pPr>
-      <w:r>
-        <w:t xml:space="preserve">FONTANILLE, Jacques (2008).</w:t>
-      </w:r>
-      <w:r>
-        <w:t xml:space="preserve"> </w:t>
-      </w:r>
-      <w:r>
-        <w:rPr>
-          <w:iCs/>
-          <w:i/>
-        </w:rPr>
-        <w:t xml:space="preserve">Soma y sema. Figuras semióticas del cuerpo.</w:t>
-      </w:r>
-      <w:r>
-        <w:rPr>
-          <w:iCs/>
-          <w:i/>
-        </w:rPr>
-        <w:t xml:space="preserve"> </w:t>
-      </w:r>
-      <w:r>
-        <w:t xml:space="preserve">Lima: U. de Lima.</w:t>
-      </w:r>
-    </w:p>
-    <w:p>
-      <w:pPr>
-        <w:pStyle w:val="BodyText"/>
-      </w:pPr>
-      <w:r>
-        <w:t xml:space="preserve">P. 42</w:t>
-      </w:r>
-    </w:p>
-    <w:p>
-      <w:pPr>
-        <w:pStyle w:val="BodyText"/>
-      </w:pPr>
-      <w:r>
-        <w:t xml:space="preserve"> </w:t>
-      </w:r>
-      <w:r>
-        <w:t xml:space="preserve">El caso de la onomatopeya permitirá precisar este punto. Si la cadena significante “/</w:t>
-      </w:r>
-      <w:r>
-        <w:rPr>
-          <w:iCs/>
-          <w:i/>
-        </w:rPr>
-        <w:t xml:space="preserve">krak/”</w:t>
-      </w:r>
-      <w:r>
-        <w:rPr>
-          <w:iCs/>
-          <w:i/>
-        </w:rPr>
-        <w:t xml:space="preserve"> </w:t>
-      </w:r>
-      <w:r>
-        <w:t xml:space="preserve">puede pasar por una onomatopeya del crujido sonoro, no es ciertamente por la semejanza entre dos sonidos, el sonido lingüístico y el sonido natural … Existe una verdadera homologación entre expresión y contenido, pero se basa en un principio distinto del de la semejanza. En efecto, el sonido natural del “crujido” es implícitamente esquematizado por el tipo de de interacción entre materia y energía que lo produce: la figura sonora del crujido se forma a partir de la manera como una fuerza sonora lingüística</w:t>
-      </w:r>
-      <w:r>
-        <w:t xml:space="preserve"> </w:t>
-      </w:r>
-      <w:r>
-        <w:rPr>
-          <w:iCs/>
-          <w:i/>
-        </w:rPr>
-        <w:t xml:space="preserve">krak/</w:t>
-      </w:r>
-      <w:r>
-        <w:rPr>
-          <w:iCs/>
-          <w:i/>
-        </w:rPr>
-        <w:t xml:space="preserve"> </w:t>
-      </w:r>
-      <w:r>
-        <w:t xml:space="preserve">se forma a partir de la manera como las materias bucales entran en contacto o son puestas en movimiento por efecto de las fuerzas de articulación oral que las animan.</w:t>
-      </w:r>
-    </w:p>
-    <w:p>
-      <w:pPr>
-        <w:pStyle w:val="BodyText"/>
-      </w:pPr>
-      <w:r>
-        <w:t xml:space="preserve">FONTANILLE, Jacques (2008).</w:t>
-      </w:r>
-      <w:r>
-        <w:t xml:space="preserve"> </w:t>
-      </w:r>
-      <w:r>
-        <w:rPr>
-          <w:iCs/>
-          <w:i/>
-        </w:rPr>
-        <w:t xml:space="preserve">Soma y sema. Figuras semióticas del cuerpo.</w:t>
-      </w:r>
-      <w:r>
-        <w:rPr>
-          <w:iCs/>
-          <w:i/>
-        </w:rPr>
-        <w:t xml:space="preserve"> </w:t>
-      </w:r>
-      <w:r>
-        <w:t xml:space="preserve">Lima: U. de Lima.</w:t>
-      </w:r>
-    </w:p>
-    <w:p>
-      <w:pPr>
-        <w:pStyle w:val="BodyText"/>
-      </w:pPr>
-      <w:r>
-        <w:t xml:space="preserve">(P43)</w:t>
-      </w:r>
-    </w:p>
-    <w:p>
-      <w:pPr>
-        <w:pStyle w:val="BodyText"/>
-      </w:pPr>
-      <w:r>
-        <w:t xml:space="preserve"> </w:t>
-      </w:r>
-      <w:r>
-        <w:t xml:space="preserve">La iconicidad de la onomatopeya podría, por tanto, ser definida a partir de la equivalencia entre dos relaciones; por un lado, la relación entre una figura sonora natural y la interacción materia/energía que la producen, y por otro, la relación entre la figura sonora lingüística y la sensación motriz bucal que corresponde a su articulación. Una equivalencia entre dos relaciones no es otra cosa que un sistema semi-simbólico del tipo:</w:t>
-      </w:r>
-    </w:p>
-    <w:p>
-      <w:pPr>
-        <w:pStyle w:val="BodyText"/>
-      </w:pPr>
-      <w:r>
-        <w:t xml:space="preserve"> </w:t>
-      </w:r>
-      <w:r>
-        <w:rPr>
-          <w:iCs/>
-          <w:i/>
-        </w:rPr>
-        <w:t xml:space="preserve">A</w:t>
-      </w:r>
-      <w:r>
-        <w:rPr>
-          <w:iCs/>
-          <w:i/>
-        </w:rPr>
-        <w:t xml:space="preserve"> </w:t>
-      </w:r>
-      <w:r>
-        <w:rPr>
-          <w:iCs/>
-          <w:i/>
-        </w:rPr>
-        <w:t xml:space="preserve"> </w:t>
-      </w:r>
-      <w:r>
-        <w:rPr>
-          <w:iCs/>
-          <w:i/>
-        </w:rPr>
-        <w:t xml:space="preserve">es a</w:t>
-      </w:r>
-      <w:r>
-        <w:rPr>
-          <w:iCs/>
-          <w:i/>
-        </w:rPr>
-        <w:t xml:space="preserve"> </w:t>
-      </w:r>
-      <w:r>
-        <w:rPr>
-          <w:iCs/>
-          <w:i/>
-        </w:rPr>
-        <w:t xml:space="preserve"> </w:t>
-      </w:r>
-      <w:r>
-        <w:rPr>
-          <w:iCs/>
-          <w:i/>
-        </w:rPr>
-        <w:t xml:space="preserve">B</w:t>
-      </w:r>
-      <w:r>
-        <w:rPr>
-          <w:iCs/>
-          <w:i/>
-        </w:rPr>
-        <w:t xml:space="preserve"> </w:t>
-      </w:r>
-      <w:r>
-        <w:rPr>
-          <w:iCs/>
-          <w:i/>
-        </w:rPr>
-        <w:t xml:space="preserve"> </w:t>
-      </w:r>
-      <w:r>
-        <w:rPr>
-          <w:iCs/>
-          <w:i/>
-        </w:rPr>
-        <w:t xml:space="preserve">como</w:t>
-      </w:r>
-      <w:r>
-        <w:rPr>
-          <w:iCs/>
-          <w:i/>
-        </w:rPr>
-        <w:t xml:space="preserve"> </w:t>
-      </w:r>
-      <w:r>
-        <w:rPr>
-          <w:iCs/>
-          <w:i/>
-        </w:rPr>
-        <w:t xml:space="preserve"> </w:t>
-      </w:r>
-      <w:r>
-        <w:rPr>
-          <w:iCs/>
-          <w:i/>
-        </w:rPr>
-        <w:t xml:space="preserve">X es</w:t>
-      </w:r>
-      <w:r>
-        <w:rPr>
-          <w:iCs/>
-          <w:i/>
-        </w:rPr>
-        <w:t xml:space="preserve"> </w:t>
-      </w:r>
-      <w:r>
-        <w:rPr>
-          <w:iCs/>
-          <w:i/>
-        </w:rPr>
-        <w:t xml:space="preserve"> </w:t>
-      </w:r>
-      <w:r>
-        <w:rPr>
-          <w:iCs/>
-          <w:i/>
-        </w:rPr>
-        <w:t xml:space="preserve">a Y</w:t>
-      </w:r>
-    </w:p>
-    <w:p>
-      <w:pPr>
-        <w:pStyle w:val="BodyText"/>
-      </w:pPr>
-      <w:r>
-        <w:t xml:space="preserve">donde A y X son figuras sensoriales de cualquier tipo, y B e Y son esquemas de la interacción materia/energía, interna en caso de B, externa en caso de Y.</w:t>
-      </w:r>
-    </w:p>
-    <w:p>
-      <w:pPr>
-        <w:pStyle w:val="BodyText"/>
-      </w:pPr>
-      <w:r>
-        <w:t xml:space="preserve">FONTANILLE, Jacques (2008).</w:t>
-      </w:r>
-      <w:r>
-        <w:t xml:space="preserve"> </w:t>
-      </w:r>
-      <w:r>
-        <w:rPr>
-          <w:iCs/>
-          <w:i/>
-        </w:rPr>
-        <w:t xml:space="preserve">Soma y sema. Figuras semióticas del cuerpo.</w:t>
-      </w:r>
-      <w:r>
-        <w:rPr>
-          <w:iCs/>
-          <w:i/>
-        </w:rPr>
-        <w:t xml:space="preserve"> </w:t>
-      </w:r>
-      <w:r>
-        <w:t xml:space="preserve">Lima: U. de Lima.</w:t>
-      </w:r>
-    </w:p>
-    <w:p>
-      <w:pPr>
-        <w:pStyle w:val="BodyText"/>
-      </w:pPr>
-      <w:r>
-        <w:t xml:space="preserve">P. 51 El Mí y el Sí del actante narrativo: Un modelo de producción del acto</w:t>
-      </w:r>
-    </w:p>
-    <w:p>
-      <w:pPr>
-        <w:pStyle w:val="BodyText"/>
-      </w:pPr>
-      <w:r>
-        <w:t xml:space="preserve">Todo actante “encarnado” se puede analizar en dos instancias por lo menos; el</w:t>
-      </w:r>
-      <w:r>
-        <w:t xml:space="preserve"> </w:t>
-      </w:r>
-      <w:r>
-        <w:rPr>
-          <w:iCs/>
-          <w:i/>
+        <w:t xml:space="preserve">P. 51</w:t>
+      </w:r>
+    </w:p>
+    <w:p>
+      <w:pPr>
+        <w:pStyle w:val="BodyText"/>
+      </w:pPr>
+      <w:r>
+        <w:t xml:space="preserve"> </w:t>
+      </w:r>
+      <w:r>
+        <w:t xml:space="preserve">El</w:t>
+      </w:r>
+      <w:r>
+        <w:t xml:space="preserve"> </w:t>
+      </w:r>
+      <w:r>
+        <w:rPr>
+          <w:i/>
+          <w:iCs/>
         </w:rPr>
         <w:t xml:space="preserve">Mí-carne</w:t>
       </w:r>
@@ -2518,207 +2719,6 @@
         <w:t xml:space="preserve"> </w:t>
       </w:r>
       <w:r>
-        <w:t xml:space="preserve">de referencia y el</w:t>
-      </w:r>
-      <w:r>
-        <w:t xml:space="preserve"> </w:t>
-      </w:r>
-      <w:r>
-        <w:rPr>
-          <w:iCs/>
-          <w:i/>
-        </w:rPr>
-        <w:t xml:space="preserve">Sí-cuerpo propio</w:t>
-      </w:r>
-      <w:r>
-        <w:t xml:space="preserve"> </w:t>
-      </w:r>
-      <w:r>
-        <w:t xml:space="preserve">en devenir. El Sí está en construcción en los desplazamientos y en los gestos del actor, y esta construcción en los desplazamientos y en los gestos del actor, y esa construcción puede obedecer a un principio de repetición y de similitud (el</w:t>
-      </w:r>
-      <w:r>
-        <w:t xml:space="preserve"> </w:t>
-      </w:r>
-      <w:r>
-        <w:rPr>
-          <w:iCs/>
-          <w:i/>
-        </w:rPr>
-        <w:t xml:space="preserve">Sí-idem</w:t>
-      </w:r>
-      <w:r>
-        <w:t xml:space="preserve"> </w:t>
-      </w:r>
-      <w:r>
-        <w:t xml:space="preserve">de los</w:t>
-      </w:r>
-      <w:r>
-        <w:t xml:space="preserve"> </w:t>
-      </w:r>
-      <w:r>
-        <w:rPr>
-          <w:iCs/>
-          <w:i/>
-        </w:rPr>
-        <w:t xml:space="preserve">roles</w:t>
-      </w:r>
-      <w:r>
-        <w:t xml:space="preserve"> </w:t>
-      </w:r>
-      <w:r>
-        <w:t xml:space="preserve">narrativos), o a un principio de “mira” permanente (el</w:t>
-      </w:r>
-      <w:r>
-        <w:t xml:space="preserve"> </w:t>
-      </w:r>
-      <w:r>
-        <w:rPr>
-          <w:iCs/>
-          <w:i/>
-        </w:rPr>
-        <w:t xml:space="preserve">Sí-ipse</w:t>
-      </w:r>
-      <w:r>
-        <w:t xml:space="preserve"> </w:t>
-      </w:r>
-      <w:r>
-        <w:t xml:space="preserve">de las “miras” éticas y estéticas, de las</w:t>
-      </w:r>
-      <w:r>
-        <w:t xml:space="preserve"> </w:t>
-      </w:r>
-      <w:r>
-        <w:rPr>
-          <w:iCs/>
-          <w:i/>
-        </w:rPr>
-        <w:t xml:space="preserve">actitudes).</w:t>
-      </w:r>
-    </w:p>
-    <w:p>
-      <w:pPr>
-        <w:pStyle w:val="BodyText"/>
-      </w:pPr>
-      <w:r>
-        <w:rPr>
-          <w:iCs/>
-          <w:i/>
-        </w:rPr>
-        <w:t xml:space="preserve"> </w:t>
-      </w:r>
-      <w:r>
-        <w:t xml:space="preserve">Si aceptamos que toda identidad actancial se construye en el acto, y que todo acto emerge de la animación sensoriomotriz del actante, el modelo de producción del acto se apoyará necesariamente en la interacción entre la carne y el cuerpo propio, entre el</w:t>
-      </w:r>
-      <w:r>
-        <w:t xml:space="preserve"> </w:t>
-      </w:r>
-      <w:r>
-        <w:rPr>
-          <w:iCs/>
-          <w:i/>
-        </w:rPr>
-        <w:t xml:space="preserve">Mí</w:t>
-      </w:r>
-      <w:r>
-        <w:t xml:space="preserve"> </w:t>
-      </w:r>
-      <w:r>
-        <w:t xml:space="preserve">y el Sí. El acto será entonces el resultado de la correlación (convergente o divergente) entre las presiones ejercidas sobre el</w:t>
-      </w:r>
-      <w:r>
-        <w:t xml:space="preserve"> </w:t>
-      </w:r>
-      <w:r>
-        <w:rPr>
-          <w:iCs/>
-          <w:i/>
-        </w:rPr>
-        <w:t xml:space="preserve">Mí-carne</w:t>
-      </w:r>
-      <w:r>
-        <w:rPr>
-          <w:iCs/>
-          <w:i/>
-        </w:rPr>
-        <w:t xml:space="preserve"> </w:t>
-      </w:r>
-      <w:r>
-        <w:t xml:space="preserve">(de tipo sensoriomotor) y las presiones ejercidas sobre el</w:t>
-      </w:r>
-      <w:r>
-        <w:t xml:space="preserve"> </w:t>
-      </w:r>
-      <w:r>
-        <w:rPr>
-          <w:iCs/>
-          <w:i/>
-        </w:rPr>
-        <w:t xml:space="preserve">Sí-cuerpo propio</w:t>
-      </w:r>
-      <w:r>
-        <w:t xml:space="preserve">. Seguir siendo el mismo, devenir y apropiarse, etcétera. Toda figura de acto puede ser definida, en este sentido, como el resultado de una doble determinación, de un equilibrio o de un desequilibrio entre esos dos tipos de presiones,</w:t>
-      </w:r>
-    </w:p>
-    <w:p>
-      <w:pPr>
-        <w:pStyle w:val="BodyText"/>
-      </w:pPr>
-      <w:r>
-        <w:t xml:space="preserve">FONTANILLE, Jacques (2008).</w:t>
-      </w:r>
-      <w:r>
-        <w:t xml:space="preserve"> </w:t>
-      </w:r>
-      <w:r>
-        <w:rPr>
-          <w:iCs/>
-          <w:i/>
-        </w:rPr>
-        <w:t xml:space="preserve">Soma y sema. Figuras semióticas del cuerpo.</w:t>
-      </w:r>
-      <w:r>
-        <w:rPr>
-          <w:iCs/>
-          <w:i/>
-        </w:rPr>
-        <w:t xml:space="preserve"> </w:t>
-      </w:r>
-      <w:r>
-        <w:t xml:space="preserve">Lima: U. de Lima.</w:t>
-      </w:r>
-    </w:p>
-    <w:p>
-      <w:pPr>
-        <w:pStyle w:val="BodyText"/>
-      </w:pPr>
-      <w:r>
-        <w:t xml:space="preserve">P. 51</w:t>
-      </w:r>
-    </w:p>
-    <w:p>
-      <w:pPr>
-        <w:pStyle w:val="BodyText"/>
-      </w:pPr>
-      <w:r>
-        <w:t xml:space="preserve"> </w:t>
-      </w:r>
-      <w:r>
-        <w:t xml:space="preserve">El</w:t>
-      </w:r>
-      <w:r>
-        <w:t xml:space="preserve"> </w:t>
-      </w:r>
-      <w:r>
-        <w:rPr>
-          <w:iCs/>
-          <w:i/>
-        </w:rPr>
-        <w:t xml:space="preserve">Mí-carne</w:t>
-      </w:r>
-      <w:r>
-        <w:t xml:space="preserve"> </w:t>
-      </w:r>
-      <w:r>
         <w:t xml:space="preserve">será representado en el modelo por una valencia de intensidad (fuerza, resistencia, energía, intensidad sensible), y el</w:t>
       </w:r>
       <w:r>
@@ -2726,8 +2726,8 @@
       </w:r>
       <w:r>
         <w:rPr>
-          <w:iCs/>
-          <w:i/>
+          <w:i/>
+          <w:iCs/>
         </w:rPr>
         <w:t xml:space="preserve">Sí-cuerpo propio</w:t>
       </w:r>
@@ -2794,15 +2794,15 @@
       </w:r>
       <w:r>
         <w:rPr>
-          <w:iCs/>
-          <w:i/>
+          <w:i/>
+          <w:iCs/>
         </w:rPr>
         <w:t xml:space="preserve">Soma y sema. Figuras semióticas del cuerpo.</w:t>
       </w:r>
       <w:r>
         <w:rPr>
-          <w:iCs/>
-          <w:i/>
+          <w:i/>
+          <w:iCs/>
         </w:rPr>
         <w:t xml:space="preserve"> </w:t>
       </w:r>
@@ -2830,8 +2830,8 @@
       </w:r>
       <w:r>
         <w:rPr>
-          <w:iCs/>
-          <w:i/>
+          <w:i/>
+          <w:iCs/>
         </w:rPr>
         <w:t xml:space="preserve">Mí-carne</w:t>
       </w:r>
@@ -2846,8 +2846,8 @@
       </w:r>
       <w:r>
         <w:rPr>
-          <w:iCs/>
-          <w:i/>
+          <w:i/>
+          <w:iCs/>
         </w:rPr>
         <w:t xml:space="preserve">remanencia</w:t>
       </w:r>
@@ -2862,8 +2862,8 @@
       </w:r>
       <w:r>
         <w:rPr>
-          <w:iCs/>
-          <w:i/>
+          <w:i/>
+          <w:iCs/>
         </w:rPr>
         <w:t xml:space="preserve">saturación</w:t>
       </w:r>
@@ -2886,8 +2886,8 @@
       </w:r>
       <w:r>
         <w:rPr>
-          <w:iCs/>
-          <w:i/>
+          <w:i/>
+          <w:iCs/>
         </w:rPr>
         <w:t xml:space="preserve">Sí-cuerpo</w:t>
       </w:r>
@@ -2902,8 +2902,8 @@
       </w:r>
       <w:r>
         <w:rPr>
-          <w:iCs/>
-          <w:i/>
+          <w:i/>
+          <w:iCs/>
         </w:rPr>
         <w:t xml:space="preserve">Mí-carne</w:t>
       </w:r>
@@ -2926,15 +2926,15 @@
       </w:r>
       <w:r>
         <w:rPr>
-          <w:iCs/>
-          <w:i/>
+          <w:i/>
+          <w:iCs/>
         </w:rPr>
         <w:t xml:space="preserve">Soma y sema. Figuras semióticas del cuerpo.</w:t>
       </w:r>
       <w:r>
         <w:rPr>
-          <w:iCs/>
-          <w:i/>
+          <w:i/>
+          <w:iCs/>
         </w:rPr>
         <w:t xml:space="preserve"> </w:t>
       </w:r>
@@ -2967,8 +2967,8 @@
       </w:r>
       <w:r>
         <w:rPr>
-          <w:iCs/>
-          <w:i/>
+          <w:i/>
+          <w:iCs/>
         </w:rPr>
         <w:t xml:space="preserve">S</w:t>
       </w:r>
@@ -2977,8 +2977,8 @@
       </w:r>
       <w:r>
         <w:rPr>
-          <w:iCs/>
-          <w:i/>
+          <w:i/>
+          <w:iCs/>
         </w:rPr>
         <w:t xml:space="preserve">idem</w:t>
       </w:r>
@@ -2990,8 +2990,8 @@
       </w:r>
       <w:r>
         <w:rPr>
-          <w:iCs/>
-          <w:i/>
+          <w:i/>
+          <w:iCs/>
         </w:rPr>
         <w:t xml:space="preserve">captación</w:t>
       </w:r>
@@ -3011,8 +3011,8 @@
       </w:r>
       <w:r>
         <w:rPr>
-          <w:iCs/>
-          <w:i/>
+          <w:i/>
+          <w:iCs/>
         </w:rPr>
         <w:t xml:space="preserve">actitudes</w:t>
       </w:r>
@@ -3024,8 +3024,8 @@
       </w:r>
       <w:r>
         <w:rPr>
-          <w:iCs/>
-          <w:i/>
+          <w:i/>
+          <w:iCs/>
         </w:rPr>
         <w:t xml:space="preserve">Sí-ipse</w:t>
       </w:r>
@@ -3037,8 +3037,8 @@
       </w:r>
       <w:r>
         <w:rPr>
-          <w:iCs/>
-          <w:i/>
+          <w:i/>
+          <w:iCs/>
         </w:rPr>
         <w:t xml:space="preserve">otro</w:t>
       </w:r>
@@ -3050,8 +3050,8 @@
       </w:r>
       <w:r>
         <w:rPr>
-          <w:iCs/>
-          <w:i/>
+          <w:i/>
+          <w:iCs/>
         </w:rPr>
         <w:t xml:space="preserve">mira</w:t>
       </w:r>
@@ -3118,15 +3118,15 @@
       </w:r>
       <w:r>
         <w:rPr>
-          <w:iCs/>
-          <w:i/>
+          <w:i/>
+          <w:iCs/>
         </w:rPr>
         <w:t xml:space="preserve">Soma y sema. Figuras semióticas del cuerpo.</w:t>
       </w:r>
       <w:r>
         <w:rPr>
-          <w:iCs/>
-          <w:i/>
+          <w:i/>
+          <w:iCs/>
         </w:rPr>
         <w:t xml:space="preserve"> </w:t>
       </w:r>
@@ -3154,15 +3154,15 @@
       </w:r>
       <w:r>
         <w:rPr>
-          <w:iCs/>
-          <w:i/>
+          <w:i/>
+          <w:iCs/>
         </w:rPr>
         <w:t xml:space="preserve">Mí-carne),</w:t>
       </w:r>
       <w:r>
         <w:rPr>
-          <w:iCs/>
-          <w:i/>
+          <w:i/>
+          <w:iCs/>
         </w:rPr>
         <w:t xml:space="preserve"> </w:t>
       </w:r>
@@ -3174,8 +3174,8 @@
       </w:r>
       <w:r>
         <w:rPr>
-          <w:iCs/>
-          <w:i/>
+          <w:i/>
+          <w:iCs/>
         </w:rPr>
         <w:t xml:space="preserve">captación</w:t>
       </w:r>
@@ -3190,8 +3190,8 @@
       </w:r>
       <w:r>
         <w:rPr>
-          <w:iCs/>
-          <w:i/>
+          <w:i/>
+          <w:iCs/>
         </w:rPr>
         <w:t xml:space="preserve">Sí-idem</w:t>
       </w:r>
@@ -3203,8 +3203,8 @@
       </w:r>
       <w:r>
         <w:rPr>
-          <w:iCs/>
-          <w:i/>
+          <w:i/>
+          <w:iCs/>
         </w:rPr>
         <w:t xml:space="preserve">mira</w:t>
       </w:r>
@@ -3219,8 +3219,8 @@
       </w:r>
       <w:r>
         <w:rPr>
-          <w:iCs/>
-          <w:i/>
+          <w:i/>
+          <w:iCs/>
         </w:rPr>
         <w:t xml:space="preserve">Sí-ipse</w:t>
       </w:r>
@@ -3243,8 +3243,8 @@
       </w:r>
       <w:r>
         <w:rPr>
-          <w:iCs/>
-          <w:i/>
+          <w:i/>
+          <w:iCs/>
         </w:rPr>
         <w:t xml:space="preserve">cohesión</w:t>
       </w:r>
@@ -3259,8 +3259,8 @@
       </w:r>
       <w:r>
         <w:rPr>
-          <w:iCs/>
-          <w:i/>
+          <w:i/>
+          <w:iCs/>
         </w:rPr>
         <w:t xml:space="preserve">Mí-carne</w:t>
       </w:r>
@@ -3272,15 +3272,15 @@
       </w:r>
       <w:r>
         <w:rPr>
-          <w:iCs/>
-          <w:i/>
-        </w:rPr>
-        <w:t xml:space="preserve"> </w:t>
-      </w:r>
-      <w:r>
-        <w:rPr>
-          <w:iCs/>
-          <w:i/>
+          <w:i/>
+          <w:iCs/>
+        </w:rPr>
+        <w:t xml:space="preserve"> </w:t>
+      </w:r>
+      <w:r>
+        <w:rPr>
+          <w:i/>
+          <w:iCs/>
         </w:rPr>
         <w:t xml:space="preserve">Sí-idem</w:t>
       </w:r>
@@ -3292,15 +3292,15 @@
       </w:r>
       <w:r>
         <w:rPr>
-          <w:iCs/>
-          <w:i/>
-        </w:rPr>
-        <w:t xml:space="preserve"> </w:t>
-      </w:r>
-      <w:r>
-        <w:rPr>
-          <w:iCs/>
-          <w:i/>
+          <w:i/>
+          <w:iCs/>
+        </w:rPr>
+        <w:t xml:space="preserve"> </w:t>
+      </w:r>
+      <w:r>
+        <w:rPr>
+          <w:i/>
+          <w:iCs/>
         </w:rPr>
         <w:t xml:space="preserve">La coherencia</w:t>
       </w:r>
@@ -3315,8 +3315,8 @@
       </w:r>
       <w:r>
         <w:rPr>
-          <w:iCs/>
-          <w:i/>
+          <w:i/>
+          <w:iCs/>
         </w:rPr>
         <w:t xml:space="preserve">Mí-carne</w:t>
       </w:r>
@@ -3331,15 +3331,15 @@
       </w:r>
       <w:r>
         <w:rPr>
-          <w:iCs/>
-          <w:i/>
+          <w:i/>
+          <w:iCs/>
         </w:rPr>
         <w:t xml:space="preserve">Sí-ipse.</w:t>
       </w:r>
       <w:r>
         <w:rPr>
-          <w:iCs/>
-          <w:i/>
+          <w:i/>
+          <w:iCs/>
         </w:rPr>
         <w:t xml:space="preserve"> </w:t>
       </w:r>
@@ -3348,22 +3348,22 @@
       </w:r>
       <w:r>
         <w:rPr>
-          <w:iCs/>
-          <w:i/>
-        </w:rPr>
-        <w:t xml:space="preserve"> </w:t>
-      </w:r>
-      <w:r>
-        <w:rPr>
-          <w:iCs/>
-          <w:i/>
+          <w:i/>
+          <w:iCs/>
+        </w:rPr>
+        <w:t xml:space="preserve"> </w:t>
+      </w:r>
+      <w:r>
+        <w:rPr>
+          <w:i/>
+          <w:iCs/>
         </w:rPr>
         <w:t xml:space="preserve">congruencia</w:t>
       </w:r>
       <w:r>
         <w:rPr>
-          <w:iCs/>
-          <w:i/>
+          <w:i/>
+          <w:iCs/>
         </w:rPr>
         <w:t xml:space="preserve"> </w:t>
       </w:r>
@@ -3375,8 +3375,8 @@
       </w:r>
       <w:r>
         <w:rPr>
-          <w:iCs/>
-          <w:i/>
+          <w:i/>
+          <w:iCs/>
         </w:rPr>
         <w:t xml:space="preserve">S</w:t>
       </w:r>
@@ -3385,8 +3385,8 @@
       </w:r>
       <w:r>
         <w:rPr>
-          <w:iCs/>
-          <w:i/>
+          <w:i/>
+          <w:iCs/>
         </w:rPr>
         <w:t xml:space="preserve"> </w:t>
       </w:r>
@@ -3395,20 +3395,20 @@
       </w:r>
       <w:r>
         <w:rPr>
-          <w:iCs/>
-          <w:i/>
-        </w:rPr>
-        <w:t xml:space="preserve"> </w:t>
-      </w:r>
-    </w:p>
-    <w:p>
-      <w:pPr>
-        <w:pStyle w:val="BodyText"/>
-      </w:pPr>
-      <w:r>
-        <w:rPr>
-          <w:iCs/>
-          <w:i/>
+          <w:i/>
+          <w:iCs/>
+        </w:rPr>
+        <w:t xml:space="preserve"> </w:t>
+      </w:r>
+    </w:p>
+    <w:p>
+      <w:pPr>
+        <w:pStyle w:val="BodyText"/>
+      </w:pPr>
+      <w:r>
+        <w:rPr>
+          <w:i/>
+          <w:iCs/>
         </w:rPr>
         <w:t xml:space="preserve">FONTANILLE, Jacques (2008). Soma y sema. Figuras semióticas del cuerpo. Lima: U. de Lima.</w:t>
       </w:r>
@@ -3425,8 +3425,8 @@
       </w:r>
       <w:r>
         <w:rPr>
+          <w:b/>
           <w:bCs/>
-          <w:b/>
         </w:rPr>
         <w:t xml:space="preserve">Diferentes regímenes de la acción</w:t>
       </w:r>
@@ -3492,8 +3492,8 @@
       </w:pPr>
       <w:r>
         <w:rPr>
-          <w:iCs/>
-          <w:i/>
+          <w:i/>
+          <w:iCs/>
         </w:rPr>
         <w:t xml:space="preserve">FONTANILLE, Jacques (2008). Soma y sema. Figuras semióticas del cuerpo. Lima: U. de Lima.</w:t>
       </w:r>
@@ -3568,8 +3568,8 @@
       </w:r>
       <w:r>
         <w:rPr>
-          <w:iCs/>
-          <w:i/>
+          <w:i/>
+          <w:iCs/>
         </w:rPr>
         <w:t xml:space="preserve">Mí</w:t>
       </w:r>
@@ -3584,8 +3584,8 @@
       </w:r>
       <w:r>
         <w:rPr>
-          <w:iCs/>
-          <w:i/>
+          <w:i/>
+          <w:iCs/>
         </w:rPr>
         <w:t xml:space="preserve">Sí</w:t>
       </w:r>
@@ -3599,8 +3599,8 @@
       </w:pPr>
       <w:r>
         <w:rPr>
-          <w:iCs/>
-          <w:i/>
+          <w:i/>
+          <w:iCs/>
         </w:rPr>
         <w:t xml:space="preserve">FONTANILLE, Jacques (2008). Soma y sema. Figuras semióticas del cuerpo. Lima: U. de Lima.</w:t>
       </w:r>
@@ -3625,8 +3625,8 @@
       </w:r>
       <w:r>
         <w:rPr>
-          <w:iCs/>
-          <w:i/>
+          <w:i/>
+          <w:iCs/>
         </w:rPr>
         <w:t xml:space="preserve">Mí</w:t>
       </w:r>
@@ -3641,8 +3641,8 @@
       </w:r>
       <w:r>
         <w:rPr>
-          <w:iCs/>
-          <w:i/>
+          <w:i/>
+          <w:iCs/>
         </w:rPr>
         <w:t xml:space="preserve">Sí</w:t>
       </w:r>
@@ -3665,15 +3665,15 @@
       </w:r>
       <w:r>
         <w:rPr>
-          <w:iCs/>
-          <w:i/>
+          <w:i/>
+          <w:iCs/>
         </w:rPr>
         <w:t xml:space="preserve">Mí</w:t>
       </w:r>
       <w:r>
         <w:rPr>
-          <w:iCs/>
-          <w:i/>
+          <w:i/>
+          <w:iCs/>
         </w:rPr>
         <w:t xml:space="preserve"> </w:t>
       </w:r>
@@ -3685,8 +3685,8 @@
       </w:r>
       <w:r>
         <w:rPr>
-          <w:iCs/>
-          <w:i/>
+          <w:i/>
+          <w:iCs/>
         </w:rPr>
         <w:t xml:space="preserve">Mí</w:t>
       </w:r>
@@ -3698,15 +3698,15 @@
       </w:r>
       <w:r>
         <w:rPr>
-          <w:iCs/>
-          <w:i/>
-        </w:rPr>
-        <w:t xml:space="preserve"> </w:t>
-      </w:r>
-      <w:r>
-        <w:rPr>
-          <w:iCs/>
-          <w:i/>
+          <w:i/>
+          <w:iCs/>
+        </w:rPr>
+        <w:t xml:space="preserve"> </w:t>
+      </w:r>
+      <w:r>
+        <w:rPr>
+          <w:i/>
+          <w:iCs/>
         </w:rPr>
         <w:t xml:space="preserve">y distracción &amp; negligencia y relajamiento</w:t>
       </w:r>
@@ -3726,8 +3726,8 @@
       </w:r>
       <w:r>
         <w:rPr>
-          <w:iCs/>
-          <w:i/>
+          <w:i/>
+          <w:iCs/>
         </w:rPr>
         <w:t xml:space="preserve">Sí</w:t>
       </w:r>
@@ -3736,8 +3736,8 @@
       </w:r>
       <w:r>
         <w:rPr>
-          <w:iCs/>
-          <w:i/>
+          <w:i/>
+          <w:iCs/>
         </w:rPr>
         <w:t xml:space="preserve">idem</w:t>
       </w:r>
@@ -3749,8 +3749,8 @@
       </w:r>
       <w:r>
         <w:rPr>
-          <w:iCs/>
-          <w:i/>
+          <w:i/>
+          <w:iCs/>
         </w:rPr>
         <w:t xml:space="preserve">concentración &amp; conformismo</w:t>
       </w:r>
@@ -3770,8 +3770,8 @@
       </w:r>
       <w:r>
         <w:rPr>
-          <w:iCs/>
-          <w:i/>
+          <w:i/>
+          <w:iCs/>
         </w:rPr>
         <w:t xml:space="preserve">Sí-ipse</w:t>
       </w:r>
@@ -3783,8 +3783,8 @@
       </w:r>
       <w:r>
         <w:rPr>
-          <w:iCs/>
-          <w:i/>
+          <w:i/>
+          <w:iCs/>
         </w:rPr>
         <w:t xml:space="preserve">esfuerzo y contención</w:t>
       </w:r>
@@ -3796,15 +3796,15 @@
       </w:r>
       <w:r>
         <w:rPr>
-          <w:iCs/>
-          <w:i/>
-        </w:rPr>
-        <w:t xml:space="preserve"> </w:t>
-      </w:r>
-      <w:r>
-        <w:rPr>
-          <w:iCs/>
-          <w:i/>
+          <w:i/>
+          <w:iCs/>
+        </w:rPr>
+        <w:t xml:space="preserve"> </w:t>
+      </w:r>
+      <w:r>
+        <w:rPr>
+          <w:i/>
+          <w:iCs/>
         </w:rPr>
         <w:t xml:space="preserve">distinción y compostura);</w:t>
       </w:r>
@@ -3815,8 +3815,8 @@
       </w:pPr>
       <w:r>
         <w:rPr>
-          <w:iCs/>
-          <w:i/>
+          <w:i/>
+          <w:iCs/>
         </w:rPr>
         <w:t xml:space="preserve">●</w:t>
       </w:r>
@@ -3831,15 +3831,15 @@
       </w:r>
       <w:r>
         <w:rPr>
-          <w:iCs/>
-          <w:i/>
+          <w:i/>
+          <w:iCs/>
         </w:rPr>
         <w:t xml:space="preserve">Mí</w:t>
       </w:r>
       <w:r>
         <w:rPr>
-          <w:iCs/>
-          <w:i/>
+          <w:i/>
+          <w:iCs/>
         </w:rPr>
         <w:t xml:space="preserve"> </w:t>
       </w:r>
@@ -3851,8 +3851,8 @@
       </w:r>
       <w:r>
         <w:rPr>
-          <w:iCs/>
-          <w:i/>
+          <w:i/>
+          <w:iCs/>
         </w:rPr>
         <w:t xml:space="preserve">Sí</w:t>
       </w:r>
@@ -3875,8 +3875,8 @@
       </w:r>
       <w:r>
         <w:rPr>
-          <w:iCs/>
-          <w:i/>
+          <w:i/>
+          <w:iCs/>
         </w:rPr>
         <w:t xml:space="preserve">comportamiento obsesional y de la compulsión de repetición (Mí + Sí-idem</w:t>
       </w:r>
@@ -3896,8 +3896,8 @@
       </w:r>
       <w:r>
         <w:rPr>
-          <w:iCs/>
-          <w:i/>
+          <w:i/>
+          <w:iCs/>
         </w:rPr>
         <w:t xml:space="preserve">paso del acto y del arrebato (Mí + Sí-ipse);</w:t>
       </w:r>
@@ -3908,15 +3908,15 @@
       </w:pPr>
       <w:r>
         <w:rPr>
-          <w:iCs/>
-          <w:i/>
+          <w:i/>
+          <w:iCs/>
         </w:rPr>
         <w:t xml:space="preserve">6) la zona del</w:t>
       </w:r>
       <w:r>
         <w:rPr>
-          <w:iCs/>
-          <w:i/>
+          <w:i/>
+          <w:iCs/>
         </w:rPr>
         <w:t xml:space="preserve"> </w:t>
       </w:r>
@@ -3925,8 +3925,8 @@
       </w:r>
       <w:r>
         <w:rPr>
-          <w:iCs/>
-          <w:i/>
+          <w:i/>
+          <w:iCs/>
         </w:rPr>
         <w:t xml:space="preserve">).</w:t>
       </w:r>
@@ -3937,15 +3937,15 @@
       </w:pPr>
       <w:r>
         <w:rPr>
-          <w:iCs/>
-          <w:i/>
+          <w:i/>
+          <w:iCs/>
         </w:rPr>
         <w:t xml:space="preserve">FONTANILLE, Jacques (2008). Soma y sema. Figuras semióticas del cuerpo. Lima:</w:t>
       </w:r>
       <w:r>
         <w:rPr>
-          <w:iCs/>
-          <w:i/>
+          <w:i/>
+          <w:iCs/>
         </w:rPr>
         <w:t xml:space="preserve"> </w:t>
       </w:r>
@@ -3987,8 +3987,8 @@
       </w:r>
       <w:r>
         <w:rPr>
-          <w:iCs/>
-          <w:i/>
+          <w:i/>
+          <w:iCs/>
         </w:rPr>
         <w:t xml:space="preserve">Mí</w:t>
       </w:r>
@@ -4003,8 +4003,8 @@
       </w:r>
       <w:r>
         <w:rPr>
-          <w:iCs/>
-          <w:i/>
+          <w:i/>
+          <w:iCs/>
         </w:rPr>
         <w:t xml:space="preserve">Sí</w:t>
       </w:r>
@@ -4019,8 +4019,8 @@
       </w:r>
       <w:r>
         <w:rPr>
-          <w:iCs/>
-          <w:i/>
+          <w:i/>
+          <w:iCs/>
         </w:rPr>
         <w:t xml:space="preserve">Sí</w:t>
       </w:r>
@@ -4035,8 +4035,8 @@
       </w:r>
       <w:r>
         <w:rPr>
-          <w:iCs/>
-          <w:i/>
+          <w:i/>
+          <w:iCs/>
         </w:rPr>
         <w:t xml:space="preserve">Mí</w:t>
       </w:r>
@@ -4048,8 +4048,8 @@
       </w:r>
       <w:r>
         <w:rPr>
-          <w:iCs/>
-          <w:i/>
+          <w:i/>
+          <w:iCs/>
         </w:rPr>
         <w:t xml:space="preserve">Mí</w:t>
       </w:r>
@@ -4072,8 +4072,8 @@
       </w:r>
       <w:r>
         <w:rPr>
-          <w:iCs/>
-          <w:i/>
+          <w:i/>
+          <w:iCs/>
         </w:rPr>
         <w:t xml:space="preserve">entrópico</w:t>
       </w:r>
@@ -4085,8 +4085,8 @@
       </w:r>
       <w:r>
         <w:rPr>
-          <w:iCs/>
-          <w:i/>
+          <w:i/>
+          <w:iCs/>
         </w:rPr>
         <w:t xml:space="preserve">Mí</w:t>
       </w:r>
@@ -4101,8 +4101,8 @@
       </w:r>
       <w:r>
         <w:rPr>
-          <w:iCs/>
-          <w:i/>
+          <w:i/>
+          <w:iCs/>
         </w:rPr>
         <w:t xml:space="preserve">Sí</w:t>
       </w:r>
@@ -4114,8 +4114,8 @@
       </w:r>
       <w:r>
         <w:rPr>
-          <w:iCs/>
-          <w:i/>
+          <w:i/>
+          <w:iCs/>
         </w:rPr>
         <w:t xml:space="preserve">Mí</w:t>
       </w:r>
@@ -4127,8 +4127,8 @@
       </w:r>
       <w:r>
         <w:rPr>
-          <w:iCs/>
-          <w:i/>
+          <w:i/>
+          <w:iCs/>
         </w:rPr>
         <w:t xml:space="preserve">Mí</w:t>
       </w:r>
@@ -4143,8 +4143,8 @@
       </w:r>
       <w:r>
         <w:rPr>
-          <w:iCs/>
-          <w:i/>
+          <w:i/>
+          <w:iCs/>
         </w:rPr>
         <w:t xml:space="preserve">memoria</w:t>
       </w:r>
@@ -4161,15 +4161,15 @@
       </w:pPr>
       <w:r>
         <w:rPr>
-          <w:iCs/>
-          <w:i/>
+          <w:i/>
+          <w:iCs/>
         </w:rPr>
         <w:t xml:space="preserve">FONTANILLE, Jacques (2008). Soma y sema. Figuras semióticas del cuerpo. Lima:</w:t>
       </w:r>
       <w:r>
         <w:rPr>
-          <w:iCs/>
-          <w:i/>
+          <w:i/>
+          <w:iCs/>
         </w:rPr>
         <w:t xml:space="preserve"> </w:t>
       </w:r>
@@ -4200,8 +4200,8 @@
       </w:r>
       <w:r>
         <w:rPr>
-          <w:iCs/>
-          <w:i/>
+          <w:i/>
+          <w:iCs/>
         </w:rPr>
         <w:t xml:space="preserve">actancialización</w:t>
       </w:r>
@@ -4213,8 +4213,8 @@
       </w:r>
       <w:r>
         <w:rPr>
-          <w:iCs/>
-          <w:i/>
+          <w:i/>
+          <w:iCs/>
         </w:rPr>
         <w:t xml:space="preserve">remanencia &amp; saturación</w:t>
       </w:r>
@@ -4226,8 +4226,8 @@
       </w:r>
       <w:r>
         <w:rPr>
-          <w:iCs/>
-          <w:i/>
+          <w:i/>
+          <w:iCs/>
         </w:rPr>
         <w:t xml:space="preserve">Mí-carne</w:t>
       </w:r>
@@ -4242,8 +4242,8 @@
       </w:r>
       <w:r>
         <w:rPr>
-          <w:iCs/>
-          <w:i/>
+          <w:i/>
+          <w:iCs/>
         </w:rPr>
         <w:t xml:space="preserve">Sí</w:t>
       </w:r>
@@ -4269,8 +4269,8 @@
       </w:r>
       <w:r>
         <w:rPr>
-          <w:iCs/>
-          <w:i/>
+          <w:i/>
+          <w:iCs/>
         </w:rPr>
         <w:t xml:space="preserve">Sí</w:t>
       </w:r>
@@ -4285,8 +4285,8 @@
       </w:r>
       <w:r>
         <w:rPr>
-          <w:iCs/>
-          <w:i/>
+          <w:i/>
+          <w:iCs/>
         </w:rPr>
         <w:t xml:space="preserve">Mí</w:t>
       </w:r>
@@ -4301,8 +4301,8 @@
       </w:r>
       <w:r>
         <w:rPr>
-          <w:iCs/>
-          <w:i/>
+          <w:i/>
+          <w:iCs/>
         </w:rPr>
         <w:t xml:space="preserve">Sí</w:t>
       </w:r>
@@ -4322,8 +4322,8 @@
       </w:r>
       <w:r>
         <w:rPr>
-          <w:iCs/>
-          <w:i/>
+          <w:i/>
+          <w:iCs/>
         </w:rPr>
         <w:t xml:space="preserve">Mí</w:t>
       </w:r>
@@ -4338,8 +4338,8 @@
       </w:r>
       <w:r>
         <w:rPr>
-          <w:iCs/>
-          <w:i/>
+          <w:i/>
+          <w:iCs/>
         </w:rPr>
         <w:t xml:space="preserve">esquemas de emergencia</w:t>
       </w:r>
@@ -4351,8 +4351,8 @@
       </w:r>
       <w:r>
         <w:rPr>
-          <w:iCs/>
-          <w:i/>
+          <w:i/>
+          <w:iCs/>
         </w:rPr>
         <w:t xml:space="preserve">Mí</w:t>
       </w:r>
@@ -4367,8 +4367,8 @@
       </w:r>
       <w:r>
         <w:rPr>
-          <w:iCs/>
-          <w:i/>
+          <w:i/>
+          <w:iCs/>
         </w:rPr>
         <w:t xml:space="preserve">Sí-idem</w:t>
       </w:r>
@@ -4383,15 +4383,15 @@
       </w:r>
       <w:r>
         <w:rPr>
-          <w:iCs/>
-          <w:i/>
+          <w:i/>
+          <w:iCs/>
         </w:rPr>
         <w:t xml:space="preserve">Sí-ipse,</w:t>
       </w:r>
       <w:r>
         <w:rPr>
-          <w:iCs/>
-          <w:i/>
+          <w:i/>
+          <w:iCs/>
         </w:rPr>
         <w:t xml:space="preserve"> </w:t>
       </w:r>
@@ -4403,8 +4403,8 @@
       </w:r>
       <w:r>
         <w:rPr>
-          <w:iCs/>
-          <w:i/>
+          <w:i/>
+          <w:iCs/>
         </w:rPr>
         <w:t xml:space="preserve">relatos de errancia</w:t>
       </w:r>
@@ -4419,8 +4419,8 @@
       </w:r>
       <w:r>
         <w:rPr>
-          <w:iCs/>
-          <w:i/>
+          <w:i/>
+          <w:iCs/>
         </w:rPr>
         <w:t xml:space="preserve">esquemas de emergencia</w:t>
       </w:r>
@@ -4432,15 +4432,15 @@
       </w:r>
       <w:r>
         <w:rPr>
-          <w:iCs/>
-          <w:i/>
+          <w:i/>
+          <w:iCs/>
         </w:rPr>
         <w:t xml:space="preserve">memoria</w:t>
       </w:r>
       <w:r>
         <w:rPr>
-          <w:iCs/>
-          <w:i/>
+          <w:i/>
+          <w:iCs/>
         </w:rPr>
         <w:t xml:space="preserve"> </w:t>
       </w:r>
@@ -4454,15 +4454,15 @@
       </w:pPr>
       <w:r>
         <w:rPr>
-          <w:iCs/>
-          <w:i/>
+          <w:i/>
+          <w:iCs/>
         </w:rPr>
         <w:t xml:space="preserve">FONTANILLE, Jacques (2008). Soma y sema. Figuras semióticas del cuerpo. Lima:</w:t>
       </w:r>
       <w:r>
         <w:rPr>
-          <w:iCs/>
-          <w:i/>
+          <w:i/>
+          <w:iCs/>
         </w:rPr>
         <w:t xml:space="preserve"> </w:t>
       </w:r>
@@ -4490,8 +4490,8 @@
       </w:r>
       <w:r>
         <w:rPr>
-          <w:iCs/>
-          <w:i/>
+          <w:i/>
+          <w:iCs/>
         </w:rPr>
         <w:t xml:space="preserve">Sí-idem</w:t>
       </w:r>
@@ -4506,8 +4506,8 @@
       </w:r>
       <w:r>
         <w:rPr>
-          <w:iCs/>
-          <w:i/>
+          <w:i/>
+          <w:iCs/>
         </w:rPr>
         <w:t xml:space="preserve">Mí</w:t>
       </w:r>
@@ -4522,8 +4522,8 @@
       </w:r>
       <w:r>
         <w:rPr>
-          <w:iCs/>
-          <w:i/>
+          <w:i/>
+          <w:iCs/>
         </w:rPr>
         <w:t xml:space="preserve">Sí-ipse</w:t>
       </w:r>
@@ -4535,8 +4535,8 @@
       </w:r>
       <w:r>
         <w:rPr>
-          <w:iCs/>
-          <w:i/>
+          <w:i/>
+          <w:iCs/>
         </w:rPr>
         <w:t xml:space="preserve">a priori</w:t>
       </w:r>
@@ -4551,8 +4551,8 @@
       </w:r>
       <w:r>
         <w:rPr>
-          <w:iCs/>
-          <w:i/>
+          <w:i/>
+          <w:iCs/>
         </w:rPr>
         <w:t xml:space="preserve">a posteriori</w:t>
       </w:r>
@@ -4567,8 +4567,8 @@
       </w:r>
       <w:r>
         <w:rPr>
-          <w:iCs/>
-          <w:i/>
+          <w:i/>
+          <w:iCs/>
         </w:rPr>
         <w:t xml:space="preserve">rol</w:t>
       </w:r>
@@ -4583,8 +4583,8 @@
       </w:r>
       <w:r>
         <w:rPr>
-          <w:iCs/>
-          <w:i/>
+          <w:i/>
+          <w:iCs/>
         </w:rPr>
         <w:t xml:space="preserve">memoria</w:t>
       </w:r>
@@ -4607,8 +4607,8 @@
       </w:r>
       <w:r>
         <w:rPr>
-          <w:iCs/>
-          <w:i/>
+          <w:i/>
+          <w:iCs/>
         </w:rPr>
         <w:t xml:space="preserve">Sí-ipse</w:t>
       </w:r>
@@ -4623,15 +4623,15 @@
       </w:r>
       <w:r>
         <w:rPr>
-          <w:iCs/>
-          <w:i/>
-        </w:rPr>
-        <w:t xml:space="preserve"> </w:t>
-      </w:r>
-      <w:r>
-        <w:rPr>
-          <w:iCs/>
-          <w:i/>
+          <w:i/>
+          <w:iCs/>
+        </w:rPr>
+        <w:t xml:space="preserve"> </w:t>
+      </w:r>
+      <w:r>
+        <w:rPr>
+          <w:i/>
+          <w:iCs/>
         </w:rPr>
         <w:t xml:space="preserve">construcción en perspectiva</w:t>
       </w:r>
@@ -4643,8 +4643,8 @@
       </w:r>
       <w:r>
         <w:rPr>
-          <w:iCs/>
-          <w:i/>
+          <w:i/>
+          <w:iCs/>
         </w:rPr>
         <w:t xml:space="preserve">Mí</w:t>
       </w:r>
@@ -4659,8 +4659,8 @@
       </w:r>
       <w:r>
         <w:rPr>
-          <w:iCs/>
-          <w:i/>
+          <w:i/>
+          <w:iCs/>
         </w:rPr>
         <w:t xml:space="preserve">Sí-ídem.</w:t>
       </w:r>
@@ -4675,8 +4675,8 @@
       </w:r>
       <w:r>
         <w:rPr>
-          <w:iCs/>
-          <w:i/>
+          <w:i/>
+          <w:iCs/>
         </w:rPr>
         <w:t xml:space="preserve">actitud</w:t>
       </w:r>
@@ -4688,8 +4688,8 @@
       </w:r>
       <w:r>
         <w:rPr>
-          <w:iCs/>
-          <w:i/>
+          <w:i/>
+          <w:iCs/>
         </w:rPr>
         <w:t xml:space="preserve">ética narrativa</w:t>
       </w:r>
@@ -4703,15 +4703,15 @@
       </w:pPr>
       <w:r>
         <w:rPr>
-          <w:iCs/>
-          <w:i/>
+          <w:i/>
+          <w:iCs/>
         </w:rPr>
         <w:t xml:space="preserve">FONTANILLE, Jacques (2008). Soma y sema. Figuras semióticas del cuerpo. Lima:</w:t>
       </w:r>
       <w:r>
         <w:rPr>
-          <w:iCs/>
-          <w:i/>
+          <w:i/>
+          <w:iCs/>
         </w:rPr>
         <w:t xml:space="preserve"> </w:t>
       </w:r>
@@ -4739,15 +4739,15 @@
       </w:r>
       <w:r>
         <w:rPr>
-          <w:iCs/>
-          <w:i/>
-        </w:rPr>
-        <w:t xml:space="preserve"> </w:t>
-      </w:r>
-      <w:r>
-        <w:rPr>
-          <w:iCs/>
-          <w:i/>
+          <w:i/>
+          <w:iCs/>
+        </w:rPr>
+        <w:t xml:space="preserve"> </w:t>
+      </w:r>
+      <w:r>
+        <w:rPr>
+          <w:i/>
+          <w:iCs/>
         </w:rPr>
         <w:t xml:space="preserve">Sí-ídem</w:t>
       </w:r>
@@ -4759,8 +4759,8 @@
       </w:r>
       <w:r>
         <w:rPr>
-          <w:iCs/>
-          <w:i/>
+          <w:i/>
+          <w:iCs/>
         </w:rPr>
         <w:t xml:space="preserve">Mí</w:t>
       </w:r>
@@ -4769,15 +4769,15 @@
       </w:r>
       <w:r>
         <w:rPr>
-          <w:iCs/>
-          <w:i/>
-        </w:rPr>
-        <w:t xml:space="preserve"> </w:t>
-      </w:r>
-      <w:r>
-        <w:rPr>
-          <w:iCs/>
-          <w:i/>
+          <w:i/>
+          <w:iCs/>
+        </w:rPr>
+        <w:t xml:space="preserve"> </w:t>
+      </w:r>
+      <w:r>
+        <w:rPr>
+          <w:i/>
+          <w:iCs/>
         </w:rPr>
         <w:t xml:space="preserve">Sí-ipse</w:t>
       </w:r>
@@ -4789,15 +4789,15 @@
       </w:r>
       <w:r>
         <w:rPr>
-          <w:iCs/>
-          <w:i/>
-        </w:rPr>
-        <w:t xml:space="preserve"> </w:t>
-      </w:r>
-      <w:r>
-        <w:rPr>
-          <w:iCs/>
-          <w:i/>
+          <w:i/>
+          <w:iCs/>
+        </w:rPr>
+        <w:t xml:space="preserve"> </w:t>
+      </w:r>
+      <w:r>
+        <w:rPr>
+          <w:i/>
+          <w:iCs/>
         </w:rPr>
         <w:t xml:space="preserve">Cíclope,</w:t>
       </w:r>
@@ -4812,8 +4812,8 @@
       </w:r>
       <w:r>
         <w:rPr>
-          <w:iCs/>
-          <w:i/>
+          <w:i/>
+          <w:iCs/>
         </w:rPr>
         <w:t xml:space="preserve">Mí-carne</w:t>
       </w:r>
@@ -4830,15 +4830,15 @@
       </w:pPr>
       <w:r>
         <w:rPr>
-          <w:iCs/>
-          <w:i/>
+          <w:i/>
+          <w:iCs/>
         </w:rPr>
         <w:t xml:space="preserve">FONTANILLE, Jacques (2008). Soma y sema. Figuras semióticas del cuerpo. Lima:</w:t>
       </w:r>
       <w:r>
         <w:rPr>
-          <w:iCs/>
-          <w:i/>
+          <w:i/>
+          <w:iCs/>
         </w:rPr>
         <w:t xml:space="preserve"> </w:t>
       </w:r>
@@ -4866,8 +4866,8 @@
       </w:r>
       <w:r>
         <w:rPr>
-          <w:iCs/>
-          <w:i/>
+          <w:i/>
+          <w:iCs/>
         </w:rPr>
         <w:t xml:space="preserve">embodiment</w:t>
       </w:r>
@@ -4879,8 +4879,8 @@
       </w:r>
       <w:r>
         <w:rPr>
-          <w:iCs/>
-          <w:i/>
+          <w:i/>
+          <w:iCs/>
         </w:rPr>
         <w:t xml:space="preserve">Mí</w:t>
       </w:r>
@@ -4892,15 +4892,15 @@
       </w:r>
       <w:r>
         <w:rPr>
-          <w:iCs/>
-          <w:i/>
-        </w:rPr>
-        <w:t xml:space="preserve"> </w:t>
-      </w:r>
-      <w:r>
-        <w:rPr>
-          <w:iCs/>
-          <w:i/>
+          <w:i/>
+          <w:iCs/>
+        </w:rPr>
+        <w:t xml:space="preserve"> </w:t>
+      </w:r>
+      <w:r>
+        <w:rPr>
+          <w:i/>
+          <w:iCs/>
         </w:rPr>
         <w:t xml:space="preserve">Sí</w:t>
       </w:r>
@@ -4923,8 +4923,8 @@
       </w:r>
       <w:r>
         <w:rPr>
-          <w:iCs/>
-          <w:i/>
+          <w:i/>
+          <w:iCs/>
         </w:rPr>
         <w:t xml:space="preserve">recorrido generativo</w:t>
       </w:r>
@@ -4936,8 +4936,8 @@
       </w:r>
       <w:r>
         <w:rPr>
-          <w:iCs/>
-          <w:i/>
+          <w:i/>
+          <w:iCs/>
         </w:rPr>
         <w:t xml:space="preserve">fuerza</w:t>
       </w:r>
@@ -4952,8 +4952,8 @@
       </w:r>
       <w:r>
         <w:rPr>
-          <w:iCs/>
-          <w:i/>
+          <w:i/>
+          <w:iCs/>
         </w:rPr>
         <w:t xml:space="preserve">modelo</w:t>
       </w:r>
@@ -4968,8 +4968,8 @@
       </w:r>
       <w:r>
         <w:rPr>
-          <w:iCs/>
-          <w:i/>
+          <w:i/>
+          <w:iCs/>
         </w:rPr>
         <w:t xml:space="preserve">explicación de las conversiones</w:t>
       </w:r>
@@ -4983,15 +4983,15 @@
       </w:pPr>
       <w:r>
         <w:rPr>
-          <w:iCs/>
-          <w:i/>
+          <w:i/>
+          <w:iCs/>
         </w:rPr>
         <w:t xml:space="preserve">FONTANILLE, Jacques (2008). Soma y sema. Figuras semióticas del cuerpo. Lima:</w:t>
       </w:r>
       <w:r>
         <w:rPr>
-          <w:iCs/>
-          <w:i/>
+          <w:i/>
+          <w:iCs/>
         </w:rPr>
         <w:t xml:space="preserve"> </w:t>
       </w:r>
@@ -5029,15 +5029,15 @@
       </w:pPr>
       <w:r>
         <w:rPr>
-          <w:iCs/>
-          <w:i/>
+          <w:i/>
+          <w:iCs/>
         </w:rPr>
         <w:t xml:space="preserve">FONTANILLE, Jacques (2008). Soma y sema. Figuras semióticas del cuerpo. Lima:</w:t>
       </w:r>
       <w:r>
         <w:rPr>
-          <w:iCs/>
-          <w:i/>
+          <w:i/>
+          <w:iCs/>
         </w:rPr>
         <w:t xml:space="preserve"> </w:t>
       </w:r>
@@ -5076,60 +5076,140 @@
       </w:r>
       <w:r>
         <w:rPr>
+          <w:b/>
           <w:bCs/>
+        </w:rPr>
+        <w:t xml:space="preserve">dar cuenta de la manera en que se organiza la significación</w:t>
+      </w:r>
+      <w:r>
+        <w:rPr>
           <w:b/>
-        </w:rPr>
-        <w:t xml:space="preserve">dar cuenta de la manera en que se organiza la significación</w:t>
-      </w:r>
-      <w:r>
-        <w:rPr>
           <w:bCs/>
+        </w:rPr>
+        <w:t xml:space="preserve"> </w:t>
+      </w:r>
+      <w:r>
+        <w:t xml:space="preserve">en lo que se ha convenido en llamar “discursos”, es decir, con más precisión, “</w:t>
+      </w:r>
+      <w:r>
+        <w:rPr>
           <w:b/>
-        </w:rPr>
-        <w:t xml:space="preserve"> </w:t>
-      </w:r>
-      <w:r>
-        <w:t xml:space="preserve">en lo que se ha convenido en llamar “discursos”, es decir, con más precisión, “</w:t>
-      </w:r>
-      <w:r>
-        <w:rPr>
           <w:bCs/>
+        </w:rPr>
+        <w:t xml:space="preserve">objetos” semióticamente observables, sean objetos construidos o prácticas significantes “espontáneas</w:t>
+      </w:r>
+      <w:r>
+        <w:t xml:space="preserve">”. En último término, esos objetos semióticos pueden ser simples experiencias, pero aun en ese caso límite,</w:t>
+      </w:r>
+      <w:r>
+        <w:t xml:space="preserve"> </w:t>
+      </w:r>
+      <w:r>
+        <w:rPr>
           <w:b/>
-        </w:rPr>
-        <w:t xml:space="preserve">objetos” semióticamente observables, sean objetos construidos o prácticas significantes “espontáneas</w:t>
-      </w:r>
-      <w:r>
-        <w:t xml:space="preserve">”. En último término, esos objetos semióticos pueden ser simples experiencias, pero aun en ese caso límite,</w:t>
-      </w:r>
-      <w:r>
-        <w:t xml:space="preserve"> </w:t>
-      </w:r>
-      <w:r>
-        <w:rPr>
           <w:bCs/>
+        </w:rPr>
+        <w:t xml:space="preserve">no se trata de la eventual y muy hipotética significación de la “cosa en sí”, sino de la experiencia que es entonces configurada como un objeto de sentido</w:t>
+      </w:r>
+      <w:r>
+        <w:t xml:space="preserve">.</w:t>
+      </w:r>
+    </w:p>
+    <w:p>
+      <w:pPr>
+        <w:pStyle w:val="BodyText"/>
+      </w:pPr>
+      <w:r>
+        <w:rPr>
+          <w:i/>
+          <w:iCs/>
+        </w:rPr>
+        <w:t xml:space="preserve">FONTANILLE, Jacques (2008). Soma y sema. Figuras semióticas del cuerpo. Lima:</w:t>
+      </w:r>
+      <w:r>
+        <w:rPr>
+          <w:i/>
+          <w:iCs/>
+        </w:rPr>
+        <w:t xml:space="preserve"> </w:t>
+      </w:r>
+      <w:r>
+        <w:t xml:space="preserve">U. de Lima.</w:t>
+      </w:r>
+    </w:p>
+    <w:p>
+      <w:pPr>
+        <w:pStyle w:val="BodyText"/>
+      </w:pPr>
+      <w:r>
+        <w:t xml:space="preserve">P. 114</w:t>
+      </w:r>
+    </w:p>
+    <w:p>
+      <w:pPr>
+        <w:pStyle w:val="BodyText"/>
+      </w:pPr>
+      <w:r>
+        <w:t xml:space="preserve">… Por lo que se refiere a la semiótica del cuerpo, no basta, pues, con decir que aquello de lo que nos ocupamos es, como mínimo,</w:t>
+      </w:r>
+      <w:r>
+        <w:t xml:space="preserve"> </w:t>
+      </w:r>
+      <w:r>
+        <w:rPr>
           <w:b/>
-        </w:rPr>
-        <w:t xml:space="preserve">no se trata de la eventual y muy hipotética significación de la “cosa en sí”, sino de la experiencia que es entonces configurada como un objeto de sentido</w:t>
-      </w:r>
-      <w:r>
-        <w:t xml:space="preserve">.</w:t>
-      </w:r>
-    </w:p>
-    <w:p>
-      <w:pPr>
-        <w:pStyle w:val="BodyText"/>
-      </w:pPr>
-      <w:r>
-        <w:rPr>
-          <w:iCs/>
-          <w:i/>
+          <w:bCs/>
+        </w:rPr>
+        <w:t xml:space="preserve">del sentido de la experiencia corporal, o del sentido de la presencia del cuerpo en las semióticas-objetos</w:t>
+      </w:r>
+      <w:r>
+        <w:t xml:space="preserve">; es necesario, además, que esa investigación proporcione nuevos modelos de análisis de las semióticas objetos.</w:t>
+      </w:r>
+    </w:p>
+    <w:p>
+      <w:pPr>
+        <w:pStyle w:val="BodyText"/>
+      </w:pPr>
+      <w:r>
+        <w:t xml:space="preserve"> </w:t>
+      </w:r>
+      <w:r>
+        <w:t xml:space="preserve">P</w:t>
+      </w:r>
+      <w:r>
+        <w:rPr>
+          <w:b/>
+          <w:bCs/>
+        </w:rPr>
+        <w:t xml:space="preserve">roponemos, entonces, el proyecto siguiente … en cuanto al rol del cuerpo en la enunciación y en la función semiótica, es susceptible de proporcionarnos modelos de la estabilización, de la transformación y de la puesta en secuencia de las figuras del cuerpo</w:t>
+      </w:r>
+      <w:r>
+        <w:t xml:space="preserve">…</w:t>
+      </w:r>
+    </w:p>
+    <w:p>
+      <w:pPr>
+        <w:pStyle w:val="BodyText"/>
+      </w:pPr>
+      <w:r>
+        <w:t xml:space="preserve">En relación con los “modos de lo sensible”, se plantea de entrada la cuestión de su tipología: Tenemos que preguntarnos si la separación de los cinco sentidos (tacto, olfato, gusto, oído y vista) es pertinente desde el punto de vista de la significación y del discurso, o, coincide o tiene alguna relación de homología con tal o cual propiedad del discurso. Esa es una de las vías posibles para abordar el rol de la sensorialidad en formación de los discursos, y, en particular, en la sintaxis figurativa.</w:t>
+      </w:r>
+    </w:p>
+    <w:p>
+      <w:pPr>
+        <w:pStyle w:val="BodyText"/>
+      </w:pPr>
+      <w:r>
+        <w:rPr>
+          <w:i/>
+          <w:iCs/>
         </w:rPr>
         <w:t xml:space="preserve">FONTANILLE, Jacques (2008). Soma y sema. Figuras semióticas del cuerpo. Lima:</w:t>
       </w:r>
       <w:r>
         <w:rPr>
-          <w:iCs/>
-          <w:i/>
+          <w:i/>
+          <w:iCs/>
         </w:rPr>
         <w:t xml:space="preserve"> </w:t>
       </w:r>
@@ -5150,66 +5230,82 @@
         <w:pStyle w:val="BodyText"/>
       </w:pPr>
       <w:r>
-        <w:t xml:space="preserve">… Por lo que se refiere a la semiótica del cuerpo, no basta, pues, con decir que aquello de lo que nos ocupamos es, como mínimo,</w:t>
-      </w:r>
-      <w:r>
-        <w:t xml:space="preserve"> </w:t>
-      </w:r>
-      <w:r>
-        <w:rPr>
+        <w:t xml:space="preserve"> </w:t>
+      </w:r>
+      <w:r>
+        <w:t xml:space="preserve">Por otra parte, hablar del rol de la sensorialidad en la conformación de los discursos no consiste en invocar la</w:t>
+      </w:r>
+      <w:r>
+        <w:t xml:space="preserve"> </w:t>
+      </w:r>
+      <w:r>
+        <w:rPr>
+          <w:b/>
           <w:bCs/>
-          <w:b/>
-        </w:rPr>
-        <w:t xml:space="preserve">del sentido de la experiencia corporal, o del sentido de la presencia del cuerpo en las semióticas-objetos</w:t>
-      </w:r>
-      <w:r>
-        <w:t xml:space="preserve">; es necesario, además, que esa investigación proporcione nuevos modelos de análisis de las semióticas objetos.</w:t>
-      </w:r>
-    </w:p>
-    <w:p>
-      <w:pPr>
-        <w:pStyle w:val="BodyText"/>
-      </w:pPr>
-      <w:r>
-        <w:t xml:space="preserve"> </w:t>
-      </w:r>
-      <w:r>
-        <w:t xml:space="preserve">P</w:t>
-      </w:r>
-      <w:r>
-        <w:rPr>
-          <w:bCs/>
-          <w:b/>
-        </w:rPr>
-        <w:t xml:space="preserve">roponemos, entonces, el proyecto siguiente … en cuanto al rol del cuerpo en la enunciación y en la función semiótica, es susceptible de proporcionarnos modelos de la estabilización, de la transformación y de la puesta en secuencia de las figuras del cuerpo</w:t>
-      </w:r>
-      <w:r>
-        <w:t xml:space="preserve">…</w:t>
-      </w:r>
-    </w:p>
-    <w:p>
-      <w:pPr>
-        <w:pStyle w:val="BodyText"/>
-      </w:pPr>
-      <w:r>
-        <w:t xml:space="preserve">En relación con los “modos de lo sensible”, se plantea de entrada la cuestión de su tipología: Tenemos que preguntarnos si la separación de los cinco sentidos (tacto, olfato, gusto, oído y vista) es pertinente desde el punto de vista de la significación y del discurso, o, coincide o tiene alguna relación de homología con tal o cual propiedad del discurso. Esa es una de las vías posibles para abordar el rol de la sensorialidad en formación de los discursos, y, en particular, en la sintaxis figurativa.</w:t>
-      </w:r>
-    </w:p>
-    <w:p>
-      <w:pPr>
-        <w:pStyle w:val="BodyText"/>
-      </w:pPr>
-      <w:r>
-        <w:rPr>
-          <w:iCs/>
-          <w:i/>
+        </w:rPr>
+        <w:t xml:space="preserve">sustancia de su expresión</w:t>
+      </w:r>
+      <w:r>
+        <w:t xml:space="preserve">; y menos en apelar al canal sensorial por medio del cual son obtenidas las informaciones semióticas … no se trata, pues, del canal sensorial receptor, sino de la contribución de la sensorialidad a la sintaxis discursiva (y especialmente a la sintaxis figurativa). Como vamos a ver, dicha contribución pocas veces se apoya en sensaciones aisladas (y si lo hace es solo en apariencia); más bien explota “redes”, “racimos” y “haces” sensoriales… necesitamos focalizar la dimensión polisensorial de la significación y de la enunciación…</w:t>
+      </w:r>
+    </w:p>
+    <w:p>
+      <w:pPr>
+        <w:pStyle w:val="BodyText"/>
+      </w:pPr>
+      <w:r>
+        <w:t xml:space="preserve">(P. 116)</w:t>
+      </w:r>
+    </w:p>
+    <w:p>
+      <w:pPr>
+        <w:pStyle w:val="BodyText"/>
+      </w:pPr>
+      <w:r>
+        <w:t xml:space="preserve">… cuando varios modos semióticos de lo sensible cohabitan en el mismo discurso, se prefiere declarar que se trata de una</w:t>
+      </w:r>
+      <w:r>
+        <w:t xml:space="preserve"> </w:t>
+      </w:r>
+      <w:r>
+        <w:rPr>
+          <w:i/>
+          <w:iCs/>
+        </w:rPr>
+        <w:t xml:space="preserve">semiótica sincrética</w:t>
+      </w:r>
+      <w:r>
+        <w:t xml:space="preserve">, cuyo plano del contenido remite a varias modalidades semióticas e la expresión. Pero la constatación de sincretismo enmascara, de hecho, un</w:t>
+      </w:r>
+      <w:r>
+        <w:t xml:space="preserve"> </w:t>
+      </w:r>
+      <w:r>
+        <w:rPr>
+          <w:i/>
+          <w:iCs/>
+        </w:rPr>
+        <w:t xml:space="preserve">postulado de coherencia</w:t>
+      </w:r>
+      <w:r>
+        <w:t xml:space="preserve">: una semiótica se denomina “sincrética” si y solo si se supone que su contenido es homogéneo y coherente… como los diversos órdenes sensoriales pueden colaborar en engendrar significaciones coherentes.</w:t>
+      </w:r>
+    </w:p>
+    <w:p>
+      <w:pPr>
+        <w:pStyle w:val="BodyText"/>
+      </w:pPr>
+      <w:r>
+        <w:rPr>
+          <w:i/>
+          <w:iCs/>
         </w:rPr>
         <w:t xml:space="preserve">FONTANILLE, Jacques (2008). Soma y sema. Figuras semióticas del cuerpo. Lima:</w:t>
       </w:r>
       <w:r>
         <w:rPr>
-          <w:iCs/>
-          <w:i/>
+          <w:i/>
+          <w:iCs/>
         </w:rPr>
         <w:t xml:space="preserve"> </w:t>
       </w:r>
@@ -5222,90 +5318,48 @@
         <w:pStyle w:val="BodyText"/>
       </w:pPr>
       <w:r>
-        <w:t xml:space="preserve">P. 114</w:t>
-      </w:r>
-    </w:p>
-    <w:p>
-      <w:pPr>
-        <w:pStyle w:val="BodyText"/>
-      </w:pPr>
-      <w:r>
-        <w:t xml:space="preserve"> </w:t>
-      </w:r>
-      <w:r>
-        <w:t xml:space="preserve">Por otra parte, hablar del rol de la sensorialidad en la conformación de los discursos no consiste en invocar la</w:t>
-      </w:r>
-      <w:r>
-        <w:t xml:space="preserve"> </w:t>
-      </w:r>
-      <w:r>
-        <w:rPr>
-          <w:bCs/>
-          <w:b/>
-        </w:rPr>
-        <w:t xml:space="preserve">sustancia de su expresión</w:t>
-      </w:r>
-      <w:r>
-        <w:t xml:space="preserve">; y menos en apelar al canal sensorial por medio del cual son obtenidas las informaciones semióticas … no se trata, pues, del canal sensorial receptor, sino de la contribución de la sensorialidad a la sintaxis discursiva (y especialmente a la sintaxis figurativa). Como vamos a ver, dicha contribución pocas veces se apoya en sensaciones aisladas (y si lo hace es solo en apariencia); más bien explota “redes”, “racimos” y “haces” sensoriales… necesitamos focalizar la dimensión polisensorial de la significación y de la enunciación…</w:t>
-      </w:r>
-    </w:p>
-    <w:p>
-      <w:pPr>
-        <w:pStyle w:val="BodyText"/>
-      </w:pPr>
-      <w:r>
-        <w:t xml:space="preserve">(P. 116)</w:t>
-      </w:r>
-    </w:p>
-    <w:p>
-      <w:pPr>
-        <w:pStyle w:val="BodyText"/>
-      </w:pPr>
-      <w:r>
-        <w:t xml:space="preserve">… cuando varios modos semióticos de lo sensible cohabitan en el mismo discurso, se prefiere declarar que se trata de una</w:t>
-      </w:r>
-      <w:r>
-        <w:t xml:space="preserve"> </w:t>
-      </w:r>
-      <w:r>
-        <w:rPr>
-          <w:iCs/>
-          <w:i/>
-        </w:rPr>
-        <w:t xml:space="preserve">semiótica sincrética</w:t>
-      </w:r>
-      <w:r>
-        <w:t xml:space="preserve">, cuyo plano del contenido remite a varias modalidades semióticas e la expresión. Pero la constatación de sincretismo enmascara, de hecho, un</w:t>
-      </w:r>
-      <w:r>
-        <w:t xml:space="preserve"> </w:t>
-      </w:r>
-      <w:r>
-        <w:rPr>
-          <w:iCs/>
-          <w:i/>
-        </w:rPr>
-        <w:t xml:space="preserve">postulado de coherencia</w:t>
-      </w:r>
-      <w:r>
-        <w:t xml:space="preserve">: una semiótica se denomina “sincrética” si y solo si se supone que su contenido es homogéneo y coherente… como los diversos órdenes sensoriales pueden colaborar en engendrar significaciones coherentes.</w:t>
-      </w:r>
-    </w:p>
-    <w:p>
-      <w:pPr>
-        <w:pStyle w:val="BodyText"/>
-      </w:pPr>
-      <w:r>
-        <w:rPr>
-          <w:iCs/>
-          <w:i/>
+        <w:t xml:space="preserve">P. 116 Diversidad de los modos de lo sensible: la sensiriomotricidad.</w:t>
+      </w:r>
+    </w:p>
+    <w:p>
+      <w:pPr>
+        <w:pStyle w:val="BodyText"/>
+      </w:pPr>
+      <w:r>
+        <w:t xml:space="preserve">Preguntar por la división de los órdenes sensoriales es ante todo averiguar si la gestualidad, la respiración, y el conjunto de las conductas sensoriomotrices sobre todo, no deberían ser integradas al paradigma de los órdenes sensoriales. El caso de la respiración es particularmente significativo: es una función de contacto con el mundo, lo mismo que los demás órdenes sensoriales; tiene incluso su órgano propio, el sistema respiratorio,,, ¿no podría considerarse que forma parte de los modos sensoriales el conjunto de las “sensaciones internas” del cuerpo propio,</w:t>
+      </w:r>
+      <w:r>
+        <w:t xml:space="preserve"> </w:t>
+      </w:r>
+      <w:r>
+        <w:rPr>
+          <w:i/>
+          <w:iCs/>
+        </w:rPr>
+        <w:t xml:space="preserve">a fortriori</w:t>
+      </w:r>
+      <w:r>
+        <w:t xml:space="preserve"> </w:t>
+      </w:r>
+      <w:r>
+        <w:t xml:space="preserve">si, como respiración, van asociadas a los mecanismos de la olfacción y de la degustación?</w:t>
+      </w:r>
+    </w:p>
+    <w:p>
+      <w:pPr>
+        <w:pStyle w:val="BodyText"/>
+      </w:pPr>
+      <w:r>
+        <w:rPr>
+          <w:i/>
+          <w:iCs/>
         </w:rPr>
         <w:t xml:space="preserve">FONTANILLE, Jacques (2008). Soma y sema. Figuras semióticas del cuerpo. Lima:</w:t>
       </w:r>
       <w:r>
         <w:rPr>
-          <w:iCs/>
-          <w:i/>
+          <w:i/>
+          <w:iCs/>
         </w:rPr>
         <w:t xml:space="preserve"> </w:t>
       </w:r>
@@ -5318,48 +5372,138 @@
         <w:pStyle w:val="BodyText"/>
       </w:pPr>
       <w:r>
-        <w:t xml:space="preserve">P. 116 Diversidad de los modos de lo sensible: la sensiriomotricidad.</w:t>
-      </w:r>
-    </w:p>
-    <w:p>
-      <w:pPr>
-        <w:pStyle w:val="BodyText"/>
-      </w:pPr>
-      <w:r>
-        <w:t xml:space="preserve">Preguntar por la división de los órdenes sensoriales es ante todo averiguar si la gestualidad, la respiración, y el conjunto de las conductas sensoriomotrices sobre todo, no deberían ser integradas al paradigma de los órdenes sensoriales. El caso de la respiración es particularmente significativo: es una función de contacto con el mundo, lo mismo que los demás órdenes sensoriales; tiene incluso su órgano propio, el sistema respiratorio,,, ¿no podría considerarse que forma parte de los modos sensoriales el conjunto de las “sensaciones internas” del cuerpo propio,</w:t>
-      </w:r>
-      <w:r>
-        <w:t xml:space="preserve"> </w:t>
-      </w:r>
-      <w:r>
-        <w:rPr>
-          <w:iCs/>
-          <w:i/>
-        </w:rPr>
-        <w:t xml:space="preserve">a fortriori</w:t>
-      </w:r>
-      <w:r>
-        <w:t xml:space="preserve"> </w:t>
-      </w:r>
-      <w:r>
-        <w:t xml:space="preserve">si, como respiración, van asociadas a los mecanismos de la olfacción y de la degustación?</w:t>
-      </w:r>
-    </w:p>
-    <w:p>
-      <w:pPr>
-        <w:pStyle w:val="BodyText"/>
-      </w:pPr>
-      <w:r>
-        <w:rPr>
-          <w:iCs/>
-          <w:i/>
+        <w:t xml:space="preserve">P. 117</w:t>
+      </w:r>
+    </w:p>
+    <w:p>
+      <w:pPr>
+        <w:pStyle w:val="BodyText"/>
+      </w:pPr>
+      <w:r>
+        <w:t xml:space="preserve"> </w:t>
+      </w:r>
+      <w:r>
+        <w:t xml:space="preserve">Todo el mundo puede igualmente tener la experiencia a partir de la experiencia interna de las palpitaciones, de una pulsión percibida como el movimiento mismo de la vida.</w:t>
+      </w:r>
+    </w:p>
+    <w:p>
+      <w:pPr>
+        <w:pStyle w:val="BodyText"/>
+      </w:pPr>
+      <w:r>
+        <w:t xml:space="preserve"> </w:t>
+      </w:r>
+      <w:r>
+        <w:t xml:space="preserve">Dicha hipótesis implica, bien entendido, que las sensaciones motrices internas, las de la carne en movimiento (y no las del</w:t>
+      </w:r>
+      <w:r>
+        <w:t xml:space="preserve"> </w:t>
+      </w:r>
+      <w:r>
+        <w:rPr>
+          <w:i/>
+          <w:iCs/>
+        </w:rPr>
+        <w:t xml:space="preserve">cuerpo propio</w:t>
+      </w:r>
+      <w:r>
+        <w:t xml:space="preserve">) sean reconocidas como uno de los modelos de lo sensible. Ese modo pertenece, generalmente, al dominio</w:t>
+      </w:r>
+      <w:r>
+        <w:t xml:space="preserve"> </w:t>
+      </w:r>
+      <w:r>
+        <w:rPr>
+          <w:i/>
+          <w:iCs/>
+        </w:rPr>
+        <w:t xml:space="preserve">sensoriomotor</w:t>
+      </w:r>
+      <w:r>
+        <w:t xml:space="preserve">, y se trata simplemente de la sensación de</w:t>
+      </w:r>
+      <w:r>
+        <w:t xml:space="preserve"> </w:t>
+      </w:r>
+      <w:r>
+        <w:rPr>
+          <w:i/>
+          <w:iCs/>
+        </w:rPr>
+        <w:t xml:space="preserve">mociones íntimas</w:t>
+      </w:r>
+      <w:r>
+        <w:t xml:space="preserve">. Pero una cuestión queda en suspenso: ¿por qué esas palpitaciones vitales se relacionan con la emanación olfativa?</w:t>
+      </w:r>
+    </w:p>
+    <w:p>
+      <w:pPr>
+        <w:pStyle w:val="BodyText"/>
+      </w:pPr>
+      <w:r>
+        <w:t xml:space="preserve">(P. 118) De hecho, la correlación entre la exhalación y el principio vital (el perfume de vida) debe finalmente referirse a la respiración (el aliento vital ...y perfumado), que pertenece también al dominio sensoriomotor, y, más precisamente, a las</w:t>
+      </w:r>
+      <w:r>
+        <w:t xml:space="preserve"> </w:t>
+      </w:r>
+      <w:r>
+        <w:rPr>
+          <w:i/>
+          <w:iCs/>
+        </w:rPr>
+        <w:t xml:space="preserve">mociones íntimas</w:t>
+      </w:r>
+      <w:r>
+        <w:t xml:space="preserve">. En efecto, como el corazón y la sangre, el aliento está también asociado a la vida y a la muerte: el último suspiro, el alma que se escapa con él, son motivos bien conocidos. La percepción de lo</w:t>
+      </w:r>
+      <w:r>
+        <w:t xml:space="preserve"> </w:t>
+      </w:r>
+      <w:r>
+        <w:rPr>
+          <w:i/>
+          <w:iCs/>
+        </w:rPr>
+        <w:t xml:space="preserve">viviente</w:t>
+      </w:r>
+      <w:r>
+        <w:t xml:space="preserve"> </w:t>
+      </w:r>
+      <w:r>
+        <w:t xml:space="preserve">se apoya en las</w:t>
+      </w:r>
+      <w:r>
+        <w:t xml:space="preserve"> </w:t>
+      </w:r>
+      <w:r>
+        <w:rPr>
+          <w:i/>
+          <w:iCs/>
+        </w:rPr>
+        <w:t xml:space="preserve">mociones íntimas</w:t>
+      </w:r>
+      <w:r>
+        <w:t xml:space="preserve"> </w:t>
+      </w:r>
+      <w:r>
+        <w:t xml:space="preserve">en general (latidos, pulsiones, contracción/dilatación)</w:t>
+      </w:r>
+    </w:p>
+    <w:p>
+      <w:pPr>
+        <w:pStyle w:val="BodyText"/>
+      </w:pPr>
+      <w:r>
+        <w:rPr>
+          <w:i/>
+          <w:iCs/>
         </w:rPr>
         <w:t xml:space="preserve">FONTANILLE, Jacques (2008). Soma y sema. Figuras semióticas del cuerpo. Lima:</w:t>
       </w:r>
       <w:r>
         <w:rPr>
-          <w:iCs/>
-          <w:i/>
+          <w:i/>
+          <w:iCs/>
         </w:rPr>
         <w:t xml:space="preserve"> </w:t>
       </w:r>
@@ -5372,640 +5516,496 @@
         <w:pStyle w:val="BodyText"/>
       </w:pPr>
       <w:r>
-        <w:t xml:space="preserve">P. 117</w:t>
-      </w:r>
-    </w:p>
-    <w:p>
-      <w:pPr>
-        <w:pStyle w:val="BodyText"/>
-      </w:pPr>
-      <w:r>
-        <w:t xml:space="preserve"> </w:t>
-      </w:r>
-      <w:r>
-        <w:t xml:space="preserve">Todo el mundo puede igualmente tener la experiencia a partir de la experiencia interna de las palpitaciones, de una pulsión percibida como el movimiento mismo de la vida.</w:t>
-      </w:r>
-    </w:p>
-    <w:p>
-      <w:pPr>
-        <w:pStyle w:val="BodyText"/>
-      </w:pPr>
-      <w:r>
-        <w:t xml:space="preserve"> </w:t>
-      </w:r>
-      <w:r>
-        <w:t xml:space="preserve">Dicha hipótesis implica, bien entendido, que las sensaciones motrices internas, las de la carne en movimiento (y no las del</w:t>
-      </w:r>
-      <w:r>
-        <w:t xml:space="preserve"> </w:t>
-      </w:r>
-      <w:r>
-        <w:rPr>
-          <w:iCs/>
-          <w:i/>
-        </w:rPr>
+        <w:t xml:space="preserve">P. 118</w:t>
+      </w:r>
+    </w:p>
+    <w:p>
+      <w:pPr>
+        <w:pStyle w:val="BodyText"/>
+      </w:pPr>
+      <w:r>
+        <w:t xml:space="preserve"> </w:t>
+      </w:r>
+      <w:r>
+        <w:t xml:space="preserve">… en ese sentido, la olfacción, así como el contacto íntimo con el aire, están asociados, están asociados con el principio vital por medio de mociones íntimas: la sensoriomotricidad interna forma parte también de la red figurativa semisimbólica; más aún, es el</w:t>
+      </w:r>
+      <w:r>
+        <w:t xml:space="preserve"> </w:t>
+      </w:r>
+      <w:r>
+        <w:rPr>
+          <w:i/>
+          <w:iCs/>
+        </w:rPr>
+        <w:t xml:space="preserve">mediador</w:t>
+      </w:r>
+      <w:r>
+        <w:t xml:space="preserve">, es el término medio de un sistema semisimbólico, lo cual permite que el olor pueda significar la vida y la muerte,</w:t>
+      </w:r>
+    </w:p>
+    <w:p>
+      <w:pPr>
+        <w:pStyle w:val="BodyText"/>
+      </w:pPr>
+      <w:r>
+        <w:t xml:space="preserve"> </w:t>
+      </w:r>
+      <w:r>
+        <w:t xml:space="preserve">El caso del “perfume de vida” tendería a probar igualmente que el modo sensible “a distancia” (el olor, en este caso) recibe una valoración axiológica (</w:t>
+      </w:r>
+      <w:r>
+        <w:rPr>
+          <w:i/>
+          <w:iCs/>
+        </w:rPr>
+        <w:t xml:space="preserve">vida/muerte</w:t>
+      </w:r>
+      <w:r>
+        <w:t xml:space="preserve">) en la medida en que solicita paralelamente el modo sensoriomotor,</w:t>
+      </w:r>
+    </w:p>
+    <w:p>
+      <w:pPr>
+        <w:pStyle w:val="BodyText"/>
+      </w:pPr>
+      <w:r>
+        <w:t xml:space="preserve">El núcleo sensoriomotor</w:t>
+      </w:r>
+    </w:p>
+    <w:p>
+      <w:pPr>
+        <w:pStyle w:val="BodyText"/>
+      </w:pPr>
+      <w:r>
+        <w:t xml:space="preserve">En ese sentido, planteamos la hipótesis más general de que el mundo sensible no puede acceder a la significación del dominio sensoriomotor…</w:t>
+      </w:r>
+    </w:p>
+    <w:p>
+      <w:pPr>
+        <w:pStyle w:val="BodyText"/>
+      </w:pPr>
+      <w:r>
+        <w:t xml:space="preserve"> </w:t>
+      </w:r>
+      <w:r>
+        <w:t xml:space="preserve">El mismo argumento es repetido en los trabajos más recientes de Varela, Thompson y Rosch. Los autores insisten en el hecho de que no existe percepción sin experiencia global, y particularmente, que la</w:t>
+      </w:r>
+      <w:r>
+        <w:t xml:space="preserve"> </w:t>
+      </w:r>
+      <w:r>
+        <w:rPr>
+          <w:i/>
+          <w:iCs/>
+        </w:rPr>
+        <w:t xml:space="preserve">percepción consiste en una acción guiada por la percepción</w:t>
+      </w:r>
+      <w:r>
+        <w:t xml:space="preserve">, o que ls</w:t>
+      </w:r>
+      <w:r>
+        <w:t xml:space="preserve"> </w:t>
+      </w:r>
+      <w:r>
+        <w:rPr>
+          <w:i/>
+          <w:iCs/>
+        </w:rPr>
+        <w:t xml:space="preserve">estructuras cognitivas emergen de los esquemas sensoriomotores recurrentes que permiten que la acción sea guiada por la percepción</w:t>
+      </w:r>
+      <w:r>
+        <w:t xml:space="preserve">. Dicha concepción, que se basa en la enacción, impone una definición</w:t>
+      </w:r>
+      <w:r>
+        <w:t xml:space="preserve"> </w:t>
+      </w:r>
+      <w:r>
+        <w:rPr>
+          <w:i/>
+          <w:iCs/>
+        </w:rPr>
+        <w:t xml:space="preserve">activa</w:t>
+      </w:r>
+      <w:r>
+        <w:rPr>
+          <w:i/>
+          <w:iCs/>
+        </w:rPr>
+        <w:t xml:space="preserve"> </w:t>
+      </w:r>
+      <w:r>
+        <w:t xml:space="preserve">y no</w:t>
+      </w:r>
+      <w:r>
+        <w:t xml:space="preserve"> </w:t>
+      </w:r>
+      <w:r>
+        <w:rPr>
+          <w:i/>
+          <w:iCs/>
+        </w:rPr>
+        <w:t xml:space="preserve">pasiva</w:t>
+      </w:r>
+      <w:r>
+        <w:rPr>
+          <w:i/>
+          <w:iCs/>
+        </w:rPr>
+        <w:t xml:space="preserve"> </w:t>
+      </w:r>
+      <w:r>
+        <w:t xml:space="preserve">de la relación con el mundo sensible.</w:t>
+      </w:r>
+    </w:p>
+    <w:p>
+      <w:pPr>
+        <w:pStyle w:val="BodyText"/>
+      </w:pPr>
+      <w:r>
+        <w:t xml:space="preserve">[</w:t>
+      </w:r>
+      <w:r>
+        <w:rPr>
+          <w:i/>
+          <w:iCs/>
+        </w:rPr>
+        <w:t xml:space="preserve">enacción</w:t>
+      </w:r>
+      <w:r>
+        <w:t xml:space="preserve">: significa hacer emerger mediante la manipulación concreta. La palabra proviene del inglés</w:t>
+      </w:r>
+      <w:r>
+        <w:t xml:space="preserve"> </w:t>
+      </w:r>
+      <w:r>
+        <w:rPr>
+          <w:i/>
+          <w:iCs/>
+        </w:rPr>
+        <w:t xml:space="preserve">enacción, del verbo enact,</w:t>
+      </w:r>
+      <w:r>
+        <w:rPr>
+          <w:i/>
+          <w:iCs/>
+        </w:rPr>
+        <w:t xml:space="preserve"> </w:t>
+      </w:r>
+      <w:r>
+        <w:t xml:space="preserve"> </w:t>
+      </w:r>
+      <w:r>
+        <w:t xml:space="preserve">que significa figurar, representar, poner en acto, promulgar].</w:t>
+      </w:r>
+    </w:p>
+    <w:p>
+      <w:pPr>
+        <w:pStyle w:val="BodyText"/>
+      </w:pPr>
+      <w:r>
+        <w:rPr>
+          <w:i/>
+          <w:iCs/>
+        </w:rPr>
+        <w:t xml:space="preserve">FONTANILLE, Jacques (2008). Soma y sema. Figuras semióticas del cuerpo. Lima:</w:t>
+      </w:r>
+      <w:r>
+        <w:rPr>
+          <w:i/>
+          <w:iCs/>
+        </w:rPr>
+        <w:t xml:space="preserve"> </w:t>
+      </w:r>
+      <w:r>
+        <w:t xml:space="preserve">U. de Lima.</w:t>
+      </w:r>
+    </w:p>
+    <w:p>
+      <w:pPr>
+        <w:pStyle w:val="BodyText"/>
+      </w:pPr>
+      <w:r>
+        <w:t xml:space="preserve">P. 119</w:t>
+      </w:r>
+    </w:p>
+    <w:p>
+      <w:pPr>
+        <w:pStyle w:val="BodyText"/>
+      </w:pPr>
+      <w:r>
+        <w:t xml:space="preserve">En una perspectiva más específicamente semiótica, podríamos justificar nuestra hipótesis de tres maneras:</w:t>
+      </w:r>
+    </w:p>
+    <w:p>
+      <w:pPr>
+        <w:pStyle w:val="BodyText"/>
+      </w:pPr>
+      <w:r>
+        <w:t xml:space="preserve">1. Como cualquier fenómeno significante, los que tienen que ver con la sensorialidad solo pueden ser captados en su devenir, en una transformación que los haga ser otros diferentes, capaces de oponerse unos a otros; … el cambio solo puede ser captado a través de un movimiento del cuerpo; en el espacio, en el tiempo y en el cuerpo, fuera del cuerpo, o incluso entre el interior y el exterior del cuerpo. … toda captación del sentido es una captación del movimiento, que acompaña, precede o provoca dicho movimiento, y que, por consiguiente, es ante todo una sensación de la carne y del cuerpo en</w:t>
+      </w:r>
+      <w:r>
+        <w:t xml:space="preserve"> </w:t>
+      </w:r>
+      <w:r>
+        <w:rPr>
+          <w:i/>
+          <w:iCs/>
+        </w:rPr>
+        <w:t xml:space="preserve">movimiento.</w:t>
+      </w:r>
+    </w:p>
+    <w:p>
+      <w:pPr>
+        <w:pStyle w:val="BodyText"/>
+      </w:pPr>
+      <w:r>
+        <w:rPr>
+          <w:i/>
+          <w:iCs/>
+        </w:rPr>
+        <w:t xml:space="preserve">FONTANILLE, Jacques (2008). Soma y sema. Figuras semióticas del cuerpo. Lima: U. de Lima.</w:t>
+      </w:r>
+    </w:p>
+    <w:p>
+      <w:pPr>
+        <w:pStyle w:val="BodyText"/>
+      </w:pPr>
+      <w:r>
+        <w:rPr>
+          <w:i/>
+          <w:iCs/>
+        </w:rPr>
+        <w:t xml:space="preserve">P. 119</w:t>
+      </w:r>
+    </w:p>
+    <w:p>
+      <w:pPr>
+        <w:pStyle w:val="BodyText"/>
+      </w:pPr>
+      <w:r>
+        <w:rPr>
+          <w:i/>
+          <w:iCs/>
+        </w:rPr>
+        <w:t xml:space="preserve">2.</w:t>
+      </w:r>
+      <w:r>
+        <w:rPr>
+          <w:i/>
+          <w:iCs/>
+        </w:rPr>
+        <w:t xml:space="preserve"> </w:t>
+      </w:r>
+      <w:r>
+        <w:t xml:space="preserve">Formular hipótesis, como se hace en</w:t>
+      </w:r>
+      <w:r>
+        <w:rPr>
+          <w:i/>
+          <w:iCs/>
+        </w:rPr>
+        <w:t xml:space="preserve"> </w:t>
+      </w:r>
+      <w:r>
+        <w:rPr>
+          <w:i/>
+          <w:iCs/>
+        </w:rPr>
+        <w:t xml:space="preserve">Semiótica de las pasione</w:t>
+      </w:r>
+      <w:r>
+        <w:t xml:space="preserve">s</w:t>
+      </w:r>
+      <w:r>
+        <w:rPr>
+          <w:i/>
+          <w:iCs/>
+        </w:rPr>
+        <w:t xml:space="preserve">,</w:t>
+      </w:r>
+      <w:r>
+        <w:rPr>
+          <w:i/>
+          <w:iCs/>
+        </w:rPr>
+        <w:t xml:space="preserve"> </w:t>
+      </w:r>
+      <w:r>
+        <w:t xml:space="preserve">de que la homogeneización de la existencia semiótica por medio de la proyección de la interoceptividad sobre la exteroceptividad es una operación que pertenece</w:t>
+      </w:r>
+      <w:r>
+        <w:rPr>
+          <w:i/>
+          <w:iCs/>
+        </w:rPr>
+        <w:t xml:space="preserve"> </w:t>
+      </w:r>
+      <w:r>
+        <w:rPr>
+          <w:i/>
+          <w:iCs/>
+        </w:rPr>
+        <w:t xml:space="preserve">al</w:t>
+      </w:r>
+      <w:r>
+        <w:rPr>
+          <w:i/>
+          <w:iCs/>
+        </w:rPr>
+        <w:t xml:space="preserve"> </w:t>
+      </w:r>
+      <w:r>
         <w:t xml:space="preserve">cuerpo propio</w:t>
       </w:r>
       <w:r>
-        <w:t xml:space="preserve">) sean reconocidas como uno de los modelos de lo sensible. Ese modo pertenece, generalmente, al dominio</w:t>
-      </w:r>
-      <w:r>
-        <w:t xml:space="preserve"> </w:t>
-      </w:r>
-      <w:r>
-        <w:rPr>
-          <w:iCs/>
-          <w:i/>
-        </w:rPr>
-        <w:t xml:space="preserve">sensoriomotor</w:t>
-      </w:r>
-      <w:r>
-        <w:t xml:space="preserve">, y se trata simplemente de la sensación de</w:t>
-      </w:r>
-      <w:r>
-        <w:t xml:space="preserve"> </w:t>
-      </w:r>
-      <w:r>
-        <w:rPr>
-          <w:iCs/>
-          <w:i/>
+        <w:rPr>
+          <w:i/>
+          <w:iCs/>
+        </w:rPr>
+        <w:t xml:space="preserve">,</w:t>
+      </w:r>
+      <w:r>
+        <w:rPr>
+          <w:i/>
+          <w:iCs/>
+        </w:rPr>
+        <w:t xml:space="preserve"> </w:t>
+      </w:r>
+      <w:r>
+        <w:t xml:space="preserve">desemboca en una nueva concepción de la</w:t>
+      </w:r>
+      <w:r>
+        <w:rPr>
+          <w:i/>
+          <w:iCs/>
+        </w:rPr>
+        <w:t xml:space="preserve"> </w:t>
+      </w:r>
+      <w:r>
+        <w:t xml:space="preserve">función semiótica. Desde el momento en que la atención recae en la emergencia de la significación a partir de la sensibilidad, el cuerpo y la carne, sede y resorte de dicha sensibilidad, reúnen los dos planos del lenguaje.</w:t>
+      </w:r>
+    </w:p>
+    <w:p>
+      <w:pPr>
+        <w:pStyle w:val="BodyText"/>
+      </w:pPr>
+      <w:r>
+        <w:t xml:space="preserve">3. La mayor parte de las observaciones sobre el rol organizador de la sensoriomotricidad convergen en el hecho particularmente revelador: ella asegura, en efecto, la polarización axiológica de los otros modos de lo sensible. Los sistemas de valores que circulan en los discursos se basa, entre otras cosas, en la experiencia de las “mociones íntimas” que produce la percepción de las figuras del mundo natural. En otros términos, aunque puede ser “racionalizada” posteriormente como resultado de “juicios”, la polarización positiva y negativa de los sistemas de valores es, de hecho, el producto de una experiencia somática.</w:t>
+      </w:r>
+    </w:p>
+    <w:p>
+      <w:pPr>
+        <w:pStyle w:val="BodyText"/>
+      </w:pPr>
+      <w:r>
+        <w:rPr>
+          <w:i/>
+          <w:iCs/>
+        </w:rPr>
+        <w:t xml:space="preserve">FONTANILLE, Jacques (2008). Soma y sema. Figuras semióticas del cuerpo. Lima:</w:t>
+      </w:r>
+      <w:r>
+        <w:rPr>
+          <w:i/>
+          <w:iCs/>
+        </w:rPr>
+        <w:t xml:space="preserve"> </w:t>
+      </w:r>
+      <w:r>
+        <w:t xml:space="preserve">U. de Lima.</w:t>
+      </w:r>
+    </w:p>
+    <w:p>
+      <w:pPr>
+        <w:pStyle w:val="BodyText"/>
+      </w:pPr>
+      <w:r>
+        <w:t xml:space="preserve">P. 120</w:t>
+      </w:r>
+    </w:p>
+    <w:p>
+      <w:pPr>
+        <w:pStyle w:val="BodyText"/>
+      </w:pPr>
+      <w:r>
+        <w:t xml:space="preserve"> </w:t>
+      </w:r>
+      <w:r>
+        <w:t xml:space="preserve">Hemos evocado ya las sensaciones motrices</w:t>
+      </w:r>
+      <w:r>
+        <w:t xml:space="preserve"> </w:t>
+      </w:r>
+      <w:r>
+        <w:rPr>
+          <w:i/>
+          <w:iCs/>
+        </w:rPr>
+        <w:t xml:space="preserve">internas</w:t>
+      </w:r>
+      <w:r>
+        <w:t xml:space="preserve">, lo cual abre el espacio para otro tipo de sensaciones, las</w:t>
+      </w:r>
+      <w:r>
+        <w:t xml:space="preserve"> </w:t>
+      </w:r>
+      <w:r>
+        <w:rPr>
+          <w:i/>
+          <w:iCs/>
+        </w:rPr>
+        <w:t xml:space="preserve">sensaciones motrices</w:t>
+      </w:r>
+      <w:r>
+        <w:t xml:space="preserve"> </w:t>
+      </w:r>
+      <w:r>
+        <w:rPr>
+          <w:i/>
+          <w:iCs/>
+        </w:rPr>
+        <w:t xml:space="preserve">externas</w:t>
+      </w:r>
+      <w:r>
+        <w:t xml:space="preserve">. Estas últimas remiten a dos tipos de movimientos; por un lado, las palpitaciones internas de la carne, latidos del corazón, movimientos respiratorios, gorgoteos y contracciones, etcétera (las</w:t>
+      </w:r>
+      <w:r>
+        <w:t xml:space="preserve"> </w:t>
+      </w:r>
+      <w:r>
+        <w:rPr>
+          <w:i/>
+          <w:iCs/>
         </w:rPr>
         <w:t xml:space="preserve">mociones íntimas</w:t>
       </w:r>
       <w:r>
-        <w:t xml:space="preserve">. Pero una cuestión queda en suspenso: ¿por qué esas palpitaciones vitales se relacionan con la emanación olfativa?</w:t>
-      </w:r>
-    </w:p>
-    <w:p>
-      <w:pPr>
-        <w:pStyle w:val="BodyText"/>
-      </w:pPr>
-      <w:r>
-        <w:t xml:space="preserve">(P. 118) De hecho, la correlación entre la exhalación y el principio vital (el perfume de vida) debe finalmente referirse a la respiración (el aliento vital ...y perfumado), que pertenece también al dominio sensoriomotor, y, más precisamente, a las</w:t>
-      </w:r>
-      <w:r>
-        <w:t xml:space="preserve"> </w:t>
-      </w:r>
-      <w:r>
-        <w:rPr>
-          <w:iCs/>
-          <w:i/>
+        <w:t xml:space="preserve">); por otro, los movimientos del cuerpo propio o de alguno de sus segmentos (los</w:t>
+      </w:r>
+      <w:r>
+        <w:t xml:space="preserve"> </w:t>
+      </w:r>
+      <w:r>
+        <w:rPr>
+          <w:i/>
+          <w:iCs/>
+        </w:rPr>
+        <w:t xml:space="preserve">desplazamientos</w:t>
+      </w:r>
+      <w:r>
+        <w:t xml:space="preserve">). Aunque diferentes, esos dos tipos de sensaciones motrices tienen al menos un punto en común, que justifica su tratamiento en paralelo: ambos ponen en movimiento en centro sensorial, ambos afectan la estabilidad de la carne, de la sustancia material del cuerpo, pero lo hacen de dos maneras diferentes: (1) las</w:t>
+      </w:r>
+      <w:r>
+        <w:t xml:space="preserve"> </w:t>
+      </w:r>
+      <w:r>
+        <w:rPr>
+          <w:i/>
+          <w:iCs/>
         </w:rPr>
         <w:t xml:space="preserve">mociones íntimas</w:t>
       </w:r>
       <w:r>
-        <w:t xml:space="preserve">. En efecto, como el corazón y la sangre, el aliento está también asociado a la vida y a la muerte: el último suspiro, el alma que se escapa con él, son motivos bien conocidos. La percepción de lo</w:t>
-      </w:r>
-      <w:r>
-        <w:t xml:space="preserve"> </w:t>
-      </w:r>
-      <w:r>
-        <w:rPr>
-          <w:iCs/>
-          <w:i/>
-        </w:rPr>
-        <w:t xml:space="preserve">viviente</w:t>
-      </w:r>
-      <w:r>
-        <w:t xml:space="preserve"> </w:t>
-      </w:r>
-      <w:r>
-        <w:t xml:space="preserve">se apoya en las</w:t>
-      </w:r>
-      <w:r>
-        <w:t xml:space="preserve"> </w:t>
-      </w:r>
-      <w:r>
-        <w:rPr>
-          <w:iCs/>
-          <w:i/>
-        </w:rPr>
-        <w:t xml:space="preserve">mociones íntimas</w:t>
-      </w:r>
-      <w:r>
-        <w:t xml:space="preserve"> </w:t>
-      </w:r>
-      <w:r>
-        <w:t xml:space="preserve">en general (latidos, pulsiones, contracción/dilatación)</w:t>
-      </w:r>
-    </w:p>
-    <w:p>
-      <w:pPr>
-        <w:pStyle w:val="BodyText"/>
-      </w:pPr>
-      <w:r>
-        <w:rPr>
-          <w:iCs/>
-          <w:i/>
-        </w:rPr>
-        <w:t xml:space="preserve">FONTANILLE, Jacques (2008). Soma y sema. Figuras semióticas del cuerpo. Lima:</w:t>
-      </w:r>
-      <w:r>
-        <w:rPr>
-          <w:iCs/>
-          <w:i/>
-        </w:rPr>
-        <w:t xml:space="preserve"> </w:t>
-      </w:r>
-      <w:r>
-        <w:t xml:space="preserve">U. de Lima.</w:t>
-      </w:r>
-    </w:p>
-    <w:p>
-      <w:pPr>
-        <w:pStyle w:val="BodyText"/>
-      </w:pPr>
-      <w:r>
-        <w:t xml:space="preserve">P. 118</w:t>
-      </w:r>
-    </w:p>
-    <w:p>
-      <w:pPr>
-        <w:pStyle w:val="BodyText"/>
-      </w:pPr>
-      <w:r>
-        <w:t xml:space="preserve"> </w:t>
-      </w:r>
-      <w:r>
-        <w:t xml:space="preserve">… en ese sentido, la olfacción, así como el contacto íntimo con el aire, están asociados, están asociados con el principio vital por medio de mociones íntimas: la sensoriomotricidad interna forma parte también de la red figurativa semisimbólica; más aún, es el</w:t>
-      </w:r>
-      <w:r>
-        <w:t xml:space="preserve"> </w:t>
-      </w:r>
-      <w:r>
-        <w:rPr>
-          <w:iCs/>
-          <w:i/>
-        </w:rPr>
-        <w:t xml:space="preserve">mediador</w:t>
-      </w:r>
-      <w:r>
-        <w:t xml:space="preserve">, es el término medio de un sistema semisimbólico, lo cual permite que el olor pueda significar la vida y la muerte,</w:t>
-      </w:r>
-    </w:p>
-    <w:p>
-      <w:pPr>
-        <w:pStyle w:val="BodyText"/>
-      </w:pPr>
-      <w:r>
-        <w:t xml:space="preserve"> </w:t>
-      </w:r>
-      <w:r>
-        <w:t xml:space="preserve">El caso del “perfume de vida” tendería a probar igualmente que el modo sensible “a distancia” (el olor, en este caso) recibe una valoración axiológica (</w:t>
-      </w:r>
-      <w:r>
-        <w:rPr>
-          <w:iCs/>
-          <w:i/>
-        </w:rPr>
-        <w:t xml:space="preserve">vida/muerte</w:t>
-      </w:r>
-      <w:r>
-        <w:t xml:space="preserve">) en la medida en que solicita paralelamente el modo sensoriomotor,</w:t>
-      </w:r>
-    </w:p>
-    <w:p>
-      <w:pPr>
-        <w:pStyle w:val="BodyText"/>
-      </w:pPr>
-      <w:r>
-        <w:t xml:space="preserve">El núcleo sensoriomotor</w:t>
-      </w:r>
-    </w:p>
-    <w:p>
-      <w:pPr>
-        <w:pStyle w:val="BodyText"/>
-      </w:pPr>
-      <w:r>
-        <w:t xml:space="preserve">En ese sentido, planteamos la hipótesis más general de que el mundo sensible no puede acceder a la significación del dominio sensoriomotor…</w:t>
-      </w:r>
-    </w:p>
-    <w:p>
-      <w:pPr>
-        <w:pStyle w:val="BodyText"/>
-      </w:pPr>
-      <w:r>
-        <w:t xml:space="preserve"> </w:t>
-      </w:r>
-      <w:r>
-        <w:t xml:space="preserve">El mismo argumento es repetido en los trabajos más recientes de Varela, Thompson y Rosch. Los autores insisten en el hecho de que no existe percepción sin experiencia global, y particularmente, que la</w:t>
-      </w:r>
-      <w:r>
-        <w:t xml:space="preserve"> </w:t>
-      </w:r>
-      <w:r>
-        <w:rPr>
-          <w:iCs/>
-          <w:i/>
-        </w:rPr>
-        <w:t xml:space="preserve">percepción consiste en una acción guiada por la percepción</w:t>
-      </w:r>
-      <w:r>
-        <w:t xml:space="preserve">, o que ls</w:t>
-      </w:r>
-      <w:r>
-        <w:t xml:space="preserve"> </w:t>
-      </w:r>
-      <w:r>
-        <w:rPr>
-          <w:iCs/>
-          <w:i/>
-        </w:rPr>
-        <w:t xml:space="preserve">estructuras cognitivas emergen de los esquemas sensoriomotores recurrentes que permiten que la acción sea guiada por la percepción</w:t>
-      </w:r>
-      <w:r>
-        <w:t xml:space="preserve">. Dicha concepción, que se basa en la enacción, impone una definición</w:t>
-      </w:r>
-      <w:r>
-        <w:t xml:space="preserve"> </w:t>
-      </w:r>
-      <w:r>
-        <w:rPr>
-          <w:iCs/>
-          <w:i/>
-        </w:rPr>
-        <w:t xml:space="preserve">activa</w:t>
-      </w:r>
-      <w:r>
-        <w:rPr>
-          <w:iCs/>
-          <w:i/>
-        </w:rPr>
-        <w:t xml:space="preserve"> </w:t>
-      </w:r>
-      <w:r>
-        <w:t xml:space="preserve">y no</w:t>
-      </w:r>
-      <w:r>
-        <w:t xml:space="preserve"> </w:t>
-      </w:r>
-      <w:r>
-        <w:rPr>
-          <w:iCs/>
-          <w:i/>
-        </w:rPr>
-        <w:t xml:space="preserve">pasiva</w:t>
-      </w:r>
-      <w:r>
-        <w:rPr>
-          <w:iCs/>
-          <w:i/>
-        </w:rPr>
-        <w:t xml:space="preserve"> </w:t>
-      </w:r>
-      <w:r>
-        <w:t xml:space="preserve">de la relación con el mundo sensible.</w:t>
-      </w:r>
-    </w:p>
-    <w:p>
-      <w:pPr>
-        <w:pStyle w:val="BodyText"/>
-      </w:pPr>
-      <w:r>
-        <w:t xml:space="preserve">[</w:t>
-      </w:r>
-      <w:r>
-        <w:rPr>
-          <w:iCs/>
-          <w:i/>
-        </w:rPr>
-        <w:t xml:space="preserve">enacción</w:t>
-      </w:r>
-      <w:r>
-        <w:t xml:space="preserve">: significa hacer emerger mediante la manipulación concreta. La palabra proviene del inglés</w:t>
-      </w:r>
-      <w:r>
-        <w:t xml:space="preserve"> </w:t>
-      </w:r>
-      <w:r>
-        <w:rPr>
-          <w:iCs/>
-          <w:i/>
-        </w:rPr>
-        <w:t xml:space="preserve">enacción, del verbo enact,</w:t>
-      </w:r>
-      <w:r>
-        <w:rPr>
-          <w:iCs/>
-          <w:i/>
-        </w:rPr>
-        <w:t xml:space="preserve"> </w:t>
-      </w:r>
-      <w:r>
-        <w:t xml:space="preserve"> </w:t>
-      </w:r>
-      <w:r>
-        <w:t xml:space="preserve">que significa figurar, representar, poner en acto, promulgar].</w:t>
-      </w:r>
-    </w:p>
-    <w:p>
-      <w:pPr>
-        <w:pStyle w:val="BodyText"/>
-      </w:pPr>
-      <w:r>
-        <w:rPr>
-          <w:iCs/>
-          <w:i/>
-        </w:rPr>
-        <w:t xml:space="preserve">FONTANILLE, Jacques (2008). Soma y sema. Figuras semióticas del cuerpo. Lima:</w:t>
-      </w:r>
-      <w:r>
-        <w:rPr>
-          <w:iCs/>
-          <w:i/>
-        </w:rPr>
-        <w:t xml:space="preserve"> </w:t>
-      </w:r>
-      <w:r>
-        <w:t xml:space="preserve">U. de Lima.</w:t>
-      </w:r>
-    </w:p>
-    <w:p>
-      <w:pPr>
-        <w:pStyle w:val="BodyText"/>
-      </w:pPr>
-      <w:r>
-        <w:t xml:space="preserve">P. 119</w:t>
-      </w:r>
-    </w:p>
-    <w:p>
-      <w:pPr>
-        <w:pStyle w:val="BodyText"/>
-      </w:pPr>
-      <w:r>
-        <w:t xml:space="preserve">En una perspectiva más específicamente semiótica, podríamos justificar nuestra hipótesis de tres maneras:</w:t>
-      </w:r>
-    </w:p>
-    <w:p>
-      <w:pPr>
-        <w:pStyle w:val="BodyText"/>
-      </w:pPr>
-      <w:r>
-        <w:t xml:space="preserve">1. Como cualquier fenómeno significante, los que tienen que ver con la sensorialidad solo pueden ser captados en su devenir, en una transformación que los haga ser otros diferentes, capaces de oponerse unos a otros; … el cambio solo puede ser captado a través de un movimiento del cuerpo; en el espacio, en el tiempo y en el cuerpo, fuera del cuerpo, o incluso entre el interior y el exterior del cuerpo. … toda captación del sentido es una captación del movimiento, que acompaña, precede o provoca dicho movimiento, y que, por consiguiente, es ante todo una sensación de la carne y del cuerpo en</w:t>
-      </w:r>
-      <w:r>
-        <w:t xml:space="preserve"> </w:t>
-      </w:r>
-      <w:r>
-        <w:rPr>
-          <w:iCs/>
-          <w:i/>
-        </w:rPr>
-        <w:t xml:space="preserve">movimiento.</w:t>
-      </w:r>
-    </w:p>
-    <w:p>
-      <w:pPr>
-        <w:pStyle w:val="BodyText"/>
-      </w:pPr>
-      <w:r>
-        <w:rPr>
-          <w:iCs/>
-          <w:i/>
-        </w:rPr>
-        <w:t xml:space="preserve">FONTANILLE, Jacques (2008). Soma y sema. Figuras semióticas del cuerpo. Lima: U. de Lima.</w:t>
-      </w:r>
-    </w:p>
-    <w:p>
-      <w:pPr>
-        <w:pStyle w:val="BodyText"/>
-      </w:pPr>
-      <w:r>
-        <w:rPr>
-          <w:iCs/>
-          <w:i/>
-        </w:rPr>
-        <w:t xml:space="preserve">P. 119</w:t>
-      </w:r>
-    </w:p>
-    <w:p>
-      <w:pPr>
-        <w:pStyle w:val="BodyText"/>
-      </w:pPr>
-      <w:r>
-        <w:rPr>
-          <w:iCs/>
-          <w:i/>
-        </w:rPr>
-        <w:t xml:space="preserve">2.</w:t>
-      </w:r>
-      <w:r>
-        <w:rPr>
-          <w:iCs/>
-          <w:i/>
-        </w:rPr>
-        <w:t xml:space="preserve"> </w:t>
-      </w:r>
-      <w:r>
-        <w:t xml:space="preserve">Formular hipótesis, como se hace en</w:t>
-      </w:r>
-      <w:r>
-        <w:rPr>
-          <w:iCs/>
-          <w:i/>
-        </w:rPr>
-        <w:t xml:space="preserve"> </w:t>
-      </w:r>
-      <w:r>
-        <w:rPr>
-          <w:iCs/>
-          <w:i/>
-        </w:rPr>
-        <w:t xml:space="preserve">Semiótica de las pasione</w:t>
-      </w:r>
-      <w:r>
-        <w:t xml:space="preserve">s</w:t>
-      </w:r>
-      <w:r>
-        <w:rPr>
-          <w:iCs/>
-          <w:i/>
-        </w:rPr>
-        <w:t xml:space="preserve">,</w:t>
-      </w:r>
-      <w:r>
-        <w:rPr>
-          <w:iCs/>
-          <w:i/>
-        </w:rPr>
-        <w:t xml:space="preserve"> </w:t>
-      </w:r>
-      <w:r>
-        <w:t xml:space="preserve">de que la homogeneización de la existencia semiótica por medio de la proyección de la interoceptividad sobre la exteroceptividad es una operación que pertenece</w:t>
-      </w:r>
-      <w:r>
-        <w:rPr>
-          <w:iCs/>
-          <w:i/>
-        </w:rPr>
-        <w:t xml:space="preserve"> </w:t>
-      </w:r>
-      <w:r>
-        <w:rPr>
-          <w:iCs/>
-          <w:i/>
-        </w:rPr>
-        <w:t xml:space="preserve">al</w:t>
-      </w:r>
-      <w:r>
-        <w:rPr>
-          <w:iCs/>
-          <w:i/>
-        </w:rPr>
-        <w:t xml:space="preserve"> </w:t>
-      </w:r>
-      <w:r>
-        <w:t xml:space="preserve">cuerpo propio</w:t>
-      </w:r>
-      <w:r>
-        <w:rPr>
-          <w:iCs/>
-          <w:i/>
-        </w:rPr>
-        <w:t xml:space="preserve">,</w:t>
-      </w:r>
-      <w:r>
-        <w:rPr>
-          <w:iCs/>
-          <w:i/>
-        </w:rPr>
-        <w:t xml:space="preserve"> </w:t>
-      </w:r>
-      <w:r>
-        <w:t xml:space="preserve">desemboca en una nueva concepción de la</w:t>
-      </w:r>
-      <w:r>
-        <w:rPr>
-          <w:iCs/>
-          <w:i/>
-        </w:rPr>
-        <w:t xml:space="preserve"> </w:t>
-      </w:r>
-      <w:r>
-        <w:t xml:space="preserve">función semiótica. Desde el momento en que la atención recae en la emergencia de la significación a partir de la sensibilidad, el cuerpo y la carne, sede y resorte de dicha sensibilidad, reúnen los dos planos del lenguaje.</w:t>
-      </w:r>
-    </w:p>
-    <w:p>
-      <w:pPr>
-        <w:pStyle w:val="BodyText"/>
-      </w:pPr>
-      <w:r>
-        <w:t xml:space="preserve">3. La mayor parte de las observaciones sobre el rol organizador de la sensoriomotricidad convergen en el hecho particularmente revelador: ella asegura, en efecto, la polarización axiológica de los otros modos de lo sensible. Los sistemas de valores que circulan en los discursos se basa, entre otras cosas, en la experiencia de las “mociones íntimas” que produce la percepción de las figuras del mundo natural. En otros términos, aunque puede ser “racionalizada” posteriormente como resultado de “juicios”, la polarización positiva y negativa de los sistemas de valores es, de hecho, el producto de una experiencia somática.</w:t>
-      </w:r>
-    </w:p>
-    <w:p>
-      <w:pPr>
-        <w:pStyle w:val="BodyText"/>
-      </w:pPr>
-      <w:r>
-        <w:rPr>
-          <w:iCs/>
-          <w:i/>
-        </w:rPr>
-        <w:t xml:space="preserve">FONTANILLE, Jacques (2008). Soma y sema. Figuras semióticas del cuerpo. Lima:</w:t>
-      </w:r>
-      <w:r>
-        <w:rPr>
-          <w:iCs/>
-          <w:i/>
-        </w:rPr>
-        <w:t xml:space="preserve"> </w:t>
-      </w:r>
-      <w:r>
-        <w:t xml:space="preserve">U. de Lima.</w:t>
-      </w:r>
-    </w:p>
-    <w:p>
-      <w:pPr>
-        <w:pStyle w:val="BodyText"/>
-      </w:pPr>
-      <w:r>
-        <w:t xml:space="preserve">P. 120</w:t>
-      </w:r>
-    </w:p>
-    <w:p>
-      <w:pPr>
-        <w:pStyle w:val="BodyText"/>
-      </w:pPr>
-      <w:r>
-        <w:t xml:space="preserve"> </w:t>
-      </w:r>
-      <w:r>
-        <w:t xml:space="preserve">Hemos evocado ya las sensaciones motrices</w:t>
-      </w:r>
-      <w:r>
-        <w:t xml:space="preserve"> </w:t>
-      </w:r>
-      <w:r>
-        <w:rPr>
-          <w:iCs/>
-          <w:i/>
-        </w:rPr>
-        <w:t xml:space="preserve">internas</w:t>
-      </w:r>
-      <w:r>
-        <w:t xml:space="preserve">, lo cual abre el espacio para otro tipo de sensaciones, las</w:t>
-      </w:r>
-      <w:r>
-        <w:t xml:space="preserve"> </w:t>
-      </w:r>
-      <w:r>
-        <w:rPr>
-          <w:iCs/>
-          <w:i/>
-        </w:rPr>
-        <w:t xml:space="preserve">sensaciones motrices</w:t>
-      </w:r>
-      <w:r>
-        <w:t xml:space="preserve"> </w:t>
-      </w:r>
-      <w:r>
-        <w:rPr>
-          <w:iCs/>
-          <w:i/>
-        </w:rPr>
-        <w:t xml:space="preserve">externas</w:t>
-      </w:r>
-      <w:r>
-        <w:t xml:space="preserve">. Estas últimas remiten a dos tipos de movimientos; por un lado, las palpitaciones internas de la carne, latidos del corazón, movimientos respiratorios, gorgoteos y contracciones, etcétera (las</w:t>
-      </w:r>
-      <w:r>
-        <w:t xml:space="preserve"> </w:t>
-      </w:r>
-      <w:r>
-        <w:rPr>
-          <w:iCs/>
-          <w:i/>
-        </w:rPr>
-        <w:t xml:space="preserve">mociones íntimas</w:t>
-      </w:r>
-      <w:r>
-        <w:t xml:space="preserve">); por otro, los movimientos del cuerpo propio o de alguno de sus segmentos (los</w:t>
-      </w:r>
-      <w:r>
-        <w:t xml:space="preserve"> </w:t>
-      </w:r>
-      <w:r>
-        <w:rPr>
-          <w:iCs/>
-          <w:i/>
-        </w:rPr>
-        <w:t xml:space="preserve">desplazamientos</w:t>
-      </w:r>
-      <w:r>
-        <w:t xml:space="preserve">). Aunque diferentes, esos dos tipos de sensaciones motrices tienen al menos un punto en común, que justifica su tratamiento en paralelo: ambos ponen en movimiento en centro sensorial, ambos afectan la estabilidad de la carne, de la sustancia material del cuerpo, pero lo hacen de dos maneras diferentes: (1) las</w:t>
-      </w:r>
-      <w:r>
-        <w:t xml:space="preserve"> </w:t>
-      </w:r>
-      <w:r>
-        <w:rPr>
-          <w:iCs/>
-          <w:i/>
-        </w:rPr>
-        <w:t xml:space="preserve">mociones íntimas</w:t>
-      </w:r>
-      <w:r>
         <w:t xml:space="preserve"> </w:t>
       </w:r>
       <w:r>
@@ -6016,15 +6016,15 @@
       </w:r>
       <w:r>
         <w:rPr>
-          <w:iCs/>
-          <w:i/>
+          <w:i/>
+          <w:iCs/>
         </w:rPr>
         <w:t xml:space="preserve">Mí … (2)</w:t>
       </w:r>
       <w:r>
         <w:rPr>
-          <w:iCs/>
-          <w:i/>
+          <w:i/>
+          <w:iCs/>
         </w:rPr>
         <w:t xml:space="preserve"> </w:t>
       </w:r>
@@ -6063,7 +6063,7 @@
 <file path=word/numbering.xml><?xml version="1.0" encoding="utf-8"?>
 <w:numbering xmlns:w="http://schemas.openxmlformats.org/wordprocessingml/2006/main">
   <w:abstractNum w:abstractNumId="990">
-    <w:nsid w:val="A990"/>
+    <w:nsid w:val="0000A990"/>
     <w:multiLevelType w:val="multilevel"/>
     <w:lvl w:ilvl="0">
       <w:numFmt w:val="bullet"/>
@@ -6170,10 +6170,10 @@
     <w:name w:val="Body Text"/>
     <w:basedOn w:val="Normal"/>
     <w:link w:val="BodyTextChar"/>
+    <w:qFormat/>
     <w:pPr>
       <w:spacing w:after="180" w:before="180"/>
     </w:pPr>
-    <w:qFormat/>
   </w:style>
   <w:style w:customStyle="1" w:styleId="FirstParagraph" w:type="paragraph">
     <w:name w:val="First Paragraph"/>
@@ -6245,6 +6245,24 @@
       <w:jc w:val="center"/>
     </w:pPr>
   </w:style>
+  <w:style w:customStyle="1" w:styleId="AbstractTitle" w:type="paragraph">
+    <w:name w:val="Abstract Title"/>
+    <w:basedOn w:val="Normal"/>
+    <w:next w:val="Abstract"/>
+    <w:qFormat/>
+    <w:pPr>
+      <w:keepNext/>
+      <w:keepLines/>
+      <w:spacing w:after="0" w:before="300"/>
+      <w:jc w:val="center"/>
+    </w:pPr>
+    <w:rPr>
+      <w:b/>
+      <w:color w:val="345A8A"/>
+      <w:sz w:val="20"/>
+      <w:szCs w:val="20"/>
+    </w:rPr>
+  </w:style>
   <w:style w:customStyle="1" w:styleId="Abstract" w:type="paragraph">
     <w:name w:val="Abstract"/>
     <w:basedOn w:val="Normal"/>
@@ -6253,7 +6271,7 @@
     <w:pPr>
       <w:keepNext/>
       <w:keepLines/>
-      <w:spacing w:after="300" w:before="300"/>
+      <w:spacing w:after="300" w:before="100"/>
     </w:pPr>
     <w:rPr>
       <w:sz w:val="20"/>
@@ -6348,8 +6366,8 @@
     </w:pPr>
     <w:rPr>
       <w:rFonts w:asciiTheme="majorHAnsi" w:cstheme="majorBidi" w:eastAsiaTheme="majorEastAsia" w:hAnsiTheme="majorHAnsi"/>
+      <w:bCs/>
       <w:i/>
-      <w:bCs/>
       <w:color w:themeColor="accent1" w:val="4F81BD"/>
       <w:sz w:val="24"/>
       <w:szCs w:val="24"/>
@@ -6476,6 +6494,18 @@
     <w:unhideWhenUsed/>
     <w:qFormat/>
   </w:style>
+  <w:style w:styleId="FootnoteBlockText" w:type="paragraph">
+    <w:name w:val="Footnote Block Text"/>
+    <w:basedOn w:val="Footnote Text"/>
+    <w:next w:val="Footnote Text"/>
+    <w:uiPriority w:val="9"/>
+    <w:unhideWhenUsed/>
+    <w:qFormat/>
+    <w:pPr>
+      <w:spacing w:after="100" w:before="100"/>
+      <w:ind w:firstLine="0" w:left="480" w:right="480"/>
+    </w:pPr>
+  </w:style>
   <w:style w:default="1" w:styleId="DefaultParagraphFont" w:type="character">
     <w:name w:val="Default Paragraph Font"/>
     <w:semiHidden/>
@@ -6505,10 +6535,10 @@
         <w:jc w:val="left"/>
       </w:trPr>
       <w:tcPr>
-        <w:vAlign w:val="bottom"/>
         <w:tcBorders>
           <w:bottom w:val="single"/>
         </w:tcBorders>
+        <w:vAlign w:val="bottom"/>
       </w:tcPr>
     </w:tblStylePr>
   </w:style>
@@ -6623,8 +6653,8 @@
     <w:name w:val="KeywordTok"/>
     <w:basedOn w:val="VerbatimChar"/>
     <w:rPr>
+      <w:b/>
       <w:color w:val="007020"/>
-      <w:b/>
     </w:rPr>
   </w:style>
   <w:style w:type="character" w:customStyle="1" w:styleId="DataTypeTok">
@@ -6701,42 +6731,42 @@
     <w:name w:val="ImportTok"/>
     <w:basedOn w:val="VerbatimChar"/>
     <w:rPr>
+      <w:b/>
       <w:color w:val="008000"/>
-      <w:b/>
     </w:rPr>
   </w:style>
   <w:style w:type="character" w:customStyle="1" w:styleId="CommentTok">
     <w:name w:val="CommentTok"/>
     <w:basedOn w:val="VerbatimChar"/>
     <w:rPr>
+      <w:i/>
       <w:color w:val="60a0b0"/>
-      <w:i/>
     </w:rPr>
   </w:style>
   <w:style w:type="character" w:customStyle="1" w:styleId="DocumentationTok">
     <w:name w:val="DocumentationTok"/>
     <w:basedOn w:val="VerbatimChar"/>
     <w:rPr>
+      <w:i/>
       <w:color w:val="ba2121"/>
-      <w:i/>
     </w:rPr>
   </w:style>
   <w:style w:type="character" w:customStyle="1" w:styleId="AnnotationTok">
     <w:name w:val="AnnotationTok"/>
     <w:basedOn w:val="VerbatimChar"/>
     <w:rPr>
-      <w:color w:val="60a0b0"/>
       <w:b/>
       <w:i/>
+      <w:color w:val="60a0b0"/>
     </w:rPr>
   </w:style>
   <w:style w:type="character" w:customStyle="1" w:styleId="CommentVarTok">
     <w:name w:val="CommentVarTok"/>
     <w:basedOn w:val="VerbatimChar"/>
     <w:rPr>
-      <w:color w:val="60a0b0"/>
       <w:b/>
       <w:i/>
+      <w:color w:val="60a0b0"/>
     </w:rPr>
   </w:style>
   <w:style w:type="character" w:customStyle="1" w:styleId="OtherTok">
@@ -6764,8 +6794,8 @@
     <w:name w:val="ControlFlowTok"/>
     <w:basedOn w:val="VerbatimChar"/>
     <w:rPr>
+      <w:b/>
       <w:color w:val="007020"/>
-      <w:b/>
     </w:rPr>
   </w:style>
   <w:style w:type="character" w:customStyle="1" w:styleId="OperatorTok">
@@ -6810,34 +6840,34 @@
     <w:name w:val="InformationTok"/>
     <w:basedOn w:val="VerbatimChar"/>
     <w:rPr>
-      <w:color w:val="60a0b0"/>
       <w:b/>
       <w:i/>
+      <w:color w:val="60a0b0"/>
     </w:rPr>
   </w:style>
   <w:style w:type="character" w:customStyle="1" w:styleId="WarningTok">
     <w:name w:val="WarningTok"/>
     <w:basedOn w:val="VerbatimChar"/>
     <w:rPr>
-      <w:color w:val="60a0b0"/>
       <w:b/>
       <w:i/>
+      <w:color w:val="60a0b0"/>
     </w:rPr>
   </w:style>
   <w:style w:type="character" w:customStyle="1" w:styleId="AlertTok">
     <w:name w:val="AlertTok"/>
     <w:basedOn w:val="VerbatimChar"/>
     <w:rPr>
+      <w:b/>
       <w:color w:val="ff0000"/>
-      <w:b/>
     </w:rPr>
   </w:style>
   <w:style w:type="character" w:customStyle="1" w:styleId="ErrorTok">
     <w:name w:val="ErrorTok"/>
     <w:basedOn w:val="VerbatimChar"/>
     <w:rPr>
+      <w:b/>
       <w:color w:val="ff0000"/>
-      <w:b/>
     </w:rPr>
   </w:style>
   <w:style w:type="character" w:customStyle="1" w:styleId="NormalTok">
